--- a/TAM-doc-VQueue.docx
+++ b/TAM-doc-VQueue.docx
@@ -58,80 +58,215 @@
         </w:tabs>
         <w:bidi w:val="0"/>
         <w:spacing w:before="240" w:after="80"/>
-        <w:ind w:hanging="1134" w:start="1134"/>
-        <w:jc w:val="start"/>
+        <w:jc w:val="left"/>
+        <w:rPr>
+          <w:lang w:val="en-US"/>
+        </w:rPr>
+      </w:pPr>
+      <w:r>
+        <w:rPr>
+          <w:lang w:val="en-US"/>
+        </w:rPr>
+        <w:t>team:</w:t>
+        <w:tab/>
+      </w:r>
+    </w:p>
+    <w:p>
+      <w:pPr>
+        <w:pStyle w:val="Normal"/>
+        <w:tabs>
+          <w:tab w:val="clear" w:pos="708"/>
+          <w:tab w:val="left" w:pos="1134" w:leader="none"/>
+        </w:tabs>
+        <w:bidi w:val="0"/>
+        <w:spacing w:before="240" w:after="80"/>
+        <w:jc w:val="left"/>
+        <w:rPr>
+          <w:lang w:val="en-US"/>
+        </w:rPr>
+      </w:pPr>
+      <w:r>
+        <w:rPr>
+          <w:spacing w:val="0"/>
+          <w:sz w:val="22"/>
+          <w:szCs w:val="22"/>
+          <w:lang w:val="en-US"/>
+        </w:rPr>
+        <w:t xml:space="preserve">• </w:t>
+      </w:r>
+      <w:r>
         <w:rPr>
           <w:b/>
           <w:bCs/>
-          <w:lang w:val="en-US"/>
-        </w:rPr>
-      </w:pPr>
-      <w:r>
-        <w:rPr>
-          <w:lang w:val="en-US"/>
-        </w:rPr>
-        <w:t>team:</w:t>
-        <w:tab/>
+          <w:spacing w:val="0"/>
+          <w:sz w:val="22"/>
+          <w:szCs w:val="22"/>
+          <w:lang w:val="en-US"/>
+        </w:rPr>
+        <w:t>Adam Selmane</w:t>
+      </w:r>
+      <w:r>
+        <w:rPr>
+          <w:spacing w:val="0"/>
+          <w:sz w:val="22"/>
+          <w:szCs w:val="22"/>
+          <w:lang w:val="en-US"/>
+        </w:rPr>
+        <w:t>, xselmaa00</w:t>
+      </w:r>
+    </w:p>
+    <w:p>
+      <w:pPr>
+        <w:pStyle w:val="Normal"/>
+        <w:tabs>
+          <w:tab w:val="clear" w:pos="708"/>
+          <w:tab w:val="left" w:pos="1134" w:leader="none"/>
+        </w:tabs>
+        <w:bidi w:val="0"/>
+        <w:spacing w:before="240" w:after="80"/>
+        <w:jc w:val="left"/>
+        <w:rPr>
+          <w:lang w:val="en-US"/>
+        </w:rPr>
+      </w:pPr>
+      <w:r>
+        <w:rPr>
+          <w:spacing w:val="0"/>
+          <w:sz w:val="22"/>
+          <w:szCs w:val="22"/>
+          <w:lang w:val="en-US"/>
+        </w:rPr>
+        <w:t>•</w:t>
       </w:r>
       <w:r>
         <w:rPr>
           <w:b/>
           <w:bCs/>
-          <w:lang w:val="en-US"/>
-        </w:rPr>
-        <w:t xml:space="preserve">Eyobed </w:t>
+          <w:spacing w:val="0"/>
+          <w:sz w:val="22"/>
+          <w:szCs w:val="22"/>
+          <w:lang w:val="en-US"/>
+        </w:rPr>
+        <w:t xml:space="preserve"> </w:t>
       </w:r>
       <w:r>
         <w:rPr>
           <w:b/>
           <w:bCs/>
-          <w:lang w:val="en-US"/>
-        </w:rPr>
-        <w:t>A.</w:t>
+          <w:spacing w:val="0"/>
+          <w:sz w:val="22"/>
+          <w:szCs w:val="22"/>
+          <w:lang w:val="en-US"/>
+        </w:rPr>
+        <w:t>Eyobed A. Nuri</w:t>
+      </w:r>
+      <w:r>
+        <w:rPr>
+          <w:spacing w:val="0"/>
+          <w:sz w:val="22"/>
+          <w:szCs w:val="22"/>
+          <w:lang w:val="en-US"/>
+        </w:rPr>
+        <w:t>, xnuriey00</w:t>
+      </w:r>
+    </w:p>
+    <w:p>
+      <w:pPr>
+        <w:pStyle w:val="Normal"/>
+        <w:tabs>
+          <w:tab w:val="clear" w:pos="708"/>
+          <w:tab w:val="left" w:pos="1134" w:leader="none"/>
+        </w:tabs>
+        <w:bidi w:val="0"/>
+        <w:spacing w:before="240" w:after="80"/>
+        <w:jc w:val="left"/>
+        <w:rPr>
+          <w:lang w:val="en-US"/>
+        </w:rPr>
+      </w:pPr>
+      <w:r>
+        <w:rPr>
+          <w:spacing w:val="0"/>
+          <w:sz w:val="22"/>
+          <w:szCs w:val="22"/>
+          <w:lang w:val="en-US"/>
+        </w:rPr>
+        <w:t xml:space="preserve">• </w:t>
       </w:r>
       <w:r>
         <w:rPr>
           <w:b/>
           <w:bCs/>
-          <w:lang w:val="en-US"/>
-        </w:rPr>
-        <w:t xml:space="preserve"> Nuri , </w:t>
-      </w:r>
-      <w:r>
-        <w:rPr>
-          <w:b w:val="false"/>
-          <w:bCs w:val="false"/>
-          <w:lang w:val="en-US"/>
-        </w:rPr>
-        <w:t>xnuriey00</w:t>
-      </w:r>
-      <w:r>
-        <w:rPr>
-          <w:lang w:val="en-US"/>
-        </w:rPr>
-        <w:br/>
-      </w:r>
-      <w:r>
-        <w:rPr>
-          <w:b/>
-          <w:lang w:val="en-US"/>
-        </w:rPr>
-        <w:t>Lucas Labhini</w:t>
-      </w:r>
-      <w:r>
-        <w:rPr>
-          <w:lang w:val="en-US"/>
-        </w:rPr>
-        <w:t>, xlogin00</w:t>
-        <w:br/>
+          <w:spacing w:val="0"/>
+          <w:sz w:val="22"/>
+          <w:szCs w:val="22"/>
+          <w:lang w:val="en-US"/>
+        </w:rPr>
+        <w:t>Kaung San</w:t>
+      </w:r>
+      <w:r>
+        <w:rPr>
+          <w:spacing w:val="0"/>
+          <w:sz w:val="22"/>
+          <w:szCs w:val="22"/>
+          <w:lang w:val="en-US"/>
+        </w:rPr>
+        <w:t>, xsankau00</w:t>
+      </w:r>
+    </w:p>
+    <w:p>
+      <w:pPr>
+        <w:pStyle w:val="Normal"/>
+        <w:tabs>
+          <w:tab w:val="clear" w:pos="708"/>
+          <w:tab w:val="left" w:pos="1134" w:leader="none"/>
+        </w:tabs>
+        <w:bidi w:val="0"/>
+        <w:spacing w:before="240" w:after="80"/>
+        <w:jc w:val="left"/>
+        <w:rPr>
+          <w:lang w:val="en-US"/>
+        </w:rPr>
+      </w:pPr>
+      <w:r>
+        <w:rPr>
+          <w:spacing w:val="0"/>
+          <w:sz w:val="22"/>
+          <w:szCs w:val="22"/>
+          <w:lang w:val="en-US"/>
+        </w:rPr>
+        <w:t>•</w:t>
       </w:r>
       <w:r>
         <w:rPr>
           <w:b/>
           <w:bCs/>
-          <w:lang w:val="en-US"/>
-        </w:rPr>
-        <w:t>Adam Selmane,</w:t>
+          <w:spacing w:val="0"/>
+          <w:sz w:val="22"/>
+          <w:szCs w:val="22"/>
+          <w:lang w:val="en-US"/>
+        </w:rPr>
+        <w:t xml:space="preserve"> </w:t>
+      </w:r>
+      <w:r>
+        <w:rPr>
+          <w:b/>
+          <w:bCs/>
+          <w:spacing w:val="0"/>
+          <w:sz w:val="22"/>
+          <w:szCs w:val="22"/>
+          <w:lang w:val="en-US"/>
+        </w:rPr>
+        <w:t>Krystof Michalek</w:t>
+      </w:r>
+      <w:r>
+        <w:rPr>
+          <w:spacing w:val="0"/>
+          <w:sz w:val="22"/>
+          <w:szCs w:val="22"/>
+          <w:lang w:val="en-US"/>
+        </w:rPr>
+        <w:t>, xmicha94</w:t>
       </w:r>
     </w:p>
     <w:p>
@@ -143,20 +278,39 @@
         </w:tabs>
         <w:bidi w:val="0"/>
         <w:spacing w:before="240" w:after="80"/>
-        <w:ind w:hanging="1134" w:start="1134"/>
-        <w:jc w:val="start"/>
+        <w:jc w:val="left"/>
+        <w:rPr>
+          <w:lang w:val="en-US"/>
+        </w:rPr>
+      </w:pPr>
+      <w:r>
+        <w:rPr>
+          <w:spacing w:val="0"/>
+          <w:sz w:val="22"/>
+          <w:szCs w:val="22"/>
+          <w:lang w:val="en-US"/>
+        </w:rPr>
+        <w:t xml:space="preserve">• </w:t>
+      </w:r>
+      <w:r>
         <w:rPr>
           <w:b/>
           <w:bCs/>
-          <w:lang w:val="en-US"/>
-        </w:rPr>
-      </w:pPr>
-      <w:r>
-        <w:rPr>
-          <w:b/>
-          <w:bCs/>
-          <w:lang w:val="en-US"/>
-        </w:rPr>
+          <w:spacing w:val="0"/>
+          <w:sz w:val="22"/>
+          <w:szCs w:val="22"/>
+          <w:lang w:val="en-US"/>
+        </w:rPr>
+        <w:t>Lucas Labhini</w:t>
+      </w:r>
+      <w:r>
+        <w:rPr>
+          <w:spacing w:val="0"/>
+          <w:sz w:val="22"/>
+          <w:szCs w:val="22"/>
+          <w:lang w:val="en-US"/>
+        </w:rPr>
+        <w:t>, xlabhil00</w:t>
       </w:r>
     </w:p>
     <w:p>
@@ -175,7 +329,11 @@
     </w:p>
     <w:p>
       <w:pPr>
-        <w:pStyle w:val="Normal"/>
+        <w:pStyle w:val="BodyText"/>
+        <w:numPr>
+          <w:ilvl w:val="0"/>
+          <w:numId w:val="9"/>
+        </w:numPr>
         <w:bidi w:val="0"/>
         <w:rPr>
           <w:b w:val="false"/>
@@ -190,34 +348,150 @@
           <w:color w:val="000000"/>
           <w:lang w:val="en-US"/>
         </w:rPr>
-        <w:t xml:space="preserve">The purpose of the application is to be a convenient solution to physical queues. It allows users to set up an ordering of people without them having to stand inline. Useful in many instances where this is to occur. The application does not require internet and has no sign up/sign in process. </w:t>
-      </w:r>
-      <w:r>
+        <w:t>Provide a convenient alternative to physical queues</w:t>
+      </w:r>
+    </w:p>
+    <w:p>
+      <w:pPr>
+        <w:pStyle w:val="BodyText"/>
+        <w:numPr>
+          <w:ilvl w:val="0"/>
+          <w:numId w:val="9"/>
+        </w:numPr>
+        <w:bidi w:val="0"/>
         <w:rPr>
           <w:b w:val="false"/>
           <w:bCs w:val="false"/>
           <w:color w:val="000000"/>
-          <w:lang w:val="en-US"/>
-        </w:rPr>
-        <w:t xml:space="preserve">The way it works is simple and trivial. Users </w:t>
-      </w:r>
-      <w:r>
+        </w:rPr>
+      </w:pPr>
+      <w:r>
+        <w:rPr>
+          <w:color w:val="000000"/>
+          <w:lang w:val="en-US"/>
+        </w:rPr>
+        <w:t>Allow people to line up without standing in a physical line</w:t>
+      </w:r>
+    </w:p>
+    <w:p>
+      <w:pPr>
+        <w:pStyle w:val="BodyText"/>
+        <w:numPr>
+          <w:ilvl w:val="0"/>
+          <w:numId w:val="9"/>
+        </w:numPr>
+        <w:bidi w:val="0"/>
         <w:rPr>
           <w:b w:val="false"/>
           <w:bCs w:val="false"/>
           <w:color w:val="000000"/>
-          <w:lang w:val="en-US"/>
-        </w:rPr>
-        <w:t>who</w:t>
-      </w:r>
-      <w:r>
+        </w:rPr>
+      </w:pPr>
+      <w:r>
+        <w:rPr>
+          <w:color w:val="000000"/>
+          <w:lang w:val="en-US"/>
+        </w:rPr>
+        <w:t>A user creates and manages a queue using their phone</w:t>
+      </w:r>
+    </w:p>
+    <w:p>
+      <w:pPr>
+        <w:pStyle w:val="BodyText"/>
+        <w:numPr>
+          <w:ilvl w:val="0"/>
+          <w:numId w:val="13"/>
+        </w:numPr>
+        <w:tabs>
+          <w:tab w:val="clear" w:pos="708"/>
+          <w:tab w:val="left" w:pos="0" w:leader="none"/>
+        </w:tabs>
+        <w:ind w:hanging="283" w:left="720"/>
+        <w:rPr>
+          <w:color w:val="000000"/>
+          <w:lang w:val="en-US"/>
+        </w:rPr>
+      </w:pPr>
+      <w:r>
+        <w:rPr>
+          <w:color w:val="000000"/>
+          <w:lang w:val="en-US"/>
+        </w:rPr>
+        <w:t>Other users join the queue using the same app</w:t>
+      </w:r>
+    </w:p>
+    <w:p>
+      <w:pPr>
+        <w:pStyle w:val="BodyText"/>
+        <w:numPr>
+          <w:ilvl w:val="0"/>
+          <w:numId w:val="14"/>
+        </w:numPr>
+        <w:tabs>
+          <w:tab w:val="clear" w:pos="708"/>
+          <w:tab w:val="left" w:pos="0" w:leader="none"/>
+        </w:tabs>
+        <w:ind w:hanging="283" w:left="720"/>
+        <w:rPr>
+          <w:color w:val="000000"/>
+          <w:lang w:val="en-US"/>
+        </w:rPr>
+      </w:pPr>
+      <w:r>
+        <w:rPr>
+          <w:color w:val="000000"/>
+          <w:lang w:val="en-US"/>
+        </w:rPr>
+        <w:t>The app notifies users when it is their turn</w:t>
+      </w:r>
+    </w:p>
+    <w:p>
+      <w:pPr>
+        <w:pStyle w:val="BodyText"/>
+        <w:numPr>
+          <w:ilvl w:val="0"/>
+          <w:numId w:val="15"/>
+        </w:numPr>
+        <w:tabs>
+          <w:tab w:val="clear" w:pos="708"/>
+          <w:tab w:val="left" w:pos="0" w:leader="none"/>
+        </w:tabs>
+        <w:ind w:hanging="283" w:left="720"/>
+        <w:rPr>
+          <w:color w:val="000000"/>
+          <w:lang w:val="en-US"/>
+        </w:rPr>
+      </w:pPr>
+      <w:r>
+        <w:rPr>
+          <w:color w:val="000000"/>
+          <w:lang w:val="en-US"/>
+        </w:rPr>
+        <w:t>Offline, Uses Bluetooth Low Energy (BLE), a range of approximately 100 meters</w:t>
+      </w:r>
+    </w:p>
+    <w:p>
+      <w:pPr>
+        <w:pStyle w:val="Normal"/>
+        <w:numPr>
+          <w:ilvl w:val="0"/>
+          <w:numId w:val="9"/>
+        </w:numPr>
+        <w:bidi w:val="0"/>
         <w:rPr>
           <w:b w:val="false"/>
           <w:bCs w:val="false"/>
           <w:color w:val="000000"/>
-          <w:lang w:val="en-US"/>
-        </w:rPr>
-        <w:t xml:space="preserve"> want to create a line use their phone to set it up and manage it and users joining the line will just use the same app. The application notifies users when it is their turn</w:t>
+        </w:rPr>
+      </w:pPr>
+      <w:r>
+        <w:rPr>
+          <w:b w:val="false"/>
+          <w:bCs w:val="false"/>
+          <w:color w:val="000000"/>
+          <w:lang w:val="en-US"/>
+        </w:rPr>
+        <w:t>no sign up/sign in</w:t>
       </w:r>
     </w:p>
     <w:p>
@@ -243,15 +517,7 @@
       </w:pPr>
       <w:r>
         <w:rPr/>
-        <w:t>Java and XML in Android studio with Physical device</w:t>
-      </w:r>
-      <w:r>
-        <w:rPr/>
-        <w:t>s</w:t>
-      </w:r>
-      <w:r>
-        <w:rPr/>
-        <w:t xml:space="preserve"> used as a test device. </w:t>
+        <w:t xml:space="preserve">Java and XML in Android studio with Physical devices used as a test device. </w:t>
       </w:r>
     </w:p>
     <w:p>
@@ -266,15 +532,7 @@
       </w:pPr>
       <w:r>
         <w:rPr/>
-        <w:t xml:space="preserve">Bluetooth low energy </w:t>
-      </w:r>
-      <w:r>
-        <w:rPr/>
-        <w:t xml:space="preserve">API </w:t>
-      </w:r>
-      <w:r>
-        <w:rPr/>
-        <w:t>: for wireless fuctionalities described above.</w:t>
+        <w:t>Bluetooth LE API : for wireless fuctionalities described above.</w:t>
       </w:r>
     </w:p>
     <w:p>
@@ -304,50 +562,30 @@
       </w:pPr>
       <w:r>
         <w:rPr/>
-        <w:t>Material design</w:t>
-      </w:r>
-    </w:p>
-    <w:p>
-      <w:pPr>
-        <w:pStyle w:val="Normal"/>
-        <w:bidi w:val="0"/>
-        <w:jc w:val="start"/>
-        <w:rPr/>
-      </w:pPr>
-      <w:r>
-        <w:rPr/>
-        <w:t xml:space="preserve">All neccessry requirements of the app are available in android SDK so nothing </w:t>
-      </w:r>
-      <w:r>
-        <w:rPr/>
-        <w:t>extra</w:t>
-      </w:r>
-      <w:r>
-        <w:rPr/>
-        <w:t xml:space="preserve"> is needed </w:t>
-      </w:r>
-      <w:r>
-        <w:rPr/>
-        <w:t xml:space="preserve">to </w:t>
-      </w:r>
-      <w:r>
-        <w:rPr/>
-        <w:t>build</w:t>
-      </w:r>
-      <w:r>
-        <w:rPr/>
-        <w:t>.</w:t>
-      </w:r>
-    </w:p>
-    <w:p>
-      <w:pPr>
-        <w:pStyle w:val="Normal"/>
-        <w:bidi w:val="0"/>
-        <w:rPr/>
-      </w:pPr>
-      <w:r>
-        <w:rPr/>
-        <w:t>App supports Android versions 5.0 to 15</w:t>
+        <w:t>Material design 2.0</w:t>
+      </w:r>
+    </w:p>
+    <w:p>
+      <w:pPr>
+        <w:pStyle w:val="Normal"/>
+        <w:bidi w:val="0"/>
+        <w:jc w:val="left"/>
+        <w:rPr/>
+      </w:pPr>
+      <w:r>
+        <w:rPr/>
+        <w:t>All neccessry requirements of the app are available in android SDK so nothing extra is needed to build or run.</w:t>
+      </w:r>
+    </w:p>
+    <w:p>
+      <w:pPr>
+        <w:pStyle w:val="Normal"/>
+        <w:bidi w:val="0"/>
+        <w:rPr/>
+      </w:pPr>
+      <w:r>
+        <w:rPr/>
+        <w:t>App supports Android versions 5.0 to 15.</w:t>
       </w:r>
     </w:p>
     <w:p>
@@ -451,11 +689,7 @@
       </w:pPr>
       <w:r>
         <w:rPr/>
-        <w:t xml:space="preserve">Study materials &amp; </w:t>
-      </w:r>
-      <w:r>
-        <w:rPr/>
-        <w:t>Documentation</w:t>
+        <w:t>Study materials &amp; Documentation</w:t>
       </w:r>
     </w:p>
     <w:p>
@@ -470,11 +704,7 @@
       </w:pPr>
       <w:r>
         <w:rPr/>
-        <w:t xml:space="preserve">Android’s Docs at </w:t>
-      </w:r>
-      <w:r>
-        <w:rPr/>
-        <w:t>developer.android.com</w:t>
+        <w:t>Android’s Docs at developer.android.com</w:t>
       </w:r>
     </w:p>
     <w:p>
@@ -489,19 +719,7 @@
       </w:pPr>
       <w:r>
         <w:rPr/>
-        <w:t xml:space="preserve">Material Guidelines at </w:t>
-      </w:r>
-      <w:r>
-        <w:rPr/>
-        <w:t>m</w:t>
-      </w:r>
-      <w:r>
-        <w:rPr/>
-        <w:t>2</w:t>
-      </w:r>
-      <w:r>
-        <w:rPr/>
-        <w:t>.material.io</w:t>
+        <w:t>Material Guidelines at m2.material.io</w:t>
       </w:r>
     </w:p>
     <w:p>
@@ -532,7 +750,144 @@
           <w:color w:val="808080"/>
           <w:lang w:val="en-US"/>
         </w:rPr>
-        <w:t>Describe three things that are best about your project. It is best to show and comment images, in the worst case use text to describe.</w:t>
+        <w:drawing>
+          <wp:anchor behindDoc="0" distT="0" distB="0" distL="0" distR="0" simplePos="0" locked="0" layoutInCell="0" allowOverlap="1" relativeHeight="8">
+            <wp:simplePos x="0" y="0"/>
+            <wp:positionH relativeFrom="column">
+              <wp:posOffset>33655</wp:posOffset>
+            </wp:positionH>
+            <wp:positionV relativeFrom="paragraph">
+              <wp:posOffset>177800</wp:posOffset>
+            </wp:positionV>
+            <wp:extent cx="2089785" cy="4274820"/>
+            <wp:effectExtent l="0" t="0" r="0" b="0"/>
+            <wp:wrapSquare wrapText="bothSides"/>
+            <wp:docPr id="1" name="Image1"/>
+            <wp:cNvGraphicFramePr>
+              <a:graphicFrameLocks xmlns:a="http://schemas.openxmlformats.org/drawingml/2006/main" noChangeAspect="1"/>
+            </wp:cNvGraphicFramePr>
+            <a:graphic xmlns:a="http://schemas.openxmlformats.org/drawingml/2006/main">
+              <a:graphicData uri="http://schemas.openxmlformats.org/drawingml/2006/picture">
+                <pic:pic xmlns:pic="http://schemas.openxmlformats.org/drawingml/2006/picture">
+                  <pic:nvPicPr>
+                    <pic:cNvPr id="1" name="Image1"/>
+                    <pic:cNvPicPr>
+                      <a:picLocks noChangeAspect="1" noChangeArrowheads="1"/>
+                    </pic:cNvPicPr>
+                  </pic:nvPicPr>
+                  <pic:blipFill>
+                    <a:blip r:embed="rId2"/>
+                    <a:stretch>
+                      <a:fillRect/>
+                    </a:stretch>
+                  </pic:blipFill>
+                  <pic:spPr bwMode="auto">
+                    <a:xfrm>
+                      <a:off x="0" y="0"/>
+                      <a:ext cx="2089785" cy="4274820"/>
+                    </a:xfrm>
+                    <a:prstGeom prst="rect">
+                      <a:avLst/>
+                    </a:prstGeom>
+                    <a:noFill/>
+                  </pic:spPr>
+                </pic:pic>
+              </a:graphicData>
+            </a:graphic>
+          </wp:anchor>
+        </w:drawing>
+        <w:drawing>
+          <wp:anchor behindDoc="0" distT="0" distB="0" distL="0" distR="0" simplePos="0" locked="0" layoutInCell="0" allowOverlap="1" relativeHeight="9">
+            <wp:simplePos x="0" y="0"/>
+            <wp:positionH relativeFrom="column">
+              <wp:posOffset>4436745</wp:posOffset>
+            </wp:positionH>
+            <wp:positionV relativeFrom="paragraph">
+              <wp:posOffset>180340</wp:posOffset>
+            </wp:positionV>
+            <wp:extent cx="2060575" cy="4214495"/>
+            <wp:effectExtent l="0" t="0" r="0" b="0"/>
+            <wp:wrapSquare wrapText="bothSides"/>
+            <wp:docPr id="2" name="Image3"/>
+            <wp:cNvGraphicFramePr>
+              <a:graphicFrameLocks xmlns:a="http://schemas.openxmlformats.org/drawingml/2006/main" noChangeAspect="1"/>
+            </wp:cNvGraphicFramePr>
+            <a:graphic xmlns:a="http://schemas.openxmlformats.org/drawingml/2006/main">
+              <a:graphicData uri="http://schemas.openxmlformats.org/drawingml/2006/picture">
+                <pic:pic xmlns:pic="http://schemas.openxmlformats.org/drawingml/2006/picture">
+                  <pic:nvPicPr>
+                    <pic:cNvPr id="2" name="Image3"/>
+                    <pic:cNvPicPr>
+                      <a:picLocks noChangeAspect="1" noChangeArrowheads="1"/>
+                    </pic:cNvPicPr>
+                  </pic:nvPicPr>
+                  <pic:blipFill>
+                    <a:blip r:embed="rId3"/>
+                    <a:stretch>
+                      <a:fillRect/>
+                    </a:stretch>
+                  </pic:blipFill>
+                  <pic:spPr bwMode="auto">
+                    <a:xfrm>
+                      <a:off x="0" y="0"/>
+                      <a:ext cx="2060575" cy="4214495"/>
+                    </a:xfrm>
+                    <a:prstGeom prst="rect">
+                      <a:avLst/>
+                    </a:prstGeom>
+                    <a:noFill/>
+                  </pic:spPr>
+                </pic:pic>
+              </a:graphicData>
+            </a:graphic>
+          </wp:anchor>
+        </w:drawing>
+        <w:drawing>
+          <wp:anchor behindDoc="0" distT="0" distB="0" distL="0" distR="0" simplePos="0" locked="0" layoutInCell="0" allowOverlap="1" relativeHeight="10">
+            <wp:simplePos x="0" y="0"/>
+            <wp:positionH relativeFrom="column">
+              <wp:posOffset>2209800</wp:posOffset>
+            </wp:positionH>
+            <wp:positionV relativeFrom="paragraph">
+              <wp:posOffset>161290</wp:posOffset>
+            </wp:positionV>
+            <wp:extent cx="2079625" cy="4253865"/>
+            <wp:effectExtent l="0" t="0" r="0" b="0"/>
+            <wp:wrapSquare wrapText="bothSides"/>
+            <wp:docPr id="3" name="Image4"/>
+            <wp:cNvGraphicFramePr>
+              <a:graphicFrameLocks xmlns:a="http://schemas.openxmlformats.org/drawingml/2006/main" noChangeAspect="1"/>
+            </wp:cNvGraphicFramePr>
+            <a:graphic xmlns:a="http://schemas.openxmlformats.org/drawingml/2006/main">
+              <a:graphicData uri="http://schemas.openxmlformats.org/drawingml/2006/picture">
+                <pic:pic xmlns:pic="http://schemas.openxmlformats.org/drawingml/2006/picture">
+                  <pic:nvPicPr>
+                    <pic:cNvPr id="3" name="Image4"/>
+                    <pic:cNvPicPr>
+                      <a:picLocks noChangeAspect="1" noChangeArrowheads="1"/>
+                    </pic:cNvPicPr>
+                  </pic:nvPicPr>
+                  <pic:blipFill>
+                    <a:blip r:embed="rId4"/>
+                    <a:stretch>
+                      <a:fillRect/>
+                    </a:stretch>
+                  </pic:blipFill>
+                  <pic:spPr bwMode="auto">
+                    <a:xfrm>
+                      <a:off x="0" y="0"/>
+                      <a:ext cx="2079625" cy="4253865"/>
+                    </a:xfrm>
+                    <a:prstGeom prst="rect">
+                      <a:avLst/>
+                    </a:prstGeom>
+                    <a:noFill/>
+                  </pic:spPr>
+                </pic:pic>
+              </a:graphicData>
+            </a:graphic>
+          </wp:anchor>
+        </w:drawing>
       </w:r>
     </w:p>
     <w:p>
@@ -546,6 +901,234 @@
       </w:pPr>
       <w:r>
         <w:rPr/>
+      </w:r>
+    </w:p>
+    <w:p>
+      <w:pPr>
+        <w:pStyle w:val="Heading1"/>
+        <w:bidi w:val="0"/>
+        <w:spacing w:before="200" w:after="0"/>
+        <w:rPr/>
+      </w:pPr>
+      <w:r>
+        <w:rPr/>
+      </w:r>
+    </w:p>
+    <w:p>
+      <w:pPr>
+        <w:pStyle w:val="Heading1"/>
+        <w:bidi w:val="0"/>
+        <w:spacing w:before="200" w:after="0"/>
+        <w:rPr/>
+      </w:pPr>
+      <w:r>
+        <w:rPr/>
+      </w:r>
+    </w:p>
+    <w:p>
+      <w:pPr>
+        <w:pStyle w:val="Heading1"/>
+        <w:bidi w:val="0"/>
+        <w:spacing w:before="200" w:after="0"/>
+        <w:rPr/>
+      </w:pPr>
+      <w:r>
+        <w:rPr/>
+      </w:r>
+    </w:p>
+    <w:p>
+      <w:pPr>
+        <w:pStyle w:val="Heading1"/>
+        <w:bidi w:val="0"/>
+        <w:spacing w:before="200" w:after="0"/>
+        <w:rPr/>
+      </w:pPr>
+      <w:r>
+        <w:rPr/>
+      </w:r>
+    </w:p>
+    <w:p>
+      <w:pPr>
+        <w:pStyle w:val="Heading1"/>
+        <w:bidi w:val="0"/>
+        <w:spacing w:before="200" w:after="0"/>
+        <w:rPr/>
+      </w:pPr>
+      <w:r>
+        <w:rPr/>
+      </w:r>
+    </w:p>
+    <w:p>
+      <w:pPr>
+        <w:pStyle w:val="Heading1"/>
+        <w:bidi w:val="0"/>
+        <w:spacing w:before="200" w:after="0"/>
+        <w:rPr/>
+      </w:pPr>
+      <w:r>
+        <w:rPr/>
+      </w:r>
+    </w:p>
+    <w:p>
+      <w:pPr>
+        <w:pStyle w:val="Heading1"/>
+        <w:bidi w:val="0"/>
+        <w:spacing w:before="200" w:after="0"/>
+        <w:rPr/>
+      </w:pPr>
+      <w:r>
+        <w:rPr/>
+      </w:r>
+    </w:p>
+    <w:p>
+      <w:pPr>
+        <w:pStyle w:val="Heading1"/>
+        <w:bidi w:val="0"/>
+        <w:spacing w:before="200" w:after="0"/>
+        <w:rPr/>
+      </w:pPr>
+      <w:r>
+        <w:rPr/>
+      </w:r>
+    </w:p>
+    <w:p>
+      <w:pPr>
+        <w:pStyle w:val="Heading1"/>
+        <w:bidi w:val="0"/>
+        <w:spacing w:before="200" w:after="0"/>
+        <w:rPr/>
+      </w:pPr>
+      <w:r>
+        <w:rPr/>
+      </w:r>
+    </w:p>
+    <w:p>
+      <w:pPr>
+        <w:pStyle w:val="Heading1"/>
+        <w:bidi w:val="0"/>
+        <w:spacing w:before="200" w:after="0"/>
+        <w:rPr/>
+      </w:pPr>
+      <w:r>
+        <w:rPr/>
+      </w:r>
+    </w:p>
+    <w:p>
+      <w:pPr>
+        <w:pStyle w:val="Heading1"/>
+        <w:bidi w:val="0"/>
+        <w:spacing w:before="200" w:after="0"/>
+        <w:rPr/>
+      </w:pPr>
+      <w:r>
+        <w:rPr/>
+      </w:r>
+    </w:p>
+    <w:p>
+      <w:pPr>
+        <w:pStyle w:val="Normal"/>
+        <w:bidi w:val="0"/>
+        <w:spacing w:before="200" w:after="0"/>
+        <w:rPr/>
+      </w:pPr>
+      <w:r>
+        <w:rPr/>
+        <w:t xml:space="preserve">we added 3 screen shots which is essentially all of the app to demonstrate. In order : </w:t>
+      </w:r>
+    </w:p>
+    <w:p>
+      <w:pPr>
+        <w:pStyle w:val="Normal"/>
+        <w:bidi w:val="0"/>
+        <w:spacing w:before="200" w:after="0"/>
+        <w:rPr/>
+      </w:pPr>
+      <w:r>
+        <w:rPr/>
+        <w:t>1. shown on all devices on app start up. It scans the area for BLE signals specific to this app. Here we have a `coffee` queue for instance.</w:t>
+      </w:r>
+    </w:p>
+    <w:p>
+      <w:pPr>
+        <w:pStyle w:val="Normal"/>
+        <w:bidi w:val="0"/>
+        <w:spacing w:before="200" w:after="0"/>
+        <w:rPr/>
+      </w:pPr>
+      <w:r>
+        <w:rPr/>
+        <w:t>2.Is the screen for the `coffee` provider, which they created using the + FAB. They have all the queue for the `coffee`  and a small panel to manage it</w:t>
+      </w:r>
+    </w:p>
+    <w:p>
+      <w:pPr>
+        <w:pStyle w:val="Normal"/>
+        <w:bidi w:val="0"/>
+        <w:spacing w:before="200" w:after="0"/>
+        <w:rPr/>
+      </w:pPr>
+      <w:r>
+        <w:rPr/>
+        <w:t>3.Is the screen for those in the line. With some info and a progress bar updated in real time</w:t>
+      </w:r>
+    </w:p>
+    <w:p>
+      <w:pPr>
+        <w:pStyle w:val="Normal"/>
+        <w:bidi w:val="0"/>
+        <w:spacing w:before="200" w:after="0"/>
+        <w:rPr/>
+      </w:pPr>
+      <w:r>
+        <w:rPr/>
+        <w:t>whats Important result here:</w:t>
+      </w:r>
+    </w:p>
+    <w:p>
+      <w:pPr>
+        <w:pStyle w:val="Normal"/>
+        <w:bidi w:val="0"/>
+        <w:spacing w:before="200" w:after="0"/>
+        <w:rPr/>
+      </w:pPr>
+      <w:r>
+        <w:rPr/>
+        <w:t>1.Custom P2P BLE protocol, real time and offline, which is harder to develop than web based centralized online solution</w:t>
+      </w:r>
+    </w:p>
+    <w:p>
+      <w:pPr>
+        <w:pStyle w:val="Normal"/>
+        <w:bidi w:val="0"/>
+        <w:spacing w:before="200" w:after="0"/>
+        <w:rPr/>
+      </w:pPr>
+      <w:r>
+        <w:rPr/>
+        <w:t>2.Material design guidelines, followed to our max ability which we belive is elegant</w:t>
+      </w:r>
+    </w:p>
+    <w:p>
+      <w:pPr>
+        <w:pStyle w:val="Normal"/>
+        <w:bidi w:val="0"/>
+        <w:spacing w:before="200" w:after="0"/>
+        <w:rPr/>
+      </w:pPr>
+      <w:r>
+        <w:rPr/>
+        <w:t xml:space="preserve">3.wide range of device support android 5.0 – 15 </w:t>
+      </w:r>
+    </w:p>
+    <w:p>
+      <w:pPr>
+        <w:pStyle w:val="Heading1"/>
+        <w:bidi w:val="0"/>
+        <w:spacing w:before="200" w:after="0"/>
+        <w:rPr/>
+      </w:pPr>
+      <w:r>
+        <w:rPr/>
         <w:t>Controlling of Created Program</w:t>
       </w:r>
     </w:p>
@@ -557,7 +1140,7 @@
       </w:pPr>
       <w:r>
         <w:rPr/>
-        <w:t xml:space="preserve">In simple terms : </w:t>
+        <w:t xml:space="preserve">In short : </w:t>
       </w:r>
     </w:p>
     <w:p>
@@ -583,27 +1166,7 @@
       </w:pPr>
       <w:r>
         <w:rPr/>
-        <w:t xml:space="preserve">2. Customers scan nearby area, </w:t>
-      </w:r>
-      <w:r>
-        <w:rPr/>
-        <w:t>app lists the queue(s)</w:t>
-      </w:r>
-      <w:r>
-        <w:rPr/>
-        <w:t xml:space="preserve"> and </w:t>
-      </w:r>
-      <w:r>
-        <w:rPr/>
-        <w:t>customers</w:t>
-      </w:r>
-      <w:r>
-        <w:rPr/>
-        <w:t xml:space="preserve"> join </w:t>
-      </w:r>
-      <w:r>
-        <w:rPr/>
-        <w:t>their selection</w:t>
+        <w:t>2. Customers scan nearby area, app lists the queue(s) and customers join their selection</w:t>
       </w:r>
     </w:p>
     <w:p>
@@ -616,11 +1179,7 @@
       </w:pPr>
       <w:r>
         <w:rPr/>
-        <w:t xml:space="preserve">3. </w:t>
-      </w:r>
-      <w:r>
-        <w:rPr/>
-        <w:t>Queue manager sees list of people joined, selects next user FIFO</w:t>
+        <w:t>3. Queue manager sees list of people joined, opertation is first come first served</w:t>
       </w:r>
     </w:p>
     <w:p>
@@ -633,23 +1192,7 @@
       </w:pPr>
       <w:r>
         <w:rPr/>
-        <w:t xml:space="preserve">4. </w:t>
-      </w:r>
-      <w:r>
-        <w:rPr/>
-        <w:t>Customers g</w:t>
-      </w:r>
-      <w:r>
-        <w:rPr/>
-        <w:t xml:space="preserve">et notified when it's </w:t>
-      </w:r>
-      <w:r>
-        <w:rPr/>
-        <w:t>their</w:t>
-      </w:r>
-      <w:r>
-        <w:rPr/>
-        <w:t xml:space="preserve"> turn</w:t>
+        <w:t>4. Customers get notified when it's their turn</w:t>
       </w:r>
     </w:p>
     <w:p>
@@ -712,11 +1255,7 @@
       </w:pPr>
       <w:r>
         <w:rPr/>
-        <w:t>once setup, b</w:t>
-      </w:r>
-      <w:r>
-        <w:rPr/>
-        <w:t xml:space="preserve">oth managers and customers can close the application and do something else with their phones. </w:t>
+        <w:t xml:space="preserve">once setup, both managers and customers can close the application and do something else with their phones. </w:t>
       </w:r>
     </w:p>
     <w:p>
@@ -761,67 +1300,7 @@
       </w:pPr>
       <w:r>
         <w:rPr/>
-        <w:t>W</w:t>
-      </w:r>
-      <w:r>
-        <w:rPr/>
-        <w:t xml:space="preserve">e selected the native Android, </w:t>
-      </w:r>
-      <w:r>
-        <w:rPr/>
-        <w:t xml:space="preserve">used </w:t>
-      </w:r>
-      <w:r>
-        <w:rPr/>
-        <w:t xml:space="preserve">Java </w:t>
-      </w:r>
-      <w:r>
-        <w:rPr/>
-        <w:t xml:space="preserve">(Nobody in the team knows kotlin) </w:t>
-      </w:r>
-      <w:r>
-        <w:rPr/>
-        <w:t>and target</w:t>
-      </w:r>
-      <w:r>
-        <w:rPr/>
-        <w:t>ed</w:t>
-      </w:r>
-      <w:r>
-        <w:rPr/>
-        <w:t xml:space="preserve"> Android 15 </w:t>
-      </w:r>
-      <w:r>
-        <w:rPr/>
-        <w:t>to comply with Google play requirement</w:t>
-      </w:r>
-      <w:r>
-        <w:rPr/>
-        <w:t xml:space="preserve">. </w:t>
-      </w:r>
-      <w:r>
-        <w:rPr/>
-        <w:t xml:space="preserve">We chosen this approch for better </w:t>
-      </w:r>
-      <w:r>
-        <w:rPr/>
-        <w:t xml:space="preserve">low level hardware access specifically for Bluetooth Low Energy advertising and scanning </w:t>
-      </w:r>
-      <w:r>
-        <w:rPr/>
-        <w:t>but sill maintain</w:t>
-      </w:r>
-      <w:r>
-        <w:rPr/>
-        <w:t xml:space="preserve">  compatibility across a wide range of devices (minSdk </w:t>
-      </w:r>
-      <w:r>
-        <w:rPr/>
-        <w:t>is</w:t>
-      </w:r>
-      <w:r>
-        <w:rPr/>
-        <w:t xml:space="preserve"> 21).</w:t>
+        <w:t>We selected the native Android, used Java and targeted Android 15 to comply with Google play requirement. We chosen this for better low level hardware access specifically for Bluetooth LE but sill maintain  compatibility across a wide range of devices.</w:t>
       </w:r>
     </w:p>
     <w:p>
@@ -866,31 +1345,7 @@
       </w:pPr>
       <w:r>
         <w:rPr/>
-        <w:t xml:space="preserve">Navigation Component: This </w:t>
-      </w:r>
-      <w:r>
-        <w:rPr/>
-        <w:t xml:space="preserve">made </w:t>
-      </w:r>
-      <w:r>
-        <w:rPr/>
-        <w:t xml:space="preserve">Fragment </w:t>
-      </w:r>
-      <w:r>
-        <w:rPr/>
-        <w:t>transitions</w:t>
-      </w:r>
-      <w:r>
-        <w:rPr/>
-        <w:t xml:space="preserve"> </w:t>
-      </w:r>
-      <w:r>
-        <w:rPr/>
-        <w:t xml:space="preserve">simple </w:t>
-      </w:r>
-      <w:r>
-        <w:rPr/>
-        <w:t>instead of writing it manually</w:t>
+        <w:t>Navigation Component: This made Fragment transitions simple instead of writing it manually</w:t>
       </w:r>
     </w:p>
     <w:p>
@@ -905,11 +1360,7 @@
       </w:pPr>
       <w:r>
         <w:rPr/>
-        <w:t xml:space="preserve">Room Database: </w:t>
-      </w:r>
-      <w:r>
-        <w:rPr/>
-        <w:t>Some DB was needed to store queue info so the list or the turn would not be wiped if the device killed the process. Room database abstracted away the SQL for us.</w:t>
+        <w:t>Room Database: Some DB was needed to store queue info so the list or the turn would not be wiped if the device killed the process. Room database simplified that.</w:t>
       </w:r>
     </w:p>
     <w:p>
@@ -924,53 +1375,29 @@
       </w:pPr>
       <w:r>
         <w:rPr/>
-        <w:t xml:space="preserve">ViewModel: separate UI from </w:t>
-      </w:r>
-      <w:r>
-        <w:rPr/>
-        <w:t>l</w:t>
-      </w:r>
-      <w:r>
-        <w:rPr/>
-        <w:t xml:space="preserve">ogic </w:t>
-      </w:r>
-      <w:r>
-        <w:rPr/>
-        <w:t>to make</w:t>
-      </w:r>
-      <w:r>
-        <w:rPr/>
-        <w:t xml:space="preserve"> data survive screen rotations </w:t>
-      </w:r>
-    </w:p>
-    <w:p>
-      <w:pPr>
-        <w:pStyle w:val="Normal"/>
-        <w:bidi w:val="0"/>
-        <w:rPr/>
-      </w:pPr>
-      <w:r>
-        <w:rPr/>
-        <w:t>Material UI</w:t>
-      </w:r>
-    </w:p>
-    <w:p>
-      <w:pPr>
-        <w:pStyle w:val="Normal"/>
-        <w:bidi w:val="0"/>
-        <w:rPr/>
-      </w:pPr>
-      <w:r>
-        <w:rPr/>
-        <w:t xml:space="preserve">Documentation : The official Android documentation is vast </w:t>
-      </w:r>
-      <w:r>
-        <w:rPr/>
-        <w:t>and contains sample code and best approch</w:t>
-      </w:r>
-      <w:r>
-        <w:rPr/>
-        <w:t>es</w:t>
+        <w:t xml:space="preserve">ViewModel: separate UI from logic to make data survive screen rotations </w:t>
+      </w:r>
+    </w:p>
+    <w:p>
+      <w:pPr>
+        <w:pStyle w:val="Normal"/>
+        <w:bidi w:val="0"/>
+        <w:rPr/>
+      </w:pPr>
+      <w:r>
+        <w:rPr/>
+        <w:t>Material UI : Nice to follow guides on how to make something look great</w:t>
+      </w:r>
+    </w:p>
+    <w:p>
+      <w:pPr>
+        <w:pStyle w:val="Normal"/>
+        <w:bidi w:val="0"/>
+        <w:rPr/>
+      </w:pPr>
+      <w:r>
+        <w:rPr/>
+        <w:t>Documentation : The official Android docs is vast and contains sample code and best approches</w:t>
       </w:r>
     </w:p>
     <w:p>
@@ -1000,15 +1427,7 @@
       </w:pPr>
       <w:r>
         <w:rPr/>
-        <w:t>B</w:t>
-      </w:r>
-      <w:r>
-        <w:rPr/>
-        <w:t xml:space="preserve">luetooth Low Energy </w:t>
-      </w:r>
-      <w:r>
-        <w:rPr/>
-        <w:t>problems</w:t>
+        <w:t>Bluetooth LE problems</w:t>
       </w:r>
     </w:p>
     <w:p>
@@ -1038,7 +1457,7 @@
       </w:pPr>
       <w:r>
         <w:rPr/>
-        <w:t>Fragmentation and Deprecation</w:t>
+        <w:t>Fragmentation</w:t>
       </w:r>
     </w:p>
     <w:p>
@@ -1053,50 +1472,18 @@
       </w:pPr>
       <w:r>
         <w:rPr/>
-        <w:t xml:space="preserve">API : </w:t>
-      </w:r>
-      <w:r>
-        <w:rPr/>
-        <w:t>They always change</w:t>
-      </w:r>
-      <w:r>
-        <w:rPr/>
-        <w:t xml:space="preserve">. </w:t>
-      </w:r>
-      <w:r>
-        <w:rPr/>
-        <w:t>Almost everything is changed from SDK 21 to 35. especially Bluetooth API’s</w:t>
-      </w:r>
-      <w:r>
-        <w:rPr/>
-        <w:t xml:space="preserve"> Maintaining a minSdk of 21 while targeting 35 require</w:t>
-      </w:r>
-      <w:r>
-        <w:rPr/>
-        <w:t xml:space="preserve">s </w:t>
-      </w:r>
-      <w:r>
-        <w:rPr/>
-        <w:t xml:space="preserve">constant </w:t>
-      </w:r>
-      <w:r>
-        <w:rPr/>
-        <w:t xml:space="preserve">if else </w:t>
-      </w:r>
-      <w:r>
-        <w:rPr/>
-        <w:t>checks.</w:t>
-      </w:r>
-    </w:p>
-    <w:p>
-      <w:pPr>
-        <w:pStyle w:val="Normal"/>
-        <w:bidi w:val="0"/>
-        <w:rPr/>
-      </w:pPr>
-      <w:r>
-        <w:rPr/>
-        <w:t>UI Glitch on diffrent versions of android</w:t>
+        <w:t>APIs : They always change. Almost everything is changed from SDK 21 to 35. especially Bluetooth API’s Maintaining a minSdk of 21 while targeting 35 requires constant if else checks.</w:t>
+      </w:r>
+    </w:p>
+    <w:p>
+      <w:pPr>
+        <w:pStyle w:val="Normal"/>
+        <w:bidi w:val="0"/>
+        <w:rPr/>
+      </w:pPr>
+      <w:r>
+        <w:rPr/>
+        <w:t>UI Glitch on diffrent versions of androids we tested</w:t>
       </w:r>
     </w:p>
     <w:p>
@@ -1122,6 +1509,7 @@
       <w:pPr>
         <w:pStyle w:val="Heading1"/>
         <w:bidi w:val="0"/>
+        <w:spacing w:before="0" w:after="0"/>
         <w:rPr/>
       </w:pPr>
       <w:bookmarkStart w:id="0" w:name="_GoBack"/>
@@ -1135,254 +1523,74 @@
       <w:pPr>
         <w:pStyle w:val="Normal"/>
         <w:bidi w:val="0"/>
-        <w:jc w:val="start"/>
-        <w:rPr/>
-      </w:pPr>
-      <w:r>
-        <w:rPr>
-          <w:lang w:val="en-US"/>
-        </w:rPr>
-        <w:t>Eyobed : develop</w:t>
-      </w:r>
-      <w:r>
-        <w:rPr>
-          <w:lang w:val="en-US"/>
-        </w:rPr>
-        <w:t>ing</w:t>
-      </w:r>
-      <w:r>
-        <w:rPr>
-          <w:lang w:val="en-US"/>
-        </w:rPr>
-        <w:t xml:space="preserve"> concept, </w:t>
-      </w:r>
-      <w:r>
-        <w:rPr>
-          <w:lang w:val="en-US"/>
-        </w:rPr>
-        <w:t>I</w:t>
-      </w:r>
-      <w:r>
-        <w:rPr>
-          <w:lang w:val="en-US"/>
-        </w:rPr>
-        <w:t>nitial architecture, Created UI</w:t>
-      </w:r>
-      <w:r>
-        <w:rPr>
-          <w:lang w:val="en-US"/>
-        </w:rPr>
-        <w:t>+regular updates</w:t>
-      </w:r>
-      <w:r>
-        <w:rPr>
-          <w:lang w:val="en-US"/>
-        </w:rPr>
-        <w:t xml:space="preserve">, </w:t>
-      </w:r>
-      <w:r>
-        <w:rPr>
-          <w:lang w:val="en-US"/>
-        </w:rPr>
-        <w:t>did</w:t>
-      </w:r>
-      <w:r>
-        <w:rPr>
-          <w:lang w:val="en-US"/>
-        </w:rPr>
-        <w:t xml:space="preserve"> queue logic, </w:t>
-      </w:r>
-      <w:r>
-        <w:rPr>
-          <w:lang w:val="en-US"/>
-        </w:rPr>
-        <w:t>did</w:t>
-      </w:r>
-      <w:r>
-        <w:rPr>
-          <w:lang w:val="en-US"/>
-        </w:rPr>
-        <w:t xml:space="preserve"> BLE logic, </w:t>
-      </w:r>
-      <w:r>
-        <w:rPr>
-          <w:lang w:val="en-US"/>
-        </w:rPr>
-        <w:t>Handled merge requests, Handled GooglePlay deployment , presentation and docs,</w:t>
-      </w:r>
-      <w:r>
-        <w:rPr>
-          <w:lang w:val="en-US"/>
-        </w:rPr>
-        <w:t xml:space="preserve"> </w:t>
-      </w:r>
-      <w:r>
-        <w:rPr>
-          <w:lang w:val="en-US"/>
-        </w:rPr>
-        <w:t>Physical device testings, coordinated</w:t>
-      </w:r>
-      <w:r>
-        <w:rPr>
-          <w:lang w:val="en-US"/>
-        </w:rPr>
-        <w:t xml:space="preserve"> the team.</w:t>
-      </w:r>
-    </w:p>
-    <w:p>
-      <w:pPr>
-        <w:pStyle w:val="Normal"/>
-        <w:bidi w:val="0"/>
-        <w:jc w:val="start"/>
-        <w:rPr/>
-      </w:pPr>
-      <w:r>
-        <w:rPr>
-          <w:lang w:val="en-US"/>
-        </w:rPr>
-        <w:t xml:space="preserve">Lucas : </w:t>
-      </w:r>
-      <w:r>
-        <w:rPr>
-          <w:lang w:val="en-US"/>
-        </w:rPr>
-        <w:t>develop</w:t>
-      </w:r>
-      <w:r>
-        <w:rPr>
-          <w:lang w:val="en-US"/>
-        </w:rPr>
-        <w:t>ing</w:t>
-      </w:r>
-      <w:r>
-        <w:rPr>
-          <w:lang w:val="en-US"/>
-        </w:rPr>
-        <w:t xml:space="preserve"> concept, </w:t>
-      </w:r>
-      <w:r>
-        <w:rPr>
-          <w:lang w:val="en-US"/>
-        </w:rPr>
-        <w:t>Improved UI, Fixed navigation bugs, Fixed duplicate Instance Bug. presentation and docs</w:t>
-      </w:r>
-    </w:p>
-    <w:p>
-      <w:pPr>
-        <w:pStyle w:val="Normal"/>
-        <w:bidi w:val="0"/>
-        <w:jc w:val="start"/>
-        <w:rPr>
-          <w:lang w:val="en-US"/>
-        </w:rPr>
-      </w:pPr>
-      <w:r>
-        <w:rPr>
-          <w:lang w:val="en-US"/>
-        </w:rPr>
-        <w:t xml:space="preserve">Adam : </w:t>
-      </w:r>
-      <w:r>
-        <w:rPr>
-          <w:lang w:val="en-US"/>
-        </w:rPr>
-        <w:t>develop</w:t>
-      </w:r>
-      <w:r>
-        <w:rPr>
-          <w:lang w:val="en-US"/>
-        </w:rPr>
-        <w:t>ing</w:t>
-      </w:r>
-      <w:r>
-        <w:rPr>
-          <w:lang w:val="en-US"/>
-        </w:rPr>
-        <w:t xml:space="preserve"> concept,</w:t>
-      </w:r>
-      <w:r>
-        <w:rPr>
-          <w:lang w:val="en-US"/>
-        </w:rPr>
-        <w:t xml:space="preserve"> Added useful features to BLE logic(Sort by RSSI : Translates to physical closeness), presentation and docs</w:t>
-      </w:r>
-    </w:p>
-    <w:p>
-      <w:pPr>
-        <w:pStyle w:val="Normal"/>
-        <w:bidi w:val="0"/>
-        <w:jc w:val="start"/>
-        <w:rPr>
-          <w:lang w:val="en-US"/>
-        </w:rPr>
-      </w:pPr>
-      <w:r>
-        <w:rPr>
-          <w:lang w:val="en-US"/>
-        </w:rPr>
-        <w:t xml:space="preserve">Krystof :  </w:t>
-      </w:r>
-      <w:r>
-        <w:rPr>
-          <w:lang w:val="en-US"/>
-        </w:rPr>
-        <w:t>develop</w:t>
-      </w:r>
-      <w:r>
-        <w:rPr>
-          <w:lang w:val="en-US"/>
-        </w:rPr>
-        <w:t>ing</w:t>
-      </w:r>
-      <w:r>
-        <w:rPr>
-          <w:lang w:val="en-US"/>
-        </w:rPr>
-        <w:t xml:space="preserve"> concept, </w:t>
-      </w:r>
-      <w:r>
-        <w:rPr>
-          <w:lang w:val="en-US"/>
-        </w:rPr>
-        <w:t>presentation and docs, Executed project setup</w:t>
-      </w:r>
-    </w:p>
-    <w:p>
-      <w:pPr>
-        <w:pStyle w:val="Normal"/>
-        <w:bidi w:val="0"/>
-        <w:jc w:val="start"/>
-        <w:rPr/>
-      </w:pPr>
-      <w:r>
-        <w:rPr>
-          <w:lang w:val="en-US"/>
-        </w:rPr>
-        <w:t xml:space="preserve">Kaung:  </w:t>
-      </w:r>
-      <w:r>
-        <w:rPr>
-          <w:lang w:val="en-US"/>
-        </w:rPr>
-        <w:t>develop</w:t>
-      </w:r>
-      <w:r>
-        <w:rPr>
-          <w:lang w:val="en-US"/>
-        </w:rPr>
-        <w:t>ing</w:t>
-      </w:r>
-      <w:r>
-        <w:rPr>
-          <w:lang w:val="en-US"/>
-        </w:rPr>
-        <w:t xml:space="preserve"> concept, </w:t>
-      </w:r>
-      <w:r>
-        <w:rPr>
-          <w:lang w:val="en-US"/>
-        </w:rPr>
-        <w:t>Did some work to add support for the dark mode. Participated in Physical device testings</w:t>
+        <w:jc w:val="left"/>
+        <w:rPr/>
+      </w:pPr>
+      <w:r>
+        <w:rPr>
+          <w:lang w:val="en-US"/>
+        </w:rPr>
+        <w:t>Eyobed : developing concept, Initial architecture, Created UI + regular updates, did queue logic, did BLE logic, Handled merge requests, Handled GooglePlay deployment , presentation and docs, Physical device testings, coordinated the team.</w:t>
+      </w:r>
+    </w:p>
+    <w:p>
+      <w:pPr>
+        <w:pStyle w:val="Normal"/>
+        <w:bidi w:val="0"/>
+        <w:jc w:val="left"/>
+        <w:rPr/>
+      </w:pPr>
+      <w:r>
+        <w:rPr>
+          <w:lang w:val="en-US"/>
+        </w:rPr>
+        <w:t>Lucas : developing concept, Improved UI, Fixed navigation bugs, Fixed duplicate Instance Bug. presentation and docs</w:t>
+      </w:r>
+    </w:p>
+    <w:p>
+      <w:pPr>
+        <w:pStyle w:val="Normal"/>
+        <w:bidi w:val="0"/>
+        <w:jc w:val="left"/>
+        <w:rPr>
+          <w:lang w:val="en-US"/>
+        </w:rPr>
+      </w:pPr>
+      <w:r>
+        <w:rPr>
+          <w:lang w:val="en-US"/>
+        </w:rPr>
+        <w:t>Adam : developing concept, Added useful features to BLE logic(Sort by RSSI : Translates to physical closeness), presentation and docs</w:t>
+      </w:r>
+    </w:p>
+    <w:p>
+      <w:pPr>
+        <w:pStyle w:val="Normal"/>
+        <w:bidi w:val="0"/>
+        <w:jc w:val="left"/>
+        <w:rPr>
+          <w:lang w:val="en-US"/>
+        </w:rPr>
+      </w:pPr>
+      <w:r>
+        <w:rPr>
+          <w:lang w:val="en-US"/>
+        </w:rPr>
+        <w:t>Krystof :  developing concept, presentation and docs, Executed project setup</w:t>
+      </w:r>
+    </w:p>
+    <w:p>
+      <w:pPr>
+        <w:pStyle w:val="Normal"/>
+        <w:bidi w:val="0"/>
+        <w:jc w:val="left"/>
+        <w:rPr/>
+      </w:pPr>
+      <w:r>
+        <w:rPr>
+          <w:lang w:val="en-US"/>
+        </w:rPr>
+        <w:t>Kaung:  developing concept, Did some work to add support for the dark mode. Participated in Physical device testings</w:t>
       </w:r>
     </w:p>
     <w:p>
@@ -1412,128 +1620,23 @@
           <w:color w:val="000000"/>
           <w:lang w:val="en-US"/>
         </w:rPr>
-        <w:t>The</w:t>
-      </w:r>
-      <w:r>
-        <w:rPr>
-          <w:color w:val="000000"/>
-          <w:lang w:val="en-US"/>
-        </w:rPr>
-        <w:t xml:space="preserve"> app's UI is </w:t>
-      </w:r>
-      <w:r>
-        <w:rPr>
-          <w:color w:val="000000"/>
-          <w:lang w:val="en-US"/>
-        </w:rPr>
-        <w:t xml:space="preserve">rather </w:t>
-      </w:r>
-      <w:r>
-        <w:rPr>
-          <w:color w:val="000000"/>
-          <w:lang w:val="en-US"/>
-        </w:rPr>
-        <w:t xml:space="preserve">intentionally simple </w:t>
-      </w:r>
-      <w:r>
-        <w:rPr>
-          <w:color w:val="000000"/>
-          <w:lang w:val="en-US"/>
-        </w:rPr>
-        <w:t>as compared to</w:t>
-      </w:r>
-      <w:r>
-        <w:rPr>
-          <w:color w:val="000000"/>
-          <w:lang w:val="en-US"/>
-        </w:rPr>
-        <w:t xml:space="preserve"> the BLE implementation </w:t>
-      </w:r>
-      <w:r>
-        <w:rPr>
-          <w:color w:val="000000"/>
-          <w:lang w:val="en-US"/>
-        </w:rPr>
-        <w:t xml:space="preserve">that </w:t>
-      </w:r>
-      <w:r>
-        <w:rPr>
-          <w:color w:val="000000"/>
-          <w:lang w:val="en-US"/>
-        </w:rPr>
-        <w:t xml:space="preserve">had to be non standard to support our goal. </w:t>
-      </w:r>
-      <w:r>
-        <w:rPr>
-          <w:color w:val="000000"/>
-          <w:lang w:val="en-US"/>
-        </w:rPr>
-        <w:t xml:space="preserve">To make an effective Queue management the main device needs to support </w:t>
-      </w:r>
-      <w:r>
-        <w:rPr>
-          <w:color w:val="000000"/>
-          <w:lang w:val="en-US"/>
-        </w:rPr>
-        <w:t xml:space="preserve">an unlimited number of client devices, but BLE typically limits a single device to ~7 concurrent connections. </w:t>
-      </w:r>
-    </w:p>
-    <w:p>
-      <w:pPr>
-        <w:pStyle w:val="Normal"/>
-        <w:bidi w:val="0"/>
-        <w:rPr>
-          <w:color w:val="000000"/>
-        </w:rPr>
-      </w:pPr>
-      <w:r>
-        <w:rPr>
-          <w:color w:val="000000"/>
-          <w:lang w:val="en-US"/>
-        </w:rPr>
-        <w:t xml:space="preserve">To </w:t>
-      </w:r>
-      <w:r>
-        <w:rPr>
-          <w:color w:val="000000"/>
-          <w:lang w:val="en-US"/>
-        </w:rPr>
-        <w:t>deal with</w:t>
-      </w:r>
-      <w:r>
-        <w:rPr>
-          <w:color w:val="000000"/>
-          <w:lang w:val="en-US"/>
-        </w:rPr>
-        <w:t xml:space="preserve"> this, we implemented a</w:t>
-      </w:r>
-      <w:r>
-        <w:rPr>
-          <w:color w:val="000000"/>
-          <w:lang w:val="en-US"/>
-        </w:rPr>
-        <w:t>n</w:t>
-      </w:r>
-      <w:r>
-        <w:rPr>
-          <w:color w:val="000000"/>
-          <w:lang w:val="en-US"/>
-        </w:rPr>
-        <w:t xml:space="preserve"> algorithm combining advertising and a temporary GATT server. Clients connect briefly to  obtain a position, then immediately disconnect. Subsequent updates are broadcast via the Advertising API, </w:t>
-      </w:r>
-      <w:r>
-        <w:rPr>
-          <w:color w:val="000000"/>
-          <w:lang w:val="en-US"/>
-        </w:rPr>
-        <w:t>so</w:t>
-      </w:r>
-      <w:r>
-        <w:rPr>
-          <w:color w:val="000000"/>
-          <w:lang w:val="en-US"/>
-        </w:rPr>
-        <w:t xml:space="preserve"> unlimited clients to listen passively without occupying a slot.</w:t>
+        <w:t xml:space="preserve">The app's UI is rather intentionally simple as compared to the BLE implementation that had to be non standard to support our goal. To make an effective Queue management the main device needs to support an unlimited number of client devices, but BLE typically limits a single device to ~7 concurrent connections. </w:t>
+      </w:r>
+    </w:p>
+    <w:p>
+      <w:pPr>
+        <w:pStyle w:val="Normal"/>
+        <w:bidi w:val="0"/>
+        <w:rPr>
+          <w:color w:val="000000"/>
+        </w:rPr>
+      </w:pPr>
+      <w:r>
+        <w:rPr>
+          <w:color w:val="000000"/>
+          <w:lang w:val="en-US"/>
+        </w:rPr>
+        <w:t>To deal with this, we implemented an algorithm combining advertising and a temporary GATT server. Clients connect briefly to  obtain a position, then immediately disconnect. Subsequent updates are broadcast via the Advertising API, so unlimited clients to listen passively without occupying a slot.</w:t>
       </w:r>
     </w:p>
     <w:p>
@@ -1546,7 +1649,10 @@
         </w:rPr>
       </w:pPr>
       <w:r>
-        <w:rPr/>
+        <w:rPr>
+          <w:color w:val="808080"/>
+          <w:lang w:val="en-US"/>
+        </w:rPr>
       </w:r>
     </w:p>
     <w:p>
@@ -1586,15 +1692,7 @@
       </w:pPr>
       <w:r>
         <w:rPr/>
-        <w:t xml:space="preserve">Activity Lifecycles, Special android uitlity libs like DiffUtil, Jetpack navigation, </w:t>
-      </w:r>
-      <w:r>
-        <w:rPr/>
-        <w:t>Room DB</w:t>
-      </w:r>
-      <w:r>
-        <w:rPr/>
-        <w:t xml:space="preserve"> etc…</w:t>
+        <w:t>Activity Lifecycles, Special android uitlity libs like DiffUtil, Jetpack navigation, Room DB etc…</w:t>
       </w:r>
     </w:p>
     <w:p>
@@ -1609,19 +1707,7 @@
       </w:pPr>
       <w:r>
         <w:rPr/>
-        <w:t xml:space="preserve">Material </w:t>
-      </w:r>
-      <w:r>
-        <w:rPr/>
-        <w:t>2.0</w:t>
-      </w:r>
-      <w:r>
-        <w:rPr/>
-        <w:t xml:space="preserve">: Guidelines and Accessible color pallete selection. </w:t>
-      </w:r>
-      <w:r>
-        <w:rPr/>
-        <w:t>Some experiments with 3.0</w:t>
+        <w:t>Material 2.0: Guidelines and Accessible color pallete selection. Some experiments with 3.0</w:t>
       </w:r>
     </w:p>
     <w:p>
@@ -1636,7 +1722,7 @@
       </w:pPr>
       <w:r>
         <w:rPr/>
-        <w:t>Blutooth Low energy API</w:t>
+        <w:t>Blutooth Low energy API and good knowledge of the standard in general</w:t>
       </w:r>
     </w:p>
     <w:p>
@@ -1664,7 +1750,10 @@
         </w:rPr>
       </w:pPr>
       <w:r>
-        <w:rPr/>
+        <w:rPr>
+          <w:color w:val="808080"/>
+          <w:lang w:val="en-US"/>
+        </w:rPr>
       </w:r>
     </w:p>
     <w:p>
@@ -1750,56 +1839,7 @@
           <w:color w:val="000000"/>
           <w:lang w:val="en-US"/>
         </w:rPr>
-        <w:t xml:space="preserve">: byte packing to fit </w:t>
-      </w:r>
-      <w:r>
-        <w:rPr>
-          <w:color w:val="000000"/>
-          <w:lang w:val="en-US"/>
-        </w:rPr>
-        <w:t>app</w:t>
-      </w:r>
-      <w:r>
-        <w:rPr>
-          <w:color w:val="000000"/>
-          <w:lang w:val="en-US"/>
-        </w:rPr>
-        <w:t xml:space="preserve"> </w:t>
-      </w:r>
-      <w:r>
-        <w:rPr>
-          <w:color w:val="000000"/>
-          <w:lang w:val="en-US"/>
-        </w:rPr>
-        <w:t>identification,queue</w:t>
-      </w:r>
-      <w:r>
-        <w:rPr>
-          <w:color w:val="000000"/>
-          <w:lang w:val="en-US"/>
-        </w:rPr>
-        <w:t xml:space="preserve"> info</w:t>
-      </w:r>
-      <w:r>
-        <w:rPr>
-          <w:color w:val="000000"/>
-          <w:lang w:val="en-US"/>
-        </w:rPr>
-        <w:t>rmation, and current status</w:t>
-      </w:r>
-      <w:r>
-        <w:rPr>
-          <w:color w:val="000000"/>
-          <w:lang w:val="en-US"/>
-        </w:rPr>
-        <w:t xml:space="preserve"> into 19 bytes of tiny BLE packets. </w:t>
-      </w:r>
-      <w:r>
-        <w:rPr>
-          <w:color w:val="000000"/>
-          <w:lang w:val="en-US"/>
-        </w:rPr>
-        <w:t>Without this solution, the app would simply not work.</w:t>
+        <w:t>: byte packing to fit app identification,queue information, and current status into 19 bytes of tiny BLE packets. Without this solution, the app would simply not work.</w:t>
       </w:r>
     </w:p>
     <w:p>
@@ -1861,8 +1901,41 @@
           <w:color w:val="000000"/>
           <w:lang w:val="en-US"/>
         </w:rPr>
-        <w:t>T</w:t>
-      </w:r>
+        <w:t>Technical Design: 80%</w:t>
+      </w:r>
+      <w:r>
+        <w:rPr>
+          <w:color w:val="000000"/>
+          <w:lang w:val="en-US"/>
+        </w:rPr>
+        <w:t xml:space="preserve"> </w:t>
+      </w:r>
+    </w:p>
+    <w:p>
+      <w:pPr>
+        <w:pStyle w:val="Normal"/>
+        <w:bidi w:val="0"/>
+        <w:ind w:left="426"/>
+        <w:rPr>
+          <w:color w:val="000000"/>
+        </w:rPr>
+      </w:pPr>
+      <w:r>
+        <w:rPr>
+          <w:color w:val="000000"/>
+          <w:lang w:val="en-US"/>
+        </w:rPr>
+        <w:t>We judge the design elegant. We adopted standard MVC and  separation of  Logic and UI. Single activity fragment based approach  which is modern  way. The data is modeled in objects which is welcome. Not using the latest MVVM and No automated testing: -20%</w:t>
+      </w:r>
+    </w:p>
+    <w:p>
+      <w:pPr>
+        <w:pStyle w:val="Normal"/>
+        <w:bidi w:val="0"/>
+        <w:rPr>
+          <w:color w:val="000000"/>
+        </w:rPr>
+      </w:pPr>
       <w:r>
         <w:rPr>
           <w:rFonts w:ascii="Calibri" w:hAnsi="Calibri"/>
@@ -1870,8 +1943,47 @@
           <w:color w:val="000000"/>
           <w:lang w:val="en-US"/>
         </w:rPr>
-        <w:t xml:space="preserve">echnical Design: </w:t>
-      </w:r>
+        <w:t>Programming: 80%</w:t>
+      </w:r>
+      <w:r>
+        <w:rPr>
+          <w:color w:val="000000"/>
+          <w:lang w:val="en-US"/>
+        </w:rPr>
+        <w:t xml:space="preserve"> </w:t>
+      </w:r>
+    </w:p>
+    <w:p>
+      <w:pPr>
+        <w:pStyle w:val="Normal"/>
+        <w:bidi w:val="0"/>
+        <w:ind w:left="426"/>
+        <w:rPr>
+          <w:color w:val="000000"/>
+        </w:rPr>
+      </w:pPr>
+      <w:r>
+        <w:rPr>
+          <w:color w:val="000000"/>
+          <w:lang w:val="en-US"/>
+        </w:rPr>
+        <w:t xml:space="preserve">All code is native so </w:t>
+      </w:r>
+      <w:r>
+        <w:rPr>
+          <w:color w:val="000000"/>
+        </w:rPr>
+        <w:t>speed and stability are good even on slow devices. The BLE logic can be generalized to be used in similar applications.   Communications are Insecure. So we give 80%</w:t>
+      </w:r>
+    </w:p>
+    <w:p>
+      <w:pPr>
+        <w:pStyle w:val="Normal"/>
+        <w:bidi w:val="0"/>
+        <w:rPr>
+          <w:color w:val="000000"/>
+        </w:rPr>
+      </w:pPr>
       <w:r>
         <w:rPr>
           <w:rFonts w:ascii="Calibri" w:hAnsi="Calibri"/>
@@ -1879,8 +1991,40 @@
           <w:color w:val="000000"/>
           <w:lang w:val="en-US"/>
         </w:rPr>
-        <w:t>8</w:t>
-      </w:r>
+        <w:t>Usability of the Created Solution: 80%</w:t>
+      </w:r>
+      <w:r>
+        <w:rPr>
+          <w:color w:val="000000"/>
+          <w:lang w:val="en-US"/>
+        </w:rPr>
+        <w:t xml:space="preserve"> </w:t>
+      </w:r>
+    </w:p>
+    <w:p>
+      <w:pPr>
+        <w:pStyle w:val="Normal"/>
+        <w:bidi w:val="0"/>
+        <w:ind w:left="426"/>
+        <w:rPr>
+          <w:color w:val="000000"/>
+        </w:rPr>
+      </w:pPr>
+      <w:r>
+        <w:rPr>
+          <w:color w:val="000000"/>
+        </w:rPr>
+        <w:t>zero internet &amp; hardware requirement and no signup for both parties unlike online solutions. the Material 2.0 aesthetics are beautiful(subjective), Application is tiny(1.5MB) whether users are willing to download an app for a queue, remains to be seen...</w:t>
+      </w:r>
+    </w:p>
+    <w:p>
+      <w:pPr>
+        <w:pStyle w:val="Normal"/>
+        <w:bidi w:val="0"/>
+        <w:rPr>
+          <w:color w:val="000000"/>
+        </w:rPr>
+      </w:pPr>
       <w:r>
         <w:rPr>
           <w:rFonts w:ascii="Calibri" w:hAnsi="Calibri"/>
@@ -1888,8 +2032,40 @@
           <w:color w:val="000000"/>
           <w:lang w:val="en-US"/>
         </w:rPr>
-        <w:t>0</w:t>
-      </w:r>
+        <w:t>Use of Resources: 85%</w:t>
+      </w:r>
+      <w:r>
+        <w:rPr>
+          <w:color w:val="000000"/>
+          <w:lang w:val="en-US"/>
+        </w:rPr>
+        <w:t xml:space="preserve"> </w:t>
+      </w:r>
+    </w:p>
+    <w:p>
+      <w:pPr>
+        <w:pStyle w:val="Normal"/>
+        <w:bidi w:val="0"/>
+        <w:ind w:left="426"/>
+        <w:rPr>
+          <w:color w:val="000000"/>
+        </w:rPr>
+      </w:pPr>
+      <w:r>
+        <w:rPr>
+          <w:color w:val="000000"/>
+        </w:rPr>
+        <w:t>We spent some time reading android documentation as there are few if not no examples of similar applications. Particularly BLE. There are no external libraries in the project except ofcourse Material UI, Which we also consulted with its guides to properly implement it.</w:t>
+      </w:r>
+    </w:p>
+    <w:p>
+      <w:pPr>
+        <w:pStyle w:val="Normal"/>
+        <w:bidi w:val="0"/>
+        <w:rPr>
+          <w:color w:val="000000"/>
+        </w:rPr>
+      </w:pPr>
       <w:r>
         <w:rPr>
           <w:rFonts w:ascii="Calibri" w:hAnsi="Calibri"/>
@@ -1897,7 +2073,7 @@
           <w:color w:val="000000"/>
           <w:lang w:val="en-US"/>
         </w:rPr>
-        <w:t>%</w:t>
+        <w:t>Time Management: 70%</w:t>
       </w:r>
       <w:r>
         <w:rPr>
@@ -1911,24 +2087,16 @@
       <w:pPr>
         <w:pStyle w:val="Normal"/>
         <w:bidi w:val="0"/>
-        <w:ind w:start="426"/>
-        <w:rPr>
-          <w:color w:val="000000"/>
-        </w:rPr>
-      </w:pPr>
-      <w:r>
-        <w:rPr>
-          <w:color w:val="000000"/>
-          <w:lang w:val="en-US"/>
-        </w:rPr>
-        <w:t xml:space="preserve">We judge the design to be elegant. We adopted standard MVC pattern and maximized separation of  Logic and UI. Single activity fragment based approach is  modern  way. The data is modeled in objects which is welcome. </w:t>
-      </w:r>
-      <w:r>
-        <w:rPr>
-          <w:color w:val="000000"/>
-          <w:lang w:val="en-US"/>
-        </w:rPr>
-        <w:t>Not using the latest MVVM and No automated testing: -20%</w:t>
+        <w:ind w:left="426"/>
+        <w:rPr>
+          <w:color w:val="000000"/>
+        </w:rPr>
+      </w:pPr>
+      <w:r>
+        <w:rPr>
+          <w:color w:val="000000"/>
+        </w:rPr>
+        <w:t xml:space="preserve">Average. Project was completed not too fast to do any extra features or not too slow to have missing parts. Some rigorous tests on BLE across many kinds of devices would have been good for reliablilty. -30 for this. 70% </w:t>
       </w:r>
     </w:p>
     <w:p>
@@ -1946,7 +2114,7 @@
           <w:color w:val="000000"/>
           <w:lang w:val="en-US"/>
         </w:rPr>
-        <w:t xml:space="preserve">Programming: </w:t>
+        <w:t xml:space="preserve">Team Cooperation: </w:t>
       </w:r>
       <w:r>
         <w:rPr>
@@ -1955,7 +2123,7 @@
           <w:color w:val="000000"/>
           <w:lang w:val="en-US"/>
         </w:rPr>
-        <w:t>8</w:t>
+        <w:t>50</w:t>
       </w:r>
       <w:r>
         <w:rPr>
@@ -1964,7 +2132,7 @@
           <w:color w:val="000000"/>
           <w:lang w:val="en-US"/>
         </w:rPr>
-        <w:t>0%</w:t>
+        <w:t>%</w:t>
       </w:r>
       <w:r>
         <w:rPr>
@@ -1978,89 +2146,24 @@
       <w:pPr>
         <w:pStyle w:val="Normal"/>
         <w:bidi w:val="0"/>
-        <w:ind w:start="426"/>
-        <w:rPr>
-          <w:color w:val="000000"/>
-        </w:rPr>
-      </w:pPr>
-      <w:r>
-        <w:rPr>
-          <w:color w:val="000000"/>
-          <w:lang w:val="en-US"/>
-        </w:rPr>
-        <w:t xml:space="preserve">All code is native so </w:t>
-      </w:r>
-      <w:r>
-        <w:rPr>
-          <w:color w:val="000000"/>
-        </w:rPr>
-        <w:t xml:space="preserve">speed and stability are </w:t>
-      </w:r>
-      <w:r>
-        <w:rPr>
-          <w:color w:val="000000"/>
-        </w:rPr>
-        <w:t>good even on slower devices</w:t>
-      </w:r>
-      <w:r>
-        <w:rPr>
-          <w:color w:val="000000"/>
-        </w:rPr>
-        <w:t xml:space="preserve">. The BLE </w:t>
-      </w:r>
-      <w:r>
-        <w:rPr>
-          <w:color w:val="000000"/>
-        </w:rPr>
-        <w:t xml:space="preserve">logic </w:t>
-      </w:r>
-      <w:r>
-        <w:rPr>
-          <w:color w:val="000000"/>
-        </w:rPr>
-        <w:t xml:space="preserve">can be generalized to be used in similar applications.  Although we say reusability suffers a bit </w:t>
-      </w:r>
-      <w:r>
-        <w:rPr>
-          <w:color w:val="000000"/>
-        </w:rPr>
-        <w:t>due to tight coupling</w:t>
-      </w:r>
-      <w:r>
-        <w:rPr>
-          <w:color w:val="000000"/>
-        </w:rPr>
-        <w:t>.</w:t>
-      </w:r>
-      <w:r>
-        <w:rPr>
-          <w:color w:val="000000"/>
-        </w:rPr>
-        <w:t xml:space="preserve"> Communications are Insecure</w:t>
-      </w:r>
-      <w:r>
-        <w:rPr>
-          <w:color w:val="000000"/>
-        </w:rPr>
-        <w:t xml:space="preserve">. </w:t>
-      </w:r>
-      <w:r>
-        <w:rPr>
-          <w:color w:val="000000"/>
-        </w:rPr>
-        <w:t xml:space="preserve">So we give </w:t>
-      </w:r>
-      <w:r>
-        <w:rPr>
-          <w:color w:val="000000"/>
-        </w:rPr>
-        <w:t>8</w:t>
-      </w:r>
-      <w:r>
-        <w:rPr>
-          <w:color w:val="000000"/>
-        </w:rPr>
-        <w:t>0%</w:t>
+        <w:ind w:left="426"/>
+        <w:rPr>
+          <w:color w:val="000000"/>
+        </w:rPr>
+      </w:pPr>
+      <w:r>
+        <w:rPr>
+          <w:color w:val="000000"/>
+          <w:lang w:val="en-US"/>
+        </w:rPr>
+        <w:t xml:space="preserve">Not good. We used Git/Gitlab to collaborate and sync. </w:t>
+      </w:r>
+      <w:r>
+        <w:rPr>
+          <w:color w:val="000000"/>
+          <w:lang w:val="en-US"/>
+        </w:rPr>
+        <w:t>There were also a few meetings in person and online.</w:t>
       </w:r>
     </w:p>
     <w:p>
@@ -2078,8 +2181,96 @@
           <w:color w:val="000000"/>
           <w:lang w:val="en-US"/>
         </w:rPr>
-        <w:t xml:space="preserve">Usability of the Created Solution: </w:t>
-      </w:r>
+        <w:t>Chances of Publishing the App: 95%</w:t>
+      </w:r>
+    </w:p>
+    <w:p>
+      <w:pPr>
+        <w:pStyle w:val="Normal"/>
+        <w:bidi w:val="0"/>
+        <w:ind w:left="426"/>
+        <w:rPr>
+          <w:color w:val="000000"/>
+        </w:rPr>
+      </w:pPr>
+      <w:r>
+        <w:rPr>
+          <w:color w:val="000000"/>
+        </w:rPr>
+        <w:t>As recommended, The team contributed the store fees and completed all preliminaries. App is deployed but publication is delayed due to problems with testers dedication. Probably will go live by mid january,2026. -5% in case Google rejects it.</w:t>
+      </w:r>
+    </w:p>
+    <w:p>
+      <w:pPr>
+        <w:pStyle w:val="Normal"/>
+        <w:bidi w:val="0"/>
+        <w:ind w:left="426"/>
+        <w:rPr>
+          <w:color w:val="000000"/>
+        </w:rPr>
+      </w:pPr>
+      <w:r>
+        <w:rPr>
+          <w:color w:val="000000"/>
+        </w:rPr>
+        <w:t>To verify</w:t>
+      </w:r>
+      <w:r>
+        <w:rPr>
+          <w:color w:val="000000"/>
+        </w:rPr>
+        <w:t xml:space="preserve">: published for testers </w:t>
+      </w:r>
+      <w:r>
+        <w:rPr>
+          <w:color w:val="000000"/>
+        </w:rPr>
+        <w:t xml:space="preserve">here </w:t>
+      </w:r>
+      <w:hyperlink r:id="rId5">
+        <w:r>
+          <w:rPr>
+            <w:rStyle w:val="Hyperlink"/>
+            <w:color w:val="000000"/>
+          </w:rPr>
+          <w:t xml:space="preserve">https://groups.google.com/g/vqueue/ </w:t>
+        </w:r>
+      </w:hyperlink>
+      <w:r>
+        <w:rPr>
+          <w:rStyle w:val="Hyperlink"/>
+          <w:color w:val="000000"/>
+          <w:u w:val="none"/>
+        </w:rPr>
+        <w:t xml:space="preserve"> </w:t>
+      </w:r>
+      <w:r>
+        <w:rPr>
+          <w:rStyle w:val="Hyperlink"/>
+          <w:color w:val="000000"/>
+          <w:u w:val="none"/>
+        </w:rPr>
+        <w:t xml:space="preserve">then </w:t>
+      </w:r>
+      <w:hyperlink r:id="rId6">
+        <w:r>
+          <w:rPr>
+            <w:rStyle w:val="Hyperlink"/>
+            <w:color w:val="000000"/>
+            <w:u w:val="none"/>
+          </w:rPr>
+          <w:t>PlayStore Link</w:t>
+        </w:r>
+      </w:hyperlink>
+    </w:p>
+    <w:p>
+      <w:pPr>
+        <w:pStyle w:val="Normal"/>
+        <w:bidi w:val="0"/>
+        <w:rPr>
+          <w:color w:val="000000"/>
+        </w:rPr>
+      </w:pPr>
       <w:r>
         <w:rPr>
           <w:rFonts w:ascii="Calibri" w:hAnsi="Calibri"/>
@@ -2087,16 +2278,7 @@
           <w:color w:val="000000"/>
           <w:lang w:val="en-US"/>
         </w:rPr>
-        <w:t>7</w:t>
-      </w:r>
-      <w:r>
-        <w:rPr>
-          <w:rFonts w:ascii="Calibri" w:hAnsi="Calibri"/>
-          <w:b/>
-          <w:color w:val="000000"/>
-          <w:lang w:val="en-US"/>
-        </w:rPr>
-        <w:t>0%</w:t>
+        <w:t>Overall Impression: 80%</w:t>
       </w:r>
       <w:r>
         <w:rPr>
@@ -2110,449 +2292,17 @@
       <w:pPr>
         <w:pStyle w:val="Normal"/>
         <w:bidi w:val="0"/>
-        <w:ind w:start="426"/>
-        <w:rPr>
-          <w:color w:val="000000"/>
-        </w:rPr>
-      </w:pPr>
-      <w:r>
-        <w:rPr>
-          <w:color w:val="000000"/>
-        </w:rPr>
-        <w:t xml:space="preserve">zero </w:t>
-      </w:r>
-      <w:r>
-        <w:rPr>
-          <w:color w:val="000000"/>
-        </w:rPr>
-        <w:t>internet</w:t>
-      </w:r>
-      <w:r>
-        <w:rPr>
-          <w:color w:val="000000"/>
-        </w:rPr>
-        <w:t xml:space="preserve"> </w:t>
-      </w:r>
-      <w:r>
-        <w:rPr>
-          <w:color w:val="000000"/>
-        </w:rPr>
-        <w:t xml:space="preserve">&amp; </w:t>
-      </w:r>
-      <w:r>
-        <w:rPr>
-          <w:color w:val="000000"/>
-        </w:rPr>
-        <w:t xml:space="preserve">hardware requirement </w:t>
-      </w:r>
-      <w:r>
-        <w:rPr>
-          <w:color w:val="000000"/>
-        </w:rPr>
-        <w:t xml:space="preserve">and no signup for both parties unlike online solutions. </w:t>
-      </w:r>
-      <w:r>
-        <w:rPr>
-          <w:color w:val="000000"/>
-        </w:rPr>
-        <w:t xml:space="preserve">the Material 2.0 aesthetics are </w:t>
-      </w:r>
-      <w:r>
-        <w:rPr>
-          <w:color w:val="000000"/>
-        </w:rPr>
-        <w:t>standard</w:t>
-      </w:r>
-      <w:r>
-        <w:rPr>
-          <w:color w:val="000000"/>
-        </w:rPr>
-        <w:t>,</w:t>
-      </w:r>
-      <w:r>
-        <w:rPr>
-          <w:color w:val="000000"/>
-        </w:rPr>
-        <w:t xml:space="preserve"> Application is tiny in modern standards(1.5MB) whether users are willing to download an app for a queue, remains to be seen...</w:t>
-      </w:r>
-    </w:p>
-    <w:p>
-      <w:pPr>
-        <w:pStyle w:val="Normal"/>
-        <w:bidi w:val="0"/>
-        <w:rPr>
-          <w:color w:val="000000"/>
-        </w:rPr>
-      </w:pPr>
-      <w:r>
-        <w:rPr>
-          <w:rFonts w:ascii="Calibri" w:hAnsi="Calibri"/>
-          <w:b/>
-          <w:color w:val="000000"/>
-          <w:lang w:val="en-US"/>
-        </w:rPr>
-        <w:t xml:space="preserve">Use of Resources: </w:t>
-      </w:r>
-      <w:r>
-        <w:rPr>
-          <w:rFonts w:ascii="Calibri" w:hAnsi="Calibri"/>
-          <w:b/>
-          <w:color w:val="000000"/>
-          <w:lang w:val="en-US"/>
-        </w:rPr>
-        <w:t>8</w:t>
-      </w:r>
-      <w:r>
-        <w:rPr>
-          <w:rFonts w:ascii="Calibri" w:hAnsi="Calibri"/>
-          <w:b/>
-          <w:color w:val="000000"/>
-          <w:lang w:val="en-US"/>
-        </w:rPr>
-        <w:t>0%</w:t>
-      </w:r>
-      <w:r>
-        <w:rPr>
-          <w:color w:val="000000"/>
-          <w:lang w:val="en-US"/>
-        </w:rPr>
-        <w:t xml:space="preserve"> </w:t>
-      </w:r>
-    </w:p>
-    <w:p>
-      <w:pPr>
-        <w:pStyle w:val="Normal"/>
-        <w:bidi w:val="0"/>
-        <w:ind w:start="426"/>
-        <w:rPr>
-          <w:color w:val="000000"/>
-        </w:rPr>
-      </w:pPr>
-      <w:r>
-        <w:rPr>
-          <w:color w:val="000000"/>
-        </w:rPr>
-        <w:t>We spent some time reading android documentation as there are few if not no examples of similar applications. Particularly BLE. There are no external libraries in the project except ofcourse Material UI, Which we also consulted with its guides to properly implement it.</w:t>
-      </w:r>
-    </w:p>
-    <w:p>
-      <w:pPr>
-        <w:pStyle w:val="Normal"/>
-        <w:bidi w:val="0"/>
-        <w:rPr>
-          <w:color w:val="000000"/>
-        </w:rPr>
-      </w:pPr>
-      <w:r>
-        <w:rPr>
-          <w:rFonts w:ascii="Calibri" w:hAnsi="Calibri"/>
-          <w:b/>
-          <w:color w:val="000000"/>
-          <w:lang w:val="en-US"/>
-        </w:rPr>
-        <w:t xml:space="preserve">Time Management: </w:t>
-      </w:r>
-      <w:r>
-        <w:rPr>
-          <w:rFonts w:ascii="Calibri" w:hAnsi="Calibri"/>
-          <w:b/>
-          <w:color w:val="000000"/>
-          <w:lang w:val="en-US"/>
-        </w:rPr>
-        <w:t>7</w:t>
-      </w:r>
-      <w:r>
-        <w:rPr>
-          <w:rFonts w:ascii="Calibri" w:hAnsi="Calibri"/>
-          <w:b/>
-          <w:color w:val="000000"/>
-          <w:lang w:val="en-US"/>
-        </w:rPr>
-        <w:t>0</w:t>
-      </w:r>
-      <w:r>
-        <w:rPr>
-          <w:rFonts w:ascii="Calibri" w:hAnsi="Calibri"/>
-          <w:b/>
-          <w:color w:val="000000"/>
-          <w:lang w:val="en-US"/>
-        </w:rPr>
-        <w:t>%</w:t>
-      </w:r>
-      <w:r>
-        <w:rPr>
-          <w:color w:val="000000"/>
-          <w:lang w:val="en-US"/>
-        </w:rPr>
-        <w:t xml:space="preserve"> </w:t>
-      </w:r>
-    </w:p>
-    <w:p>
-      <w:pPr>
-        <w:pStyle w:val="Normal"/>
-        <w:bidi w:val="0"/>
-        <w:ind w:start="426"/>
-        <w:rPr>
-          <w:color w:val="000000"/>
-        </w:rPr>
-      </w:pPr>
-      <w:r>
-        <w:rPr>
-          <w:color w:val="000000"/>
-        </w:rPr>
-        <w:t>Average. Project was completed not too fast to do any extra features or not too slow to have missing parts. Some rigorous tests on BLE across many kinds of devices would have been good for reliablilty. -</w:t>
-      </w:r>
-      <w:r>
-        <w:rPr>
-          <w:color w:val="000000"/>
-        </w:rPr>
-        <w:t>3</w:t>
-      </w:r>
-      <w:r>
-        <w:rPr>
-          <w:color w:val="000000"/>
-        </w:rPr>
-        <w:t xml:space="preserve">0 for this. </w:t>
-      </w:r>
-      <w:r>
-        <w:rPr>
-          <w:color w:val="000000"/>
-        </w:rPr>
-        <w:t>7</w:t>
-      </w:r>
-      <w:r>
-        <w:rPr>
-          <w:color w:val="000000"/>
-        </w:rPr>
-        <w:t xml:space="preserve">0% </w:t>
-      </w:r>
-    </w:p>
-    <w:p>
-      <w:pPr>
-        <w:pStyle w:val="Normal"/>
-        <w:bidi w:val="0"/>
-        <w:rPr>
-          <w:color w:val="000000"/>
-        </w:rPr>
-      </w:pPr>
-      <w:r>
-        <w:rPr>
-          <w:rFonts w:ascii="Calibri" w:hAnsi="Calibri"/>
-          <w:b/>
-          <w:color w:val="000000"/>
-          <w:lang w:val="en-US"/>
-        </w:rPr>
-        <w:t xml:space="preserve">Team Cooperation: </w:t>
-      </w:r>
-      <w:r>
-        <w:rPr>
-          <w:rFonts w:ascii="Calibri" w:hAnsi="Calibri"/>
-          <w:b/>
-          <w:color w:val="000000"/>
-          <w:lang w:val="en-US"/>
-        </w:rPr>
-        <w:t>40</w:t>
-      </w:r>
-      <w:r>
-        <w:rPr>
-          <w:rFonts w:ascii="Calibri" w:hAnsi="Calibri"/>
-          <w:b/>
-          <w:color w:val="000000"/>
-          <w:lang w:val="en-US"/>
-        </w:rPr>
-        <w:t>%</w:t>
-      </w:r>
-      <w:r>
-        <w:rPr>
-          <w:color w:val="000000"/>
-          <w:lang w:val="en-US"/>
-        </w:rPr>
-        <w:t xml:space="preserve"> </w:t>
-      </w:r>
-    </w:p>
-    <w:p>
-      <w:pPr>
-        <w:pStyle w:val="Normal"/>
-        <w:bidi w:val="0"/>
-        <w:ind w:start="426"/>
-        <w:rPr>
-          <w:color w:val="000000"/>
-        </w:rPr>
-      </w:pPr>
-      <w:r>
-        <w:rPr>
-          <w:color w:val="000000"/>
-          <w:lang w:val="en-US"/>
-        </w:rPr>
-        <w:t>Not good</w:t>
-      </w:r>
-      <w:r>
-        <w:rPr>
-          <w:color w:val="000000"/>
-          <w:lang w:val="en-US"/>
-        </w:rPr>
-        <w:t xml:space="preserve">. </w:t>
-      </w:r>
-      <w:r>
-        <w:rPr>
-          <w:color w:val="000000"/>
-          <w:lang w:val="en-US"/>
-        </w:rPr>
-        <w:t>Could</w:t>
-      </w:r>
-      <w:r>
-        <w:rPr>
-          <w:color w:val="000000"/>
-          <w:lang w:val="en-US"/>
-        </w:rPr>
-        <w:t xml:space="preserve"> have been better. </w:t>
-      </w:r>
-    </w:p>
-    <w:p>
-      <w:pPr>
-        <w:pStyle w:val="Normal"/>
-        <w:bidi w:val="0"/>
-        <w:rPr>
-          <w:color w:val="000000"/>
-        </w:rPr>
-      </w:pPr>
-      <w:r>
-        <w:rPr>
-          <w:rFonts w:ascii="Calibri" w:hAnsi="Calibri"/>
-          <w:b/>
-          <w:color w:val="000000"/>
-          <w:lang w:val="en-US"/>
-        </w:rPr>
-        <w:t xml:space="preserve">Chances of Publishing the App: </w:t>
-      </w:r>
-      <w:r>
-        <w:rPr>
-          <w:rFonts w:ascii="Calibri" w:hAnsi="Calibri"/>
-          <w:b/>
-          <w:color w:val="000000"/>
-          <w:lang w:val="en-US"/>
-        </w:rPr>
-        <w:t>99</w:t>
-      </w:r>
-      <w:r>
-        <w:rPr>
-          <w:rFonts w:ascii="Calibri" w:hAnsi="Calibri"/>
-          <w:b/>
-          <w:color w:val="000000"/>
-          <w:lang w:val="en-US"/>
-        </w:rPr>
-        <w:t>%</w:t>
-      </w:r>
-    </w:p>
-    <w:p>
-      <w:pPr>
-        <w:pStyle w:val="Normal"/>
-        <w:bidi w:val="0"/>
-        <w:ind w:start="426"/>
-        <w:rPr>
-          <w:color w:val="000000"/>
-        </w:rPr>
-      </w:pPr>
-      <w:r>
-        <w:rPr>
-          <w:color w:val="000000"/>
-        </w:rPr>
-        <w:t xml:space="preserve">The team </w:t>
-      </w:r>
-      <w:r>
-        <w:rPr>
-          <w:color w:val="000000"/>
-        </w:rPr>
-        <w:t>contributed</w:t>
-      </w:r>
-      <w:r>
-        <w:rPr>
-          <w:color w:val="000000"/>
-        </w:rPr>
-        <w:t xml:space="preserve"> the Google Play developer fee and completed all preliminaries. but publication is delayed due to insufficient active testers.</w:t>
-      </w:r>
-    </w:p>
-    <w:p>
-      <w:pPr>
-        <w:pStyle w:val="Normal"/>
-        <w:bidi w:val="0"/>
-        <w:rPr>
-          <w:color w:val="000000"/>
-        </w:rPr>
-      </w:pPr>
-      <w:r>
-        <w:rPr>
-          <w:rFonts w:ascii="Calibri" w:hAnsi="Calibri"/>
-          <w:b/>
-          <w:color w:val="000000"/>
-          <w:lang w:val="en-US"/>
-        </w:rPr>
-        <w:t xml:space="preserve">Overall Impression: </w:t>
-      </w:r>
-      <w:r>
-        <w:rPr>
-          <w:rFonts w:ascii="Calibri" w:hAnsi="Calibri"/>
-          <w:b/>
-          <w:color w:val="000000"/>
-          <w:lang w:val="en-US"/>
-        </w:rPr>
-        <w:t>8</w:t>
-      </w:r>
-      <w:r>
-        <w:rPr>
-          <w:rFonts w:ascii="Calibri" w:hAnsi="Calibri"/>
-          <w:b/>
-          <w:color w:val="000000"/>
-          <w:lang w:val="en-US"/>
-        </w:rPr>
-        <w:t>0</w:t>
-      </w:r>
-      <w:r>
-        <w:rPr>
-          <w:rFonts w:ascii="Calibri" w:hAnsi="Calibri"/>
-          <w:b/>
-          <w:color w:val="000000"/>
-          <w:lang w:val="en-US"/>
-        </w:rPr>
-        <w:t>%</w:t>
-      </w:r>
-      <w:r>
-        <w:rPr>
-          <w:color w:val="000000"/>
-          <w:lang w:val="en-US"/>
-        </w:rPr>
-        <w:t xml:space="preserve"> </w:t>
-      </w:r>
-    </w:p>
-    <w:p>
-      <w:pPr>
-        <w:pStyle w:val="Normal"/>
-        <w:bidi w:val="0"/>
-        <w:ind w:start="426"/>
-        <w:rPr>
-          <w:color w:val="000000"/>
-        </w:rPr>
-      </w:pPr>
-      <w:r>
-        <w:rPr>
-          <w:color w:val="000000"/>
-          <w:lang w:val="en-US"/>
-        </w:rPr>
-        <w:t xml:space="preserve">We believe the application we built is quite good enough to demonstrate proper completion of the course : TAMa. We consider Bluetooth enabled app and native development rather non trivial and </w:t>
-      </w:r>
-      <w:r>
-        <w:rPr>
-          <w:color w:val="000000"/>
-          <w:lang w:val="en-US"/>
-        </w:rPr>
-        <w:t>a</w:t>
-      </w:r>
-      <w:r>
-        <w:rPr>
-          <w:color w:val="000000"/>
-          <w:lang w:val="en-US"/>
-        </w:rPr>
-        <w:t xml:space="preserve"> good exposure. Probably the app will see real world usefulness since we deployed it to the store</w:t>
+        <w:ind w:left="426"/>
+        <w:rPr>
+          <w:color w:val="000000"/>
+        </w:rPr>
+      </w:pPr>
+      <w:r>
+        <w:rPr>
+          <w:color w:val="000000"/>
+          <w:lang w:val="en-US"/>
+        </w:rPr>
+        <w:t>We believe the application we built is quite good enough to demonstrate proper completion of the course, TAMa. We consider Bluetooth enabled app and native development rather non trivial and a good exposure. Probably the app will see real world usefulness since we deployed it to the store</w:t>
       </w:r>
     </w:p>
     <w:p>
@@ -2582,35 +2332,7 @@
           <w:color w:val="000000"/>
           <w:lang w:val="en-US"/>
         </w:rPr>
-        <w:t>We appreciate sectioned deliveries and workshops where the team presents progress at the middle. Which would boost motivations and could potentially avoid last min</w:t>
-      </w:r>
-      <w:r>
-        <w:rPr>
-          <w:color w:val="000000"/>
-          <w:lang w:val="en-US"/>
-        </w:rPr>
-        <w:t>ute</w:t>
-      </w:r>
-      <w:r>
-        <w:rPr>
-          <w:color w:val="000000"/>
-          <w:lang w:val="en-US"/>
-        </w:rPr>
-        <w:t xml:space="preserve"> hurries. We recommend that version control to be mandatory part of the project and evaluations to be conducted mid semester on the half-done project instead of </w:t>
-      </w:r>
-      <w:r>
-        <w:rPr>
-          <w:color w:val="000000"/>
-          <w:lang w:val="en-US"/>
-        </w:rPr>
-        <w:t xml:space="preserve">a </w:t>
-      </w:r>
-      <w:r>
-        <w:rPr>
-          <w:color w:val="000000"/>
-          <w:lang w:val="en-US"/>
-        </w:rPr>
-        <w:t>final evaluation which In our opinion improves time management</w:t>
+        <w:t>We appreciate sectioned deliveries and workshops where the team presents progress at the middle. Which would boost motivations and could potentially avoid last minute hurries. We recommend that version control to be mandatory part of the project and evaluations to be conducted mid semester on the half-done project instead of a final evaluation which In our opinion improves time management</w:t>
       </w:r>
     </w:p>
     <w:p>
@@ -2635,59 +2357,7 @@
       </w:pPr>
       <w:r>
         <w:rPr/>
-        <w:t>We recommend starting early and put great empahsis on selecting a good topic to work on as that has a significant out come on what the rest of the assignment would look like.</w:t>
-      </w:r>
-      <w:r>
-        <w:rPr/>
-        <w:t>Testing the application is also as important as programming it if you want actual users.</w:t>
-      </w:r>
-      <w:r>
-        <w:rPr/>
-        <w:t xml:space="preserve"> We also suggest starting deployemnt ealy if the team decide to </w:t>
-      </w:r>
-      <w:r>
-        <w:rPr/>
-        <w:t>p</w:t>
-      </w:r>
-      <w:r>
-        <w:rPr/>
-        <w:t xml:space="preserve">ublish their apps as Googleplay is very unreliable </w:t>
-      </w:r>
-      <w:r>
-        <w:rPr/>
-        <w:t>these days when it comes to schedules</w:t>
-      </w:r>
-      <w:r>
-        <w:rPr/>
-        <w:t xml:space="preserve">. </w:t>
-      </w:r>
-      <w:r>
-        <w:rPr/>
-        <w:t xml:space="preserve">We recommend working on </w:t>
-      </w:r>
-      <w:r>
-        <w:rPr/>
-        <w:t>A</w:t>
-      </w:r>
-      <w:r>
-        <w:rPr/>
-        <w:t>ndroid or Harmony platform as the other alternative, I</w:t>
-      </w:r>
-      <w:r>
-        <w:rPr/>
-        <w:t>O</w:t>
-      </w:r>
-      <w:r>
-        <w:rPr/>
-        <w:t xml:space="preserve">S is not </w:t>
-      </w:r>
-      <w:r>
-        <w:rPr/>
-        <w:t xml:space="preserve">at all </w:t>
-      </w:r>
-      <w:r>
-        <w:rPr/>
-        <w:t>friendly to student developers.</w:t>
+        <w:t>Since our first title was rejected we recommend starting early and put great empahsis on selecting a good topic to work on as that has a significant out come on what the rest of the assignment would look like. Testing the application is also as important as programming it if you want actual users. We also suggest starting deployemnt ealy if the team decide to publish their apps as Googleplay is very unpredictable when it comes to schedules. We recommend working on Android or Harmony platform as the other alternative, IOS is not friendly to students.</w:t>
       </w:r>
     </w:p>
     <w:p>
@@ -2701,13 +2371,16 @@
         </w:rPr>
       </w:pPr>
       <w:r>
-        <w:rPr/>
+        <w:rPr>
+          <w:color w:val="808080"/>
+          <w:lang w:val="en-US"/>
+        </w:rPr>
       </w:r>
     </w:p>
     <w:sectPr>
-      <w:headerReference w:type="even" r:id="rId2"/>
-      <w:headerReference w:type="default" r:id="rId3"/>
-      <w:headerReference w:type="first" r:id="rId4"/>
+      <w:headerReference w:type="even" r:id="rId7"/>
+      <w:headerReference w:type="default" r:id="rId8"/>
+      <w:headerReference w:type="first" r:id="rId9"/>
       <w:type w:val="nextPage"/>
       <w:pgSz w:w="11906" w:h="16838"/>
       <w:pgMar w:left="720" w:right="720" w:gutter="0" w:header="708" w:top="1843" w:footer="0" w:bottom="720"/>
@@ -2725,8 +2398,6 @@
   <w:p>
     <w:pPr>
       <w:pStyle w:val="Header"/>
-      <w:bidi w:val="0"/>
-      <w:spacing w:before="0" w:after="0"/>
       <w:rPr/>
     </w:pPr>
     <w:r>
@@ -2742,7 +2413,7 @@
     <w:pPr>
       <w:pStyle w:val="Header"/>
       <w:bidi w:val="0"/>
-      <w:jc w:val="end"/>
+      <w:jc w:val="right"/>
       <w:rPr/>
     </w:pPr>
     <w:r>
@@ -2751,7 +2422,7 @@
         <wp:inline distT="0" distB="0" distL="0" distR="0">
           <wp:extent cx="1085850" cy="434340"/>
           <wp:effectExtent l="0" t="0" r="0" b="0"/>
-          <wp:docPr id="1" name="Picture 11"/>
+          <wp:docPr id="4" name="Picture 11"/>
           <wp:cNvGraphicFramePr>
             <a:graphicFrameLocks xmlns:a="http://schemas.openxmlformats.org/drawingml/2006/main" noChangeAspect="1"/>
           </wp:cNvGraphicFramePr>
@@ -2759,7 +2430,7 @@
             <a:graphicData uri="http://schemas.openxmlformats.org/drawingml/2006/picture">
               <pic:pic xmlns:pic="http://schemas.openxmlformats.org/drawingml/2006/picture">
                 <pic:nvPicPr>
-                  <pic:cNvPr id="1" name="Picture 11"/>
+                  <pic:cNvPr id="4" name="Picture 11"/>
                   <pic:cNvPicPr>
                     <a:picLocks noChangeAspect="1" noChangeArrowheads="1"/>
                   </pic:cNvPicPr>
@@ -2796,7 +2467,7 @@
     <w:pPr>
       <w:pStyle w:val="Header"/>
       <w:bidi w:val="0"/>
-      <w:jc w:val="end"/>
+      <w:jc w:val="right"/>
       <w:rPr/>
     </w:pPr>
     <w:r>
@@ -2805,7 +2476,7 @@
         <wp:inline distT="0" distB="0" distL="0" distR="0">
           <wp:extent cx="1085850" cy="434340"/>
           <wp:effectExtent l="0" t="0" r="0" b="0"/>
-          <wp:docPr id="2" name="Picture 11"/>
+          <wp:docPr id="5" name="Picture 11"/>
           <wp:cNvGraphicFramePr>
             <a:graphicFrameLocks xmlns:a="http://schemas.openxmlformats.org/drawingml/2006/main" noChangeAspect="1"/>
           </wp:cNvGraphicFramePr>
@@ -2813,7 +2484,7 @@
             <a:graphicData uri="http://schemas.openxmlformats.org/drawingml/2006/picture">
               <pic:pic xmlns:pic="http://schemas.openxmlformats.org/drawingml/2006/picture">
                 <pic:nvPicPr>
-                  <pic:cNvPr id="2" name="Picture 11"/>
+                  <pic:cNvPr id="5" name="Picture 11"/>
                   <pic:cNvPicPr>
                     <a:picLocks noChangeAspect="1" noChangeArrowheads="1"/>
                   </pic:cNvPicPr>
@@ -2852,12 +2523,12 @@
       <w:numFmt w:val="none"/>
       <w:suff w:val="nothing"/>
       <w:lvlText w:val=""/>
-      <w:lvlJc w:val="start"/>
+      <w:lvlJc w:val="left"/>
       <w:pPr>
         <w:tabs>
           <w:tab w:val="num" w:pos="0"/>
         </w:tabs>
-        <w:ind w:start="0" w:hanging="0"/>
+        <w:ind w:left="0" w:hanging="0"/>
       </w:pPr>
     </w:lvl>
     <w:lvl w:ilvl="1">
@@ -2865,12 +2536,12 @@
       <w:numFmt w:val="none"/>
       <w:suff w:val="nothing"/>
       <w:lvlText w:val=""/>
-      <w:lvlJc w:val="start"/>
+      <w:lvlJc w:val="left"/>
       <w:pPr>
         <w:tabs>
           <w:tab w:val="num" w:pos="0"/>
         </w:tabs>
-        <w:ind w:start="0" w:hanging="0"/>
+        <w:ind w:left="0" w:hanging="0"/>
       </w:pPr>
     </w:lvl>
     <w:lvl w:ilvl="2">
@@ -2878,12 +2549,12 @@
       <w:numFmt w:val="none"/>
       <w:suff w:val="nothing"/>
       <w:lvlText w:val=""/>
-      <w:lvlJc w:val="start"/>
+      <w:lvlJc w:val="left"/>
       <w:pPr>
         <w:tabs>
           <w:tab w:val="num" w:pos="0"/>
         </w:tabs>
-        <w:ind w:start="0" w:hanging="0"/>
+        <w:ind w:left="0" w:hanging="0"/>
       </w:pPr>
     </w:lvl>
     <w:lvl w:ilvl="3">
@@ -2891,12 +2562,12 @@
       <w:numFmt w:val="none"/>
       <w:suff w:val="nothing"/>
       <w:lvlText w:val=""/>
-      <w:lvlJc w:val="start"/>
+      <w:lvlJc w:val="left"/>
       <w:pPr>
         <w:tabs>
           <w:tab w:val="num" w:pos="0"/>
         </w:tabs>
-        <w:ind w:start="0" w:hanging="0"/>
+        <w:ind w:left="0" w:hanging="0"/>
       </w:pPr>
     </w:lvl>
     <w:lvl w:ilvl="4">
@@ -2904,12 +2575,12 @@
       <w:numFmt w:val="none"/>
       <w:suff w:val="nothing"/>
       <w:lvlText w:val=""/>
-      <w:lvlJc w:val="start"/>
+      <w:lvlJc w:val="left"/>
       <w:pPr>
         <w:tabs>
           <w:tab w:val="num" w:pos="0"/>
         </w:tabs>
-        <w:ind w:start="0" w:hanging="0"/>
+        <w:ind w:left="0" w:hanging="0"/>
       </w:pPr>
     </w:lvl>
     <w:lvl w:ilvl="5">
@@ -2917,12 +2588,12 @@
       <w:numFmt w:val="none"/>
       <w:suff w:val="nothing"/>
       <w:lvlText w:val=""/>
-      <w:lvlJc w:val="start"/>
+      <w:lvlJc w:val="left"/>
       <w:pPr>
         <w:tabs>
           <w:tab w:val="num" w:pos="0"/>
         </w:tabs>
-        <w:ind w:start="0" w:hanging="0"/>
+        <w:ind w:left="0" w:hanging="0"/>
       </w:pPr>
     </w:lvl>
     <w:lvl w:ilvl="6">
@@ -2930,12 +2601,12 @@
       <w:numFmt w:val="none"/>
       <w:suff w:val="nothing"/>
       <w:lvlText w:val=""/>
-      <w:lvlJc w:val="start"/>
+      <w:lvlJc w:val="left"/>
       <w:pPr>
         <w:tabs>
           <w:tab w:val="num" w:pos="0"/>
         </w:tabs>
-        <w:ind w:start="0" w:hanging="0"/>
+        <w:ind w:left="0" w:hanging="0"/>
       </w:pPr>
     </w:lvl>
     <w:lvl w:ilvl="7">
@@ -2943,12 +2614,12 @@
       <w:numFmt w:val="none"/>
       <w:suff w:val="nothing"/>
       <w:lvlText w:val=""/>
-      <w:lvlJc w:val="start"/>
+      <w:lvlJc w:val="left"/>
       <w:pPr>
         <w:tabs>
           <w:tab w:val="num" w:pos="0"/>
         </w:tabs>
-        <w:ind w:start="0" w:hanging="0"/>
+        <w:ind w:left="0" w:hanging="0"/>
       </w:pPr>
     </w:lvl>
     <w:lvl w:ilvl="8">
@@ -2956,12 +2627,12 @@
       <w:numFmt w:val="none"/>
       <w:suff w:val="nothing"/>
       <w:lvlText w:val=""/>
-      <w:lvlJc w:val="start"/>
+      <w:lvlJc w:val="left"/>
       <w:pPr>
         <w:tabs>
           <w:tab w:val="num" w:pos="0"/>
         </w:tabs>
-        <w:ind w:start="0" w:hanging="0"/>
+        <w:ind w:left="0" w:hanging="0"/>
       </w:pPr>
     </w:lvl>
   </w:abstractNum>
@@ -2970,12 +2641,12 @@
       <w:start w:val="1"/>
       <w:numFmt w:val="bullet"/>
       <w:lvlText w:val=""/>
-      <w:lvlJc w:val="start"/>
+      <w:lvlJc w:val="left"/>
       <w:pPr>
         <w:tabs>
           <w:tab w:val="num" w:pos="720"/>
         </w:tabs>
-        <w:ind w:start="720" w:hanging="360"/>
+        <w:ind w:left="720" w:hanging="360"/>
       </w:pPr>
       <w:rPr>
         <w:rFonts w:ascii="Symbol" w:hAnsi="Symbol" w:cs="Symbol" w:hint="default"/>
@@ -2985,12 +2656,12 @@
       <w:start w:val="1"/>
       <w:numFmt w:val="bullet"/>
       <w:lvlText w:val="◦"/>
-      <w:lvlJc w:val="start"/>
+      <w:lvlJc w:val="left"/>
       <w:pPr>
         <w:tabs>
           <w:tab w:val="num" w:pos="1080"/>
         </w:tabs>
-        <w:ind w:start="1080" w:hanging="360"/>
+        <w:ind w:left="1080" w:hanging="360"/>
       </w:pPr>
       <w:rPr>
         <w:rFonts w:ascii="OpenSymbol" w:hAnsi="OpenSymbol" w:cs="OpenSymbol" w:hint="default"/>
@@ -3000,12 +2671,12 @@
       <w:start w:val="1"/>
       <w:numFmt w:val="bullet"/>
       <w:lvlText w:val="▪"/>
-      <w:lvlJc w:val="start"/>
+      <w:lvlJc w:val="left"/>
       <w:pPr>
         <w:tabs>
           <w:tab w:val="num" w:pos="1440"/>
         </w:tabs>
-        <w:ind w:start="1440" w:hanging="360"/>
+        <w:ind w:left="1440" w:hanging="360"/>
       </w:pPr>
       <w:rPr>
         <w:rFonts w:ascii="OpenSymbol" w:hAnsi="OpenSymbol" w:cs="OpenSymbol" w:hint="default"/>
@@ -3015,12 +2686,12 @@
       <w:start w:val="1"/>
       <w:numFmt w:val="bullet"/>
       <w:lvlText w:val=""/>
-      <w:lvlJc w:val="start"/>
+      <w:lvlJc w:val="left"/>
       <w:pPr>
         <w:tabs>
           <w:tab w:val="num" w:pos="1800"/>
         </w:tabs>
-        <w:ind w:start="1800" w:hanging="360"/>
+        <w:ind w:left="1800" w:hanging="360"/>
       </w:pPr>
       <w:rPr>
         <w:rFonts w:ascii="Symbol" w:hAnsi="Symbol" w:cs="Symbol" w:hint="default"/>
@@ -3030,12 +2701,12 @@
       <w:start w:val="1"/>
       <w:numFmt w:val="bullet"/>
       <w:lvlText w:val="◦"/>
-      <w:lvlJc w:val="start"/>
+      <w:lvlJc w:val="left"/>
       <w:pPr>
         <w:tabs>
           <w:tab w:val="num" w:pos="2160"/>
         </w:tabs>
-        <w:ind w:start="2160" w:hanging="360"/>
+        <w:ind w:left="2160" w:hanging="360"/>
       </w:pPr>
       <w:rPr>
         <w:rFonts w:ascii="OpenSymbol" w:hAnsi="OpenSymbol" w:cs="OpenSymbol" w:hint="default"/>
@@ -3045,12 +2716,12 @@
       <w:start w:val="1"/>
       <w:numFmt w:val="bullet"/>
       <w:lvlText w:val="▪"/>
-      <w:lvlJc w:val="start"/>
+      <w:lvlJc w:val="left"/>
       <w:pPr>
         <w:tabs>
           <w:tab w:val="num" w:pos="2520"/>
         </w:tabs>
-        <w:ind w:start="2520" w:hanging="360"/>
+        <w:ind w:left="2520" w:hanging="360"/>
       </w:pPr>
       <w:rPr>
         <w:rFonts w:ascii="OpenSymbol" w:hAnsi="OpenSymbol" w:cs="OpenSymbol" w:hint="default"/>
@@ -3060,12 +2731,12 @@
       <w:start w:val="1"/>
       <w:numFmt w:val="bullet"/>
       <w:lvlText w:val=""/>
-      <w:lvlJc w:val="start"/>
+      <w:lvlJc w:val="left"/>
       <w:pPr>
         <w:tabs>
           <w:tab w:val="num" w:pos="2880"/>
         </w:tabs>
-        <w:ind w:start="2880" w:hanging="360"/>
+        <w:ind w:left="2880" w:hanging="360"/>
       </w:pPr>
       <w:rPr>
         <w:rFonts w:ascii="Symbol" w:hAnsi="Symbol" w:cs="Symbol" w:hint="default"/>
@@ -3075,12 +2746,12 @@
       <w:start w:val="1"/>
       <w:numFmt w:val="bullet"/>
       <w:lvlText w:val="◦"/>
-      <w:lvlJc w:val="start"/>
+      <w:lvlJc w:val="left"/>
       <w:pPr>
         <w:tabs>
           <w:tab w:val="num" w:pos="3240"/>
         </w:tabs>
-        <w:ind w:start="3240" w:hanging="360"/>
+        <w:ind w:left="3240" w:hanging="360"/>
       </w:pPr>
       <w:rPr>
         <w:rFonts w:ascii="OpenSymbol" w:hAnsi="OpenSymbol" w:cs="OpenSymbol" w:hint="default"/>
@@ -3090,12 +2761,12 @@
       <w:start w:val="1"/>
       <w:numFmt w:val="bullet"/>
       <w:lvlText w:val="▪"/>
-      <w:lvlJc w:val="start"/>
+      <w:lvlJc w:val="left"/>
       <w:pPr>
         <w:tabs>
           <w:tab w:val="num" w:pos="3600"/>
         </w:tabs>
-        <w:ind w:start="3600" w:hanging="360"/>
+        <w:ind w:left="3600" w:hanging="360"/>
       </w:pPr>
       <w:rPr>
         <w:rFonts w:ascii="OpenSymbol" w:hAnsi="OpenSymbol" w:cs="OpenSymbol" w:hint="default"/>
@@ -3107,12 +2778,12 @@
       <w:start w:val="1"/>
       <w:numFmt w:val="bullet"/>
       <w:lvlText w:val=""/>
-      <w:lvlJc w:val="start"/>
+      <w:lvlJc w:val="left"/>
       <w:pPr>
         <w:tabs>
           <w:tab w:val="num" w:pos="720"/>
         </w:tabs>
-        <w:ind w:start="720" w:hanging="360"/>
+        <w:ind w:left="720" w:hanging="360"/>
       </w:pPr>
       <w:rPr>
         <w:rFonts w:ascii="Symbol" w:hAnsi="Symbol" w:cs="Symbol" w:hint="default"/>
@@ -3122,12 +2793,12 @@
       <w:start w:val="1"/>
       <w:numFmt w:val="bullet"/>
       <w:lvlText w:val="◦"/>
-      <w:lvlJc w:val="start"/>
+      <w:lvlJc w:val="left"/>
       <w:pPr>
         <w:tabs>
           <w:tab w:val="num" w:pos="1080"/>
         </w:tabs>
-        <w:ind w:start="1080" w:hanging="360"/>
+        <w:ind w:left="1080" w:hanging="360"/>
       </w:pPr>
       <w:rPr>
         <w:rFonts w:ascii="OpenSymbol" w:hAnsi="OpenSymbol" w:cs="OpenSymbol" w:hint="default"/>
@@ -3137,12 +2808,12 @@
       <w:start w:val="1"/>
       <w:numFmt w:val="bullet"/>
       <w:lvlText w:val="▪"/>
-      <w:lvlJc w:val="start"/>
+      <w:lvlJc w:val="left"/>
       <w:pPr>
         <w:tabs>
           <w:tab w:val="num" w:pos="1440"/>
         </w:tabs>
-        <w:ind w:start="1440" w:hanging="360"/>
+        <w:ind w:left="1440" w:hanging="360"/>
       </w:pPr>
       <w:rPr>
         <w:rFonts w:ascii="OpenSymbol" w:hAnsi="OpenSymbol" w:cs="OpenSymbol" w:hint="default"/>
@@ -3152,12 +2823,12 @@
       <w:start w:val="1"/>
       <w:numFmt w:val="bullet"/>
       <w:lvlText w:val=""/>
-      <w:lvlJc w:val="start"/>
+      <w:lvlJc w:val="left"/>
       <w:pPr>
         <w:tabs>
           <w:tab w:val="num" w:pos="1800"/>
         </w:tabs>
-        <w:ind w:start="1800" w:hanging="360"/>
+        <w:ind w:left="1800" w:hanging="360"/>
       </w:pPr>
       <w:rPr>
         <w:rFonts w:ascii="Symbol" w:hAnsi="Symbol" w:cs="Symbol" w:hint="default"/>
@@ -3167,12 +2838,12 @@
       <w:start w:val="1"/>
       <w:numFmt w:val="bullet"/>
       <w:lvlText w:val="◦"/>
-      <w:lvlJc w:val="start"/>
+      <w:lvlJc w:val="left"/>
       <w:pPr>
         <w:tabs>
           <w:tab w:val="num" w:pos="2160"/>
         </w:tabs>
-        <w:ind w:start="2160" w:hanging="360"/>
+        <w:ind w:left="2160" w:hanging="360"/>
       </w:pPr>
       <w:rPr>
         <w:rFonts w:ascii="OpenSymbol" w:hAnsi="OpenSymbol" w:cs="OpenSymbol" w:hint="default"/>
@@ -3182,12 +2853,12 @@
       <w:start w:val="1"/>
       <w:numFmt w:val="bullet"/>
       <w:lvlText w:val="▪"/>
-      <w:lvlJc w:val="start"/>
+      <w:lvlJc w:val="left"/>
       <w:pPr>
         <w:tabs>
           <w:tab w:val="num" w:pos="2520"/>
         </w:tabs>
-        <w:ind w:start="2520" w:hanging="360"/>
+        <w:ind w:left="2520" w:hanging="360"/>
       </w:pPr>
       <w:rPr>
         <w:rFonts w:ascii="OpenSymbol" w:hAnsi="OpenSymbol" w:cs="OpenSymbol" w:hint="default"/>
@@ -3197,12 +2868,12 @@
       <w:start w:val="1"/>
       <w:numFmt w:val="bullet"/>
       <w:lvlText w:val=""/>
-      <w:lvlJc w:val="start"/>
+      <w:lvlJc w:val="left"/>
       <w:pPr>
         <w:tabs>
           <w:tab w:val="num" w:pos="2880"/>
         </w:tabs>
-        <w:ind w:start="2880" w:hanging="360"/>
+        <w:ind w:left="2880" w:hanging="360"/>
       </w:pPr>
       <w:rPr>
         <w:rFonts w:ascii="Symbol" w:hAnsi="Symbol" w:cs="Symbol" w:hint="default"/>
@@ -3212,12 +2883,12 @@
       <w:start w:val="1"/>
       <w:numFmt w:val="bullet"/>
       <w:lvlText w:val="◦"/>
-      <w:lvlJc w:val="start"/>
+      <w:lvlJc w:val="left"/>
       <w:pPr>
         <w:tabs>
           <w:tab w:val="num" w:pos="3240"/>
         </w:tabs>
-        <w:ind w:start="3240" w:hanging="360"/>
+        <w:ind w:left="3240" w:hanging="360"/>
       </w:pPr>
       <w:rPr>
         <w:rFonts w:ascii="OpenSymbol" w:hAnsi="OpenSymbol" w:cs="OpenSymbol" w:hint="default"/>
@@ -3227,12 +2898,12 @@
       <w:start w:val="1"/>
       <w:numFmt w:val="bullet"/>
       <w:lvlText w:val="▪"/>
-      <w:lvlJc w:val="start"/>
+      <w:lvlJc w:val="left"/>
       <w:pPr>
         <w:tabs>
           <w:tab w:val="num" w:pos="3600"/>
         </w:tabs>
-        <w:ind w:start="3600" w:hanging="360"/>
+        <w:ind w:left="3600" w:hanging="360"/>
       </w:pPr>
       <w:rPr>
         <w:rFonts w:ascii="OpenSymbol" w:hAnsi="OpenSymbol" w:cs="OpenSymbol" w:hint="default"/>
@@ -3244,12 +2915,12 @@
       <w:start w:val="1"/>
       <w:numFmt w:val="bullet"/>
       <w:lvlText w:val=""/>
-      <w:lvlJc w:val="start"/>
+      <w:lvlJc w:val="left"/>
       <w:pPr>
         <w:tabs>
           <w:tab w:val="num" w:pos="720"/>
         </w:tabs>
-        <w:ind w:start="720" w:hanging="360"/>
+        <w:ind w:left="720" w:hanging="360"/>
       </w:pPr>
       <w:rPr>
         <w:rFonts w:ascii="Symbol" w:hAnsi="Symbol" w:cs="Symbol" w:hint="default"/>
@@ -3259,12 +2930,12 @@
       <w:start w:val="1"/>
       <w:numFmt w:val="bullet"/>
       <w:lvlText w:val="◦"/>
-      <w:lvlJc w:val="start"/>
+      <w:lvlJc w:val="left"/>
       <w:pPr>
         <w:tabs>
           <w:tab w:val="num" w:pos="1080"/>
         </w:tabs>
-        <w:ind w:start="1080" w:hanging="360"/>
+        <w:ind w:left="1080" w:hanging="360"/>
       </w:pPr>
       <w:rPr>
         <w:rFonts w:ascii="OpenSymbol" w:hAnsi="OpenSymbol" w:cs="OpenSymbol" w:hint="default"/>
@@ -3274,12 +2945,12 @@
       <w:start w:val="1"/>
       <w:numFmt w:val="bullet"/>
       <w:lvlText w:val="▪"/>
-      <w:lvlJc w:val="start"/>
+      <w:lvlJc w:val="left"/>
       <w:pPr>
         <w:tabs>
           <w:tab w:val="num" w:pos="1440"/>
         </w:tabs>
-        <w:ind w:start="1440" w:hanging="360"/>
+        <w:ind w:left="1440" w:hanging="360"/>
       </w:pPr>
       <w:rPr>
         <w:rFonts w:ascii="OpenSymbol" w:hAnsi="OpenSymbol" w:cs="OpenSymbol" w:hint="default"/>
@@ -3289,12 +2960,12 @@
       <w:start w:val="1"/>
       <w:numFmt w:val="bullet"/>
       <w:lvlText w:val=""/>
-      <w:lvlJc w:val="start"/>
+      <w:lvlJc w:val="left"/>
       <w:pPr>
         <w:tabs>
           <w:tab w:val="num" w:pos="1800"/>
         </w:tabs>
-        <w:ind w:start="1800" w:hanging="360"/>
+        <w:ind w:left="1800" w:hanging="360"/>
       </w:pPr>
       <w:rPr>
         <w:rFonts w:ascii="Symbol" w:hAnsi="Symbol" w:cs="Symbol" w:hint="default"/>
@@ -3304,12 +2975,12 @@
       <w:start w:val="1"/>
       <w:numFmt w:val="bullet"/>
       <w:lvlText w:val="◦"/>
-      <w:lvlJc w:val="start"/>
+      <w:lvlJc w:val="left"/>
       <w:pPr>
         <w:tabs>
           <w:tab w:val="num" w:pos="2160"/>
         </w:tabs>
-        <w:ind w:start="2160" w:hanging="360"/>
+        <w:ind w:left="2160" w:hanging="360"/>
       </w:pPr>
       <w:rPr>
         <w:rFonts w:ascii="OpenSymbol" w:hAnsi="OpenSymbol" w:cs="OpenSymbol" w:hint="default"/>
@@ -3319,12 +2990,12 @@
       <w:start w:val="1"/>
       <w:numFmt w:val="bullet"/>
       <w:lvlText w:val="▪"/>
-      <w:lvlJc w:val="start"/>
+      <w:lvlJc w:val="left"/>
       <w:pPr>
         <w:tabs>
           <w:tab w:val="num" w:pos="2520"/>
         </w:tabs>
-        <w:ind w:start="2520" w:hanging="360"/>
+        <w:ind w:left="2520" w:hanging="360"/>
       </w:pPr>
       <w:rPr>
         <w:rFonts w:ascii="OpenSymbol" w:hAnsi="OpenSymbol" w:cs="OpenSymbol" w:hint="default"/>
@@ -3334,12 +3005,12 @@
       <w:start w:val="1"/>
       <w:numFmt w:val="bullet"/>
       <w:lvlText w:val=""/>
-      <w:lvlJc w:val="start"/>
+      <w:lvlJc w:val="left"/>
       <w:pPr>
         <w:tabs>
           <w:tab w:val="num" w:pos="2880"/>
         </w:tabs>
-        <w:ind w:start="2880" w:hanging="360"/>
+        <w:ind w:left="2880" w:hanging="360"/>
       </w:pPr>
       <w:rPr>
         <w:rFonts w:ascii="Symbol" w:hAnsi="Symbol" w:cs="Symbol" w:hint="default"/>
@@ -3349,12 +3020,12 @@
       <w:start w:val="1"/>
       <w:numFmt w:val="bullet"/>
       <w:lvlText w:val="◦"/>
-      <w:lvlJc w:val="start"/>
+      <w:lvlJc w:val="left"/>
       <w:pPr>
         <w:tabs>
           <w:tab w:val="num" w:pos="3240"/>
         </w:tabs>
-        <w:ind w:start="3240" w:hanging="360"/>
+        <w:ind w:left="3240" w:hanging="360"/>
       </w:pPr>
       <w:rPr>
         <w:rFonts w:ascii="OpenSymbol" w:hAnsi="OpenSymbol" w:cs="OpenSymbol" w:hint="default"/>
@@ -3364,12 +3035,12 @@
       <w:start w:val="1"/>
       <w:numFmt w:val="bullet"/>
       <w:lvlText w:val="▪"/>
-      <w:lvlJc w:val="start"/>
+      <w:lvlJc w:val="left"/>
       <w:pPr>
         <w:tabs>
           <w:tab w:val="num" w:pos="3600"/>
         </w:tabs>
-        <w:ind w:start="3600" w:hanging="360"/>
+        <w:ind w:left="3600" w:hanging="360"/>
       </w:pPr>
       <w:rPr>
         <w:rFonts w:ascii="OpenSymbol" w:hAnsi="OpenSymbol" w:cs="OpenSymbol" w:hint="default"/>
@@ -3381,12 +3052,12 @@
       <w:start w:val="1"/>
       <w:numFmt w:val="bullet"/>
       <w:lvlText w:val=""/>
-      <w:lvlJc w:val="start"/>
+      <w:lvlJc w:val="left"/>
       <w:pPr>
         <w:tabs>
           <w:tab w:val="num" w:pos="720"/>
         </w:tabs>
-        <w:ind w:start="720" w:hanging="360"/>
+        <w:ind w:left="720" w:hanging="360"/>
       </w:pPr>
       <w:rPr>
         <w:rFonts w:ascii="Symbol" w:hAnsi="Symbol" w:cs="Symbol" w:hint="default"/>
@@ -3396,12 +3067,12 @@
       <w:start w:val="1"/>
       <w:numFmt w:val="bullet"/>
       <w:lvlText w:val="◦"/>
-      <w:lvlJc w:val="start"/>
+      <w:lvlJc w:val="left"/>
       <w:pPr>
         <w:tabs>
           <w:tab w:val="num" w:pos="1080"/>
         </w:tabs>
-        <w:ind w:start="1080" w:hanging="360"/>
+        <w:ind w:left="1080" w:hanging="360"/>
       </w:pPr>
       <w:rPr>
         <w:rFonts w:ascii="OpenSymbol" w:hAnsi="OpenSymbol" w:cs="OpenSymbol" w:hint="default"/>
@@ -3411,12 +3082,12 @@
       <w:start w:val="1"/>
       <w:numFmt w:val="bullet"/>
       <w:lvlText w:val="▪"/>
-      <w:lvlJc w:val="start"/>
+      <w:lvlJc w:val="left"/>
       <w:pPr>
         <w:tabs>
           <w:tab w:val="num" w:pos="1440"/>
         </w:tabs>
-        <w:ind w:start="1440" w:hanging="360"/>
+        <w:ind w:left="1440" w:hanging="360"/>
       </w:pPr>
       <w:rPr>
         <w:rFonts w:ascii="OpenSymbol" w:hAnsi="OpenSymbol" w:cs="OpenSymbol" w:hint="default"/>
@@ -3426,12 +3097,12 @@
       <w:start w:val="1"/>
       <w:numFmt w:val="bullet"/>
       <w:lvlText w:val=""/>
-      <w:lvlJc w:val="start"/>
+      <w:lvlJc w:val="left"/>
       <w:pPr>
         <w:tabs>
           <w:tab w:val="num" w:pos="1800"/>
         </w:tabs>
-        <w:ind w:start="1800" w:hanging="360"/>
+        <w:ind w:left="1800" w:hanging="360"/>
       </w:pPr>
       <w:rPr>
         <w:rFonts w:ascii="Symbol" w:hAnsi="Symbol" w:cs="Symbol" w:hint="default"/>
@@ -3441,12 +3112,12 @@
       <w:start w:val="1"/>
       <w:numFmt w:val="bullet"/>
       <w:lvlText w:val="◦"/>
-      <w:lvlJc w:val="start"/>
+      <w:lvlJc w:val="left"/>
       <w:pPr>
         <w:tabs>
           <w:tab w:val="num" w:pos="2160"/>
         </w:tabs>
-        <w:ind w:start="2160" w:hanging="360"/>
+        <w:ind w:left="2160" w:hanging="360"/>
       </w:pPr>
       <w:rPr>
         <w:rFonts w:ascii="OpenSymbol" w:hAnsi="OpenSymbol" w:cs="OpenSymbol" w:hint="default"/>
@@ -3456,12 +3127,12 @@
       <w:start w:val="1"/>
       <w:numFmt w:val="bullet"/>
       <w:lvlText w:val="▪"/>
-      <w:lvlJc w:val="start"/>
+      <w:lvlJc w:val="left"/>
       <w:pPr>
         <w:tabs>
           <w:tab w:val="num" w:pos="2520"/>
         </w:tabs>
-        <w:ind w:start="2520" w:hanging="360"/>
+        <w:ind w:left="2520" w:hanging="360"/>
       </w:pPr>
       <w:rPr>
         <w:rFonts w:ascii="OpenSymbol" w:hAnsi="OpenSymbol" w:cs="OpenSymbol" w:hint="default"/>
@@ -3471,12 +3142,12 @@
       <w:start w:val="1"/>
       <w:numFmt w:val="bullet"/>
       <w:lvlText w:val=""/>
-      <w:lvlJc w:val="start"/>
+      <w:lvlJc w:val="left"/>
       <w:pPr>
         <w:tabs>
           <w:tab w:val="num" w:pos="2880"/>
         </w:tabs>
-        <w:ind w:start="2880" w:hanging="360"/>
+        <w:ind w:left="2880" w:hanging="360"/>
       </w:pPr>
       <w:rPr>
         <w:rFonts w:ascii="Symbol" w:hAnsi="Symbol" w:cs="Symbol" w:hint="default"/>
@@ -3486,12 +3157,12 @@
       <w:start w:val="1"/>
       <w:numFmt w:val="bullet"/>
       <w:lvlText w:val="◦"/>
-      <w:lvlJc w:val="start"/>
+      <w:lvlJc w:val="left"/>
       <w:pPr>
         <w:tabs>
           <w:tab w:val="num" w:pos="3240"/>
         </w:tabs>
-        <w:ind w:start="3240" w:hanging="360"/>
+        <w:ind w:left="3240" w:hanging="360"/>
       </w:pPr>
       <w:rPr>
         <w:rFonts w:ascii="OpenSymbol" w:hAnsi="OpenSymbol" w:cs="OpenSymbol" w:hint="default"/>
@@ -3501,12 +3172,12 @@
       <w:start w:val="1"/>
       <w:numFmt w:val="bullet"/>
       <w:lvlText w:val="▪"/>
-      <w:lvlJc w:val="start"/>
+      <w:lvlJc w:val="left"/>
       <w:pPr>
         <w:tabs>
           <w:tab w:val="num" w:pos="3600"/>
         </w:tabs>
-        <w:ind w:start="3600" w:hanging="360"/>
+        <w:ind w:left="3600" w:hanging="360"/>
       </w:pPr>
       <w:rPr>
         <w:rFonts w:ascii="OpenSymbol" w:hAnsi="OpenSymbol" w:cs="OpenSymbol" w:hint="default"/>
@@ -3518,12 +3189,12 @@
       <w:start w:val="1"/>
       <w:numFmt w:val="bullet"/>
       <w:lvlText w:val=""/>
-      <w:lvlJc w:val="start"/>
+      <w:lvlJc w:val="left"/>
       <w:pPr>
         <w:tabs>
           <w:tab w:val="num" w:pos="720"/>
         </w:tabs>
-        <w:ind w:start="720" w:hanging="360"/>
+        <w:ind w:left="720" w:hanging="360"/>
       </w:pPr>
       <w:rPr>
         <w:rFonts w:ascii="Symbol" w:hAnsi="Symbol" w:cs="Symbol" w:hint="default"/>
@@ -3533,12 +3204,12 @@
       <w:start w:val="1"/>
       <w:numFmt w:val="bullet"/>
       <w:lvlText w:val="◦"/>
-      <w:lvlJc w:val="start"/>
+      <w:lvlJc w:val="left"/>
       <w:pPr>
         <w:tabs>
           <w:tab w:val="num" w:pos="1080"/>
         </w:tabs>
-        <w:ind w:start="1080" w:hanging="360"/>
+        <w:ind w:left="1080" w:hanging="360"/>
       </w:pPr>
       <w:rPr>
         <w:rFonts w:ascii="OpenSymbol" w:hAnsi="OpenSymbol" w:cs="OpenSymbol" w:hint="default"/>
@@ -3548,12 +3219,12 @@
       <w:start w:val="1"/>
       <w:numFmt w:val="bullet"/>
       <w:lvlText w:val="▪"/>
-      <w:lvlJc w:val="start"/>
+      <w:lvlJc w:val="left"/>
       <w:pPr>
         <w:tabs>
           <w:tab w:val="num" w:pos="1440"/>
         </w:tabs>
-        <w:ind w:start="1440" w:hanging="360"/>
+        <w:ind w:left="1440" w:hanging="360"/>
       </w:pPr>
       <w:rPr>
         <w:rFonts w:ascii="OpenSymbol" w:hAnsi="OpenSymbol" w:cs="OpenSymbol" w:hint="default"/>
@@ -3563,12 +3234,12 @@
       <w:start w:val="1"/>
       <w:numFmt w:val="bullet"/>
       <w:lvlText w:val=""/>
-      <w:lvlJc w:val="start"/>
+      <w:lvlJc w:val="left"/>
       <w:pPr>
         <w:tabs>
           <w:tab w:val="num" w:pos="1800"/>
         </w:tabs>
-        <w:ind w:start="1800" w:hanging="360"/>
+        <w:ind w:left="1800" w:hanging="360"/>
       </w:pPr>
       <w:rPr>
         <w:rFonts w:ascii="Symbol" w:hAnsi="Symbol" w:cs="Symbol" w:hint="default"/>
@@ -3578,12 +3249,12 @@
       <w:start w:val="1"/>
       <w:numFmt w:val="bullet"/>
       <w:lvlText w:val="◦"/>
-      <w:lvlJc w:val="start"/>
+      <w:lvlJc w:val="left"/>
       <w:pPr>
         <w:tabs>
           <w:tab w:val="num" w:pos="2160"/>
         </w:tabs>
-        <w:ind w:start="2160" w:hanging="360"/>
+        <w:ind w:left="2160" w:hanging="360"/>
       </w:pPr>
       <w:rPr>
         <w:rFonts w:ascii="OpenSymbol" w:hAnsi="OpenSymbol" w:cs="OpenSymbol" w:hint="default"/>
@@ -3593,12 +3264,12 @@
       <w:start w:val="1"/>
       <w:numFmt w:val="bullet"/>
       <w:lvlText w:val="▪"/>
-      <w:lvlJc w:val="start"/>
+      <w:lvlJc w:val="left"/>
       <w:pPr>
         <w:tabs>
           <w:tab w:val="num" w:pos="2520"/>
         </w:tabs>
-        <w:ind w:start="2520" w:hanging="360"/>
+        <w:ind w:left="2520" w:hanging="360"/>
       </w:pPr>
       <w:rPr>
         <w:rFonts w:ascii="OpenSymbol" w:hAnsi="OpenSymbol" w:cs="OpenSymbol" w:hint="default"/>
@@ -3608,12 +3279,12 @@
       <w:start w:val="1"/>
       <w:numFmt w:val="bullet"/>
       <w:lvlText w:val=""/>
-      <w:lvlJc w:val="start"/>
+      <w:lvlJc w:val="left"/>
       <w:pPr>
         <w:tabs>
           <w:tab w:val="num" w:pos="2880"/>
         </w:tabs>
-        <w:ind w:start="2880" w:hanging="360"/>
+        <w:ind w:left="2880" w:hanging="360"/>
       </w:pPr>
       <w:rPr>
         <w:rFonts w:ascii="Symbol" w:hAnsi="Symbol" w:cs="Symbol" w:hint="default"/>
@@ -3623,12 +3294,12 @@
       <w:start w:val="1"/>
       <w:numFmt w:val="bullet"/>
       <w:lvlText w:val="◦"/>
-      <w:lvlJc w:val="start"/>
+      <w:lvlJc w:val="left"/>
       <w:pPr>
         <w:tabs>
           <w:tab w:val="num" w:pos="3240"/>
         </w:tabs>
-        <w:ind w:start="3240" w:hanging="360"/>
+        <w:ind w:left="3240" w:hanging="360"/>
       </w:pPr>
       <w:rPr>
         <w:rFonts w:ascii="OpenSymbol" w:hAnsi="OpenSymbol" w:cs="OpenSymbol" w:hint="default"/>
@@ -3638,12 +3309,12 @@
       <w:start w:val="1"/>
       <w:numFmt w:val="bullet"/>
       <w:lvlText w:val="▪"/>
-      <w:lvlJc w:val="start"/>
+      <w:lvlJc w:val="left"/>
       <w:pPr>
         <w:tabs>
           <w:tab w:val="num" w:pos="3600"/>
         </w:tabs>
-        <w:ind w:start="3600" w:hanging="360"/>
+        <w:ind w:left="3600" w:hanging="360"/>
       </w:pPr>
       <w:rPr>
         <w:rFonts w:ascii="OpenSymbol" w:hAnsi="OpenSymbol" w:cs="OpenSymbol" w:hint="default"/>
@@ -3655,12 +3326,12 @@
       <w:start w:val="1"/>
       <w:numFmt w:val="bullet"/>
       <w:lvlText w:val=""/>
-      <w:lvlJc w:val="start"/>
+      <w:lvlJc w:val="left"/>
       <w:pPr>
         <w:tabs>
           <w:tab w:val="num" w:pos="720"/>
         </w:tabs>
-        <w:ind w:start="720" w:hanging="360"/>
+        <w:ind w:left="720" w:hanging="360"/>
       </w:pPr>
       <w:rPr>
         <w:rFonts w:ascii="Symbol" w:hAnsi="Symbol" w:cs="Symbol" w:hint="default"/>
@@ -3670,12 +3341,12 @@
       <w:start w:val="1"/>
       <w:numFmt w:val="bullet"/>
       <w:lvlText w:val="◦"/>
-      <w:lvlJc w:val="start"/>
+      <w:lvlJc w:val="left"/>
       <w:pPr>
         <w:tabs>
           <w:tab w:val="num" w:pos="1080"/>
         </w:tabs>
-        <w:ind w:start="1080" w:hanging="360"/>
+        <w:ind w:left="1080" w:hanging="360"/>
       </w:pPr>
       <w:rPr>
         <w:rFonts w:ascii="OpenSymbol" w:hAnsi="OpenSymbol" w:cs="OpenSymbol" w:hint="default"/>
@@ -3685,12 +3356,12 @@
       <w:start w:val="1"/>
       <w:numFmt w:val="bullet"/>
       <w:lvlText w:val="▪"/>
-      <w:lvlJc w:val="start"/>
+      <w:lvlJc w:val="left"/>
       <w:pPr>
         <w:tabs>
           <w:tab w:val="num" w:pos="1440"/>
         </w:tabs>
-        <w:ind w:start="1440" w:hanging="360"/>
+        <w:ind w:left="1440" w:hanging="360"/>
       </w:pPr>
       <w:rPr>
         <w:rFonts w:ascii="OpenSymbol" w:hAnsi="OpenSymbol" w:cs="OpenSymbol" w:hint="default"/>
@@ -3700,12 +3371,12 @@
       <w:start w:val="1"/>
       <w:numFmt w:val="bullet"/>
       <w:lvlText w:val=""/>
-      <w:lvlJc w:val="start"/>
+      <w:lvlJc w:val="left"/>
       <w:pPr>
         <w:tabs>
           <w:tab w:val="num" w:pos="1800"/>
         </w:tabs>
-        <w:ind w:start="1800" w:hanging="360"/>
+        <w:ind w:left="1800" w:hanging="360"/>
       </w:pPr>
       <w:rPr>
         <w:rFonts w:ascii="Symbol" w:hAnsi="Symbol" w:cs="Symbol" w:hint="default"/>
@@ -3715,12 +3386,12 @@
       <w:start w:val="1"/>
       <w:numFmt w:val="bullet"/>
       <w:lvlText w:val="◦"/>
-      <w:lvlJc w:val="start"/>
+      <w:lvlJc w:val="left"/>
       <w:pPr>
         <w:tabs>
           <w:tab w:val="num" w:pos="2160"/>
         </w:tabs>
-        <w:ind w:start="2160" w:hanging="360"/>
+        <w:ind w:left="2160" w:hanging="360"/>
       </w:pPr>
       <w:rPr>
         <w:rFonts w:ascii="OpenSymbol" w:hAnsi="OpenSymbol" w:cs="OpenSymbol" w:hint="default"/>
@@ -3730,12 +3401,12 @@
       <w:start w:val="1"/>
       <w:numFmt w:val="bullet"/>
       <w:lvlText w:val="▪"/>
-      <w:lvlJc w:val="start"/>
+      <w:lvlJc w:val="left"/>
       <w:pPr>
         <w:tabs>
           <w:tab w:val="num" w:pos="2520"/>
         </w:tabs>
-        <w:ind w:start="2520" w:hanging="360"/>
+        <w:ind w:left="2520" w:hanging="360"/>
       </w:pPr>
       <w:rPr>
         <w:rFonts w:ascii="OpenSymbol" w:hAnsi="OpenSymbol" w:cs="OpenSymbol" w:hint="default"/>
@@ -3745,12 +3416,12 @@
       <w:start w:val="1"/>
       <w:numFmt w:val="bullet"/>
       <w:lvlText w:val=""/>
-      <w:lvlJc w:val="start"/>
+      <w:lvlJc w:val="left"/>
       <w:pPr>
         <w:tabs>
           <w:tab w:val="num" w:pos="2880"/>
         </w:tabs>
-        <w:ind w:start="2880" w:hanging="360"/>
+        <w:ind w:left="2880" w:hanging="360"/>
       </w:pPr>
       <w:rPr>
         <w:rFonts w:ascii="Symbol" w:hAnsi="Symbol" w:cs="Symbol" w:hint="default"/>
@@ -3760,12 +3431,12 @@
       <w:start w:val="1"/>
       <w:numFmt w:val="bullet"/>
       <w:lvlText w:val="◦"/>
-      <w:lvlJc w:val="start"/>
+      <w:lvlJc w:val="left"/>
       <w:pPr>
         <w:tabs>
           <w:tab w:val="num" w:pos="3240"/>
         </w:tabs>
-        <w:ind w:start="3240" w:hanging="360"/>
+        <w:ind w:left="3240" w:hanging="360"/>
       </w:pPr>
       <w:rPr>
         <w:rFonts w:ascii="OpenSymbol" w:hAnsi="OpenSymbol" w:cs="OpenSymbol" w:hint="default"/>
@@ -3775,12 +3446,12 @@
       <w:start w:val="1"/>
       <w:numFmt w:val="bullet"/>
       <w:lvlText w:val="▪"/>
-      <w:lvlJc w:val="start"/>
+      <w:lvlJc w:val="left"/>
       <w:pPr>
         <w:tabs>
           <w:tab w:val="num" w:pos="3600"/>
         </w:tabs>
-        <w:ind w:start="3600" w:hanging="360"/>
+        <w:ind w:left="3600" w:hanging="360"/>
       </w:pPr>
       <w:rPr>
         <w:rFonts w:ascii="OpenSymbol" w:hAnsi="OpenSymbol" w:cs="OpenSymbol" w:hint="default"/>
@@ -3792,12 +3463,12 @@
       <w:start w:val="1"/>
       <w:numFmt w:val="bullet"/>
       <w:lvlText w:val=""/>
-      <w:lvlJc w:val="start"/>
+      <w:lvlJc w:val="left"/>
       <w:pPr>
         <w:tabs>
           <w:tab w:val="num" w:pos="720"/>
         </w:tabs>
-        <w:ind w:start="720" w:hanging="360"/>
+        <w:ind w:left="720" w:hanging="360"/>
       </w:pPr>
       <w:rPr>
         <w:rFonts w:ascii="Symbol" w:hAnsi="Symbol" w:cs="Symbol" w:hint="default"/>
@@ -3807,12 +3478,12 @@
       <w:start w:val="1"/>
       <w:numFmt w:val="bullet"/>
       <w:lvlText w:val="◦"/>
-      <w:lvlJc w:val="start"/>
+      <w:lvlJc w:val="left"/>
       <w:pPr>
         <w:tabs>
           <w:tab w:val="num" w:pos="1080"/>
         </w:tabs>
-        <w:ind w:start="1080" w:hanging="360"/>
+        <w:ind w:left="1080" w:hanging="360"/>
       </w:pPr>
       <w:rPr>
         <w:rFonts w:ascii="OpenSymbol" w:hAnsi="OpenSymbol" w:cs="OpenSymbol" w:hint="default"/>
@@ -3822,12 +3493,12 @@
       <w:start w:val="1"/>
       <w:numFmt w:val="bullet"/>
       <w:lvlText w:val="▪"/>
-      <w:lvlJc w:val="start"/>
+      <w:lvlJc w:val="left"/>
       <w:pPr>
         <w:tabs>
           <w:tab w:val="num" w:pos="1440"/>
         </w:tabs>
-        <w:ind w:start="1440" w:hanging="360"/>
+        <w:ind w:left="1440" w:hanging="360"/>
       </w:pPr>
       <w:rPr>
         <w:rFonts w:ascii="OpenSymbol" w:hAnsi="OpenSymbol" w:cs="OpenSymbol" w:hint="default"/>
@@ -3837,12 +3508,12 @@
       <w:start w:val="1"/>
       <w:numFmt w:val="bullet"/>
       <w:lvlText w:val=""/>
-      <w:lvlJc w:val="start"/>
+      <w:lvlJc w:val="left"/>
       <w:pPr>
         <w:tabs>
           <w:tab w:val="num" w:pos="1800"/>
         </w:tabs>
-        <w:ind w:start="1800" w:hanging="360"/>
+        <w:ind w:left="1800" w:hanging="360"/>
       </w:pPr>
       <w:rPr>
         <w:rFonts w:ascii="Symbol" w:hAnsi="Symbol" w:cs="Symbol" w:hint="default"/>
@@ -3852,12 +3523,12 @@
       <w:start w:val="1"/>
       <w:numFmt w:val="bullet"/>
       <w:lvlText w:val="◦"/>
-      <w:lvlJc w:val="start"/>
+      <w:lvlJc w:val="left"/>
       <w:pPr>
         <w:tabs>
           <w:tab w:val="num" w:pos="2160"/>
         </w:tabs>
-        <w:ind w:start="2160" w:hanging="360"/>
+        <w:ind w:left="2160" w:hanging="360"/>
       </w:pPr>
       <w:rPr>
         <w:rFonts w:ascii="OpenSymbol" w:hAnsi="OpenSymbol" w:cs="OpenSymbol" w:hint="default"/>
@@ -3867,12 +3538,12 @@
       <w:start w:val="1"/>
       <w:numFmt w:val="bullet"/>
       <w:lvlText w:val="▪"/>
-      <w:lvlJc w:val="start"/>
+      <w:lvlJc w:val="left"/>
       <w:pPr>
         <w:tabs>
           <w:tab w:val="num" w:pos="2520"/>
         </w:tabs>
-        <w:ind w:start="2520" w:hanging="360"/>
+        <w:ind w:left="2520" w:hanging="360"/>
       </w:pPr>
       <w:rPr>
         <w:rFonts w:ascii="OpenSymbol" w:hAnsi="OpenSymbol" w:cs="OpenSymbol" w:hint="default"/>
@@ -3882,12 +3553,12 @@
       <w:start w:val="1"/>
       <w:numFmt w:val="bullet"/>
       <w:lvlText w:val=""/>
-      <w:lvlJc w:val="start"/>
+      <w:lvlJc w:val="left"/>
       <w:pPr>
         <w:tabs>
           <w:tab w:val="num" w:pos="2880"/>
         </w:tabs>
-        <w:ind w:start="2880" w:hanging="360"/>
+        <w:ind w:left="2880" w:hanging="360"/>
       </w:pPr>
       <w:rPr>
         <w:rFonts w:ascii="Symbol" w:hAnsi="Symbol" w:cs="Symbol" w:hint="default"/>
@@ -3897,12 +3568,12 @@
       <w:start w:val="1"/>
       <w:numFmt w:val="bullet"/>
       <w:lvlText w:val="◦"/>
-      <w:lvlJc w:val="start"/>
+      <w:lvlJc w:val="left"/>
       <w:pPr>
         <w:tabs>
           <w:tab w:val="num" w:pos="3240"/>
         </w:tabs>
-        <w:ind w:start="3240" w:hanging="360"/>
+        <w:ind w:left="3240" w:hanging="360"/>
       </w:pPr>
       <w:rPr>
         <w:rFonts w:ascii="OpenSymbol" w:hAnsi="OpenSymbol" w:cs="OpenSymbol" w:hint="default"/>
@@ -3912,15 +3583,563 @@
       <w:start w:val="1"/>
       <w:numFmt w:val="bullet"/>
       <w:lvlText w:val="▪"/>
-      <w:lvlJc w:val="start"/>
+      <w:lvlJc w:val="left"/>
       <w:pPr>
         <w:tabs>
           <w:tab w:val="num" w:pos="3600"/>
         </w:tabs>
-        <w:ind w:start="3600" w:hanging="360"/>
+        <w:ind w:left="3600" w:hanging="360"/>
       </w:pPr>
       <w:rPr>
         <w:rFonts w:ascii="OpenSymbol" w:hAnsi="OpenSymbol" w:cs="OpenSymbol" w:hint="default"/>
+      </w:rPr>
+    </w:lvl>
+  </w:abstractNum>
+  <w:abstractNum w:abstractNumId="9">
+    <w:lvl w:ilvl="0">
+      <w:start w:val="1"/>
+      <w:numFmt w:val="bullet"/>
+      <w:lvlText w:val=""/>
+      <w:lvlJc w:val="left"/>
+      <w:pPr>
+        <w:tabs>
+          <w:tab w:val="num" w:pos="720"/>
+        </w:tabs>
+        <w:ind w:left="720" w:hanging="360"/>
+      </w:pPr>
+      <w:rPr>
+        <w:rFonts w:ascii="Symbol" w:hAnsi="Symbol" w:cs="Symbol" w:hint="default"/>
+      </w:rPr>
+    </w:lvl>
+    <w:lvl w:ilvl="1">
+      <w:start w:val="1"/>
+      <w:numFmt w:val="bullet"/>
+      <w:lvlText w:val="◦"/>
+      <w:lvlJc w:val="left"/>
+      <w:pPr>
+        <w:tabs>
+          <w:tab w:val="num" w:pos="1080"/>
+        </w:tabs>
+        <w:ind w:left="1080" w:hanging="360"/>
+      </w:pPr>
+      <w:rPr>
+        <w:rFonts w:ascii="OpenSymbol" w:hAnsi="OpenSymbol" w:cs="OpenSymbol" w:hint="default"/>
+      </w:rPr>
+    </w:lvl>
+    <w:lvl w:ilvl="2">
+      <w:start w:val="1"/>
+      <w:numFmt w:val="bullet"/>
+      <w:lvlText w:val="▪"/>
+      <w:lvlJc w:val="left"/>
+      <w:pPr>
+        <w:tabs>
+          <w:tab w:val="num" w:pos="1440"/>
+        </w:tabs>
+        <w:ind w:left="1440" w:hanging="360"/>
+      </w:pPr>
+      <w:rPr>
+        <w:rFonts w:ascii="OpenSymbol" w:hAnsi="OpenSymbol" w:cs="OpenSymbol" w:hint="default"/>
+      </w:rPr>
+    </w:lvl>
+    <w:lvl w:ilvl="3">
+      <w:start w:val="1"/>
+      <w:numFmt w:val="bullet"/>
+      <w:lvlText w:val=""/>
+      <w:lvlJc w:val="left"/>
+      <w:pPr>
+        <w:tabs>
+          <w:tab w:val="num" w:pos="1800"/>
+        </w:tabs>
+        <w:ind w:left="1800" w:hanging="360"/>
+      </w:pPr>
+      <w:rPr>
+        <w:rFonts w:ascii="Symbol" w:hAnsi="Symbol" w:cs="Symbol" w:hint="default"/>
+      </w:rPr>
+    </w:lvl>
+    <w:lvl w:ilvl="4">
+      <w:start w:val="1"/>
+      <w:numFmt w:val="bullet"/>
+      <w:lvlText w:val="◦"/>
+      <w:lvlJc w:val="left"/>
+      <w:pPr>
+        <w:tabs>
+          <w:tab w:val="num" w:pos="2160"/>
+        </w:tabs>
+        <w:ind w:left="2160" w:hanging="360"/>
+      </w:pPr>
+      <w:rPr>
+        <w:rFonts w:ascii="OpenSymbol" w:hAnsi="OpenSymbol" w:cs="OpenSymbol" w:hint="default"/>
+      </w:rPr>
+    </w:lvl>
+    <w:lvl w:ilvl="5">
+      <w:start w:val="1"/>
+      <w:numFmt w:val="bullet"/>
+      <w:lvlText w:val="▪"/>
+      <w:lvlJc w:val="left"/>
+      <w:pPr>
+        <w:tabs>
+          <w:tab w:val="num" w:pos="2520"/>
+        </w:tabs>
+        <w:ind w:left="2520" w:hanging="360"/>
+      </w:pPr>
+      <w:rPr>
+        <w:rFonts w:ascii="OpenSymbol" w:hAnsi="OpenSymbol" w:cs="OpenSymbol" w:hint="default"/>
+      </w:rPr>
+    </w:lvl>
+    <w:lvl w:ilvl="6">
+      <w:start w:val="1"/>
+      <w:numFmt w:val="bullet"/>
+      <w:lvlText w:val=""/>
+      <w:lvlJc w:val="left"/>
+      <w:pPr>
+        <w:tabs>
+          <w:tab w:val="num" w:pos="2880"/>
+        </w:tabs>
+        <w:ind w:left="2880" w:hanging="360"/>
+      </w:pPr>
+      <w:rPr>
+        <w:rFonts w:ascii="Symbol" w:hAnsi="Symbol" w:cs="Symbol" w:hint="default"/>
+      </w:rPr>
+    </w:lvl>
+    <w:lvl w:ilvl="7">
+      <w:start w:val="1"/>
+      <w:numFmt w:val="bullet"/>
+      <w:lvlText w:val="◦"/>
+      <w:lvlJc w:val="left"/>
+      <w:pPr>
+        <w:tabs>
+          <w:tab w:val="num" w:pos="3240"/>
+        </w:tabs>
+        <w:ind w:left="3240" w:hanging="360"/>
+      </w:pPr>
+      <w:rPr>
+        <w:rFonts w:ascii="OpenSymbol" w:hAnsi="OpenSymbol" w:cs="OpenSymbol" w:hint="default"/>
+      </w:rPr>
+    </w:lvl>
+    <w:lvl w:ilvl="8">
+      <w:start w:val="1"/>
+      <w:numFmt w:val="bullet"/>
+      <w:lvlText w:val="▪"/>
+      <w:lvlJc w:val="left"/>
+      <w:pPr>
+        <w:tabs>
+          <w:tab w:val="num" w:pos="3600"/>
+        </w:tabs>
+        <w:ind w:left="3600" w:hanging="360"/>
+      </w:pPr>
+      <w:rPr>
+        <w:rFonts w:ascii="OpenSymbol" w:hAnsi="OpenSymbol" w:cs="OpenSymbol" w:hint="default"/>
+      </w:rPr>
+    </w:lvl>
+  </w:abstractNum>
+  <w:abstractNum w:abstractNumId="10">
+    <w:lvl w:ilvl="0">
+      <w:start w:val="1"/>
+      <w:numFmt w:val="bullet"/>
+      <w:lvlText w:val=""/>
+      <w:lvlJc w:val="left"/>
+      <w:pPr>
+        <w:tabs>
+          <w:tab w:val="num" w:pos="720"/>
+        </w:tabs>
+        <w:ind w:left="720" w:hanging="283"/>
+      </w:pPr>
+      <w:rPr>
+        <w:rFonts w:ascii="Symbol" w:hAnsi="Symbol" w:cs="Symbol" w:hint="default"/>
+      </w:rPr>
+    </w:lvl>
+    <w:lvl w:ilvl="1">
+      <w:start w:val="1"/>
+      <w:numFmt w:val="decimal"/>
+      <w:lvlText w:val="%2."/>
+      <w:lvlJc w:val="left"/>
+      <w:pPr>
+        <w:tabs>
+          <w:tab w:val="num" w:pos="1080"/>
+        </w:tabs>
+        <w:ind w:left="1080" w:hanging="360"/>
+      </w:pPr>
+      <w:rPr>
+        <w:rFonts w:ascii="Calibri" w:hAnsi="Calibri" w:cs="OpenSymbol"/>
+      </w:rPr>
+    </w:lvl>
+    <w:lvl w:ilvl="2">
+      <w:start w:val="1"/>
+      <w:numFmt w:val="decimal"/>
+      <w:lvlText w:val="%3."/>
+      <w:lvlJc w:val="left"/>
+      <w:pPr>
+        <w:tabs>
+          <w:tab w:val="num" w:pos="1440"/>
+        </w:tabs>
+        <w:ind w:left="1440" w:hanging="360"/>
+      </w:pPr>
+      <w:rPr>
+        <w:rFonts w:ascii="Calibri" w:hAnsi="Calibri" w:cs="OpenSymbol"/>
+      </w:rPr>
+    </w:lvl>
+    <w:lvl w:ilvl="3">
+      <w:start w:val="1"/>
+      <w:numFmt w:val="decimal"/>
+      <w:lvlText w:val="%4."/>
+      <w:lvlJc w:val="left"/>
+      <w:pPr>
+        <w:tabs>
+          <w:tab w:val="num" w:pos="1800"/>
+        </w:tabs>
+        <w:ind w:left="1800" w:hanging="360"/>
+      </w:pPr>
+      <w:rPr>
+        <w:rFonts w:ascii="Calibri" w:hAnsi="Calibri" w:cs="Symbol"/>
+      </w:rPr>
+    </w:lvl>
+    <w:lvl w:ilvl="4">
+      <w:start w:val="1"/>
+      <w:numFmt w:val="decimal"/>
+      <w:lvlText w:val="%5."/>
+      <w:lvlJc w:val="left"/>
+      <w:pPr>
+        <w:tabs>
+          <w:tab w:val="num" w:pos="2160"/>
+        </w:tabs>
+        <w:ind w:left="2160" w:hanging="360"/>
+      </w:pPr>
+      <w:rPr>
+        <w:rFonts w:ascii="Calibri" w:hAnsi="Calibri" w:cs="OpenSymbol"/>
+      </w:rPr>
+    </w:lvl>
+    <w:lvl w:ilvl="5">
+      <w:start w:val="1"/>
+      <w:numFmt w:val="decimal"/>
+      <w:lvlText w:val="%6."/>
+      <w:lvlJc w:val="left"/>
+      <w:pPr>
+        <w:tabs>
+          <w:tab w:val="num" w:pos="2520"/>
+        </w:tabs>
+        <w:ind w:left="2520" w:hanging="360"/>
+      </w:pPr>
+      <w:rPr>
+        <w:rFonts w:ascii="Calibri" w:hAnsi="Calibri" w:cs="OpenSymbol"/>
+      </w:rPr>
+    </w:lvl>
+    <w:lvl w:ilvl="6">
+      <w:start w:val="1"/>
+      <w:numFmt w:val="decimal"/>
+      <w:lvlText w:val="%7."/>
+      <w:lvlJc w:val="left"/>
+      <w:pPr>
+        <w:tabs>
+          <w:tab w:val="num" w:pos="2880"/>
+        </w:tabs>
+        <w:ind w:left="2880" w:hanging="360"/>
+      </w:pPr>
+      <w:rPr>
+        <w:rFonts w:ascii="Calibri" w:hAnsi="Calibri" w:cs="Symbol"/>
+      </w:rPr>
+    </w:lvl>
+    <w:lvl w:ilvl="7">
+      <w:start w:val="1"/>
+      <w:numFmt w:val="decimal"/>
+      <w:lvlText w:val="%8."/>
+      <w:lvlJc w:val="left"/>
+      <w:pPr>
+        <w:tabs>
+          <w:tab w:val="num" w:pos="3240"/>
+        </w:tabs>
+        <w:ind w:left="3240" w:hanging="360"/>
+      </w:pPr>
+      <w:rPr>
+        <w:rFonts w:ascii="Calibri" w:hAnsi="Calibri" w:cs="OpenSymbol"/>
+      </w:rPr>
+    </w:lvl>
+    <w:lvl w:ilvl="8">
+      <w:start w:val="1"/>
+      <w:numFmt w:val="decimal"/>
+      <w:lvlText w:val="%9."/>
+      <w:lvlJc w:val="left"/>
+      <w:pPr>
+        <w:tabs>
+          <w:tab w:val="num" w:pos="3600"/>
+        </w:tabs>
+        <w:ind w:left="3600" w:hanging="360"/>
+      </w:pPr>
+      <w:rPr>
+        <w:rFonts w:ascii="Calibri" w:hAnsi="Calibri" w:cs="OpenSymbol"/>
+      </w:rPr>
+    </w:lvl>
+  </w:abstractNum>
+  <w:abstractNum w:abstractNumId="11">
+    <w:lvl w:ilvl="0">
+      <w:start w:val="1"/>
+      <w:numFmt w:val="bullet"/>
+      <w:lvlText w:val=""/>
+      <w:lvlJc w:val="left"/>
+      <w:pPr>
+        <w:tabs>
+          <w:tab w:val="num" w:pos="720"/>
+        </w:tabs>
+        <w:ind w:left="720" w:hanging="283"/>
+      </w:pPr>
+      <w:rPr>
+        <w:rFonts w:ascii="Symbol" w:hAnsi="Symbol" w:cs="Symbol" w:hint="default"/>
+      </w:rPr>
+    </w:lvl>
+    <w:lvl w:ilvl="1">
+      <w:start w:val="1"/>
+      <w:numFmt w:val="decimal"/>
+      <w:lvlText w:val="%2."/>
+      <w:lvlJc w:val="left"/>
+      <w:pPr>
+        <w:tabs>
+          <w:tab w:val="num" w:pos="1080"/>
+        </w:tabs>
+        <w:ind w:left="1080" w:hanging="360"/>
+      </w:pPr>
+      <w:rPr>
+        <w:rFonts w:ascii="Calibri" w:hAnsi="Calibri" w:cs="OpenSymbol"/>
+      </w:rPr>
+    </w:lvl>
+    <w:lvl w:ilvl="2">
+      <w:start w:val="1"/>
+      <w:numFmt w:val="decimal"/>
+      <w:lvlText w:val="%3."/>
+      <w:lvlJc w:val="left"/>
+      <w:pPr>
+        <w:tabs>
+          <w:tab w:val="num" w:pos="1440"/>
+        </w:tabs>
+        <w:ind w:left="1440" w:hanging="360"/>
+      </w:pPr>
+      <w:rPr>
+        <w:rFonts w:ascii="Calibri" w:hAnsi="Calibri" w:cs="OpenSymbol"/>
+      </w:rPr>
+    </w:lvl>
+    <w:lvl w:ilvl="3">
+      <w:start w:val="1"/>
+      <w:numFmt w:val="decimal"/>
+      <w:lvlText w:val="%4."/>
+      <w:lvlJc w:val="left"/>
+      <w:pPr>
+        <w:tabs>
+          <w:tab w:val="num" w:pos="1800"/>
+        </w:tabs>
+        <w:ind w:left="1800" w:hanging="360"/>
+      </w:pPr>
+      <w:rPr>
+        <w:rFonts w:ascii="Calibri" w:hAnsi="Calibri" w:cs="Symbol"/>
+      </w:rPr>
+    </w:lvl>
+    <w:lvl w:ilvl="4">
+      <w:start w:val="1"/>
+      <w:numFmt w:val="decimal"/>
+      <w:lvlText w:val="%5."/>
+      <w:lvlJc w:val="left"/>
+      <w:pPr>
+        <w:tabs>
+          <w:tab w:val="num" w:pos="2160"/>
+        </w:tabs>
+        <w:ind w:left="2160" w:hanging="360"/>
+      </w:pPr>
+      <w:rPr>
+        <w:rFonts w:ascii="Calibri" w:hAnsi="Calibri" w:cs="OpenSymbol"/>
+      </w:rPr>
+    </w:lvl>
+    <w:lvl w:ilvl="5">
+      <w:start w:val="1"/>
+      <w:numFmt w:val="decimal"/>
+      <w:lvlText w:val="%6."/>
+      <w:lvlJc w:val="left"/>
+      <w:pPr>
+        <w:tabs>
+          <w:tab w:val="num" w:pos="2520"/>
+        </w:tabs>
+        <w:ind w:left="2520" w:hanging="360"/>
+      </w:pPr>
+      <w:rPr>
+        <w:rFonts w:ascii="Calibri" w:hAnsi="Calibri" w:cs="OpenSymbol"/>
+      </w:rPr>
+    </w:lvl>
+    <w:lvl w:ilvl="6">
+      <w:start w:val="1"/>
+      <w:numFmt w:val="decimal"/>
+      <w:lvlText w:val="%7."/>
+      <w:lvlJc w:val="left"/>
+      <w:pPr>
+        <w:tabs>
+          <w:tab w:val="num" w:pos="2880"/>
+        </w:tabs>
+        <w:ind w:left="2880" w:hanging="360"/>
+      </w:pPr>
+      <w:rPr>
+        <w:rFonts w:ascii="Calibri" w:hAnsi="Calibri" w:cs="Symbol"/>
+      </w:rPr>
+    </w:lvl>
+    <w:lvl w:ilvl="7">
+      <w:start w:val="1"/>
+      <w:numFmt w:val="decimal"/>
+      <w:lvlText w:val="%8."/>
+      <w:lvlJc w:val="left"/>
+      <w:pPr>
+        <w:tabs>
+          <w:tab w:val="num" w:pos="3240"/>
+        </w:tabs>
+        <w:ind w:left="3240" w:hanging="360"/>
+      </w:pPr>
+      <w:rPr>
+        <w:rFonts w:ascii="Calibri" w:hAnsi="Calibri" w:cs="OpenSymbol"/>
+      </w:rPr>
+    </w:lvl>
+    <w:lvl w:ilvl="8">
+      <w:start w:val="1"/>
+      <w:numFmt w:val="decimal"/>
+      <w:lvlText w:val="%9."/>
+      <w:lvlJc w:val="left"/>
+      <w:pPr>
+        <w:tabs>
+          <w:tab w:val="num" w:pos="3600"/>
+        </w:tabs>
+        <w:ind w:left="3600" w:hanging="360"/>
+      </w:pPr>
+      <w:rPr>
+        <w:rFonts w:ascii="Calibri" w:hAnsi="Calibri" w:cs="OpenSymbol"/>
+      </w:rPr>
+    </w:lvl>
+  </w:abstractNum>
+  <w:abstractNum w:abstractNumId="12">
+    <w:lvl w:ilvl="0">
+      <w:start w:val="1"/>
+      <w:numFmt w:val="bullet"/>
+      <w:lvlText w:val=""/>
+      <w:lvlJc w:val="left"/>
+      <w:pPr>
+        <w:tabs>
+          <w:tab w:val="num" w:pos="720"/>
+        </w:tabs>
+        <w:ind w:left="720" w:hanging="283"/>
+      </w:pPr>
+      <w:rPr>
+        <w:rFonts w:ascii="Symbol" w:hAnsi="Symbol" w:cs="Symbol" w:hint="default"/>
+      </w:rPr>
+    </w:lvl>
+    <w:lvl w:ilvl="1">
+      <w:start w:val="1"/>
+      <w:numFmt w:val="decimal"/>
+      <w:lvlText w:val="%2."/>
+      <w:lvlJc w:val="left"/>
+      <w:pPr>
+        <w:tabs>
+          <w:tab w:val="num" w:pos="1080"/>
+        </w:tabs>
+        <w:ind w:left="1080" w:hanging="360"/>
+      </w:pPr>
+      <w:rPr>
+        <w:rFonts w:ascii="Calibri" w:hAnsi="Calibri" w:cs="OpenSymbol"/>
+      </w:rPr>
+    </w:lvl>
+    <w:lvl w:ilvl="2">
+      <w:start w:val="1"/>
+      <w:numFmt w:val="decimal"/>
+      <w:lvlText w:val="%3."/>
+      <w:lvlJc w:val="left"/>
+      <w:pPr>
+        <w:tabs>
+          <w:tab w:val="num" w:pos="1440"/>
+        </w:tabs>
+        <w:ind w:left="1440" w:hanging="360"/>
+      </w:pPr>
+      <w:rPr>
+        <w:rFonts w:ascii="Calibri" w:hAnsi="Calibri" w:cs="OpenSymbol"/>
+      </w:rPr>
+    </w:lvl>
+    <w:lvl w:ilvl="3">
+      <w:start w:val="1"/>
+      <w:numFmt w:val="decimal"/>
+      <w:lvlText w:val="%4."/>
+      <w:lvlJc w:val="left"/>
+      <w:pPr>
+        <w:tabs>
+          <w:tab w:val="num" w:pos="1800"/>
+        </w:tabs>
+        <w:ind w:left="1800" w:hanging="360"/>
+      </w:pPr>
+      <w:rPr>
+        <w:rFonts w:ascii="Calibri" w:hAnsi="Calibri" w:cs="Symbol"/>
+      </w:rPr>
+    </w:lvl>
+    <w:lvl w:ilvl="4">
+      <w:start w:val="1"/>
+      <w:numFmt w:val="decimal"/>
+      <w:lvlText w:val="%5."/>
+      <w:lvlJc w:val="left"/>
+      <w:pPr>
+        <w:tabs>
+          <w:tab w:val="num" w:pos="2160"/>
+        </w:tabs>
+        <w:ind w:left="2160" w:hanging="360"/>
+      </w:pPr>
+      <w:rPr>
+        <w:rFonts w:ascii="Calibri" w:hAnsi="Calibri" w:cs="OpenSymbol"/>
+      </w:rPr>
+    </w:lvl>
+    <w:lvl w:ilvl="5">
+      <w:start w:val="1"/>
+      <w:numFmt w:val="decimal"/>
+      <w:lvlText w:val="%6."/>
+      <w:lvlJc w:val="left"/>
+      <w:pPr>
+        <w:tabs>
+          <w:tab w:val="num" w:pos="2520"/>
+        </w:tabs>
+        <w:ind w:left="2520" w:hanging="360"/>
+      </w:pPr>
+      <w:rPr>
+        <w:rFonts w:ascii="Calibri" w:hAnsi="Calibri" w:cs="OpenSymbol"/>
+      </w:rPr>
+    </w:lvl>
+    <w:lvl w:ilvl="6">
+      <w:start w:val="1"/>
+      <w:numFmt w:val="decimal"/>
+      <w:lvlText w:val="%7."/>
+      <w:lvlJc w:val="left"/>
+      <w:pPr>
+        <w:tabs>
+          <w:tab w:val="num" w:pos="2880"/>
+        </w:tabs>
+        <w:ind w:left="2880" w:hanging="360"/>
+      </w:pPr>
+      <w:rPr>
+        <w:rFonts w:ascii="Calibri" w:hAnsi="Calibri" w:cs="Symbol"/>
+      </w:rPr>
+    </w:lvl>
+    <w:lvl w:ilvl="7">
+      <w:start w:val="1"/>
+      <w:numFmt w:val="decimal"/>
+      <w:lvlText w:val="%8."/>
+      <w:lvlJc w:val="left"/>
+      <w:pPr>
+        <w:tabs>
+          <w:tab w:val="num" w:pos="3240"/>
+        </w:tabs>
+        <w:ind w:left="3240" w:hanging="360"/>
+      </w:pPr>
+      <w:rPr>
+        <w:rFonts w:ascii="Calibri" w:hAnsi="Calibri" w:cs="OpenSymbol"/>
+      </w:rPr>
+    </w:lvl>
+    <w:lvl w:ilvl="8">
+      <w:start w:val="1"/>
+      <w:numFmt w:val="decimal"/>
+      <w:lvlText w:val="%9."/>
+      <w:lvlJc w:val="left"/>
+      <w:pPr>
+        <w:tabs>
+          <w:tab w:val="num" w:pos="3600"/>
+        </w:tabs>
+        <w:ind w:left="3600" w:hanging="360"/>
+      </w:pPr>
+      <w:rPr>
+        <w:rFonts w:ascii="Calibri" w:hAnsi="Calibri" w:cs="OpenSymbol"/>
       </w:rPr>
     </w:lvl>
   </w:abstractNum>
@@ -3947,6 +4166,561 @@
   </w:num>
   <w:num w:numId="8">
     <w:abstractNumId w:val="8"/>
+  </w:num>
+  <w:num w:numId="9">
+    <w:abstractNumId w:val="9"/>
+  </w:num>
+  <w:num w:numId="10">
+    <w:abstractNumId w:val="10"/>
+  </w:num>
+  <w:num w:numId="11">
+    <w:abstractNumId w:val="11"/>
+  </w:num>
+  <w:num w:numId="12">
+    <w:abstractNumId w:val="12"/>
+  </w:num>
+  <w:num w:numId="13">
+    <w:abstractNumId w:val="9"/>
+    <w:lvlOverride w:ilvl="0">
+      <w:lvl w:ilvl="0">
+        <w:start w:val="1"/>
+        <w:numFmt w:val="bullet"/>
+        <w:lvlText w:val=""/>
+        <w:lvlJc w:val="left"/>
+        <w:pPr>
+          <w:tabs>
+            <w:tab w:val="num" w:pos="720"/>
+          </w:tabs>
+          <w:ind w:left="720" w:hanging="283"/>
+        </w:pPr>
+        <w:rPr>
+          <w:rFonts w:ascii="Symbol" w:hAnsi="Symbol" w:cs="Symbol" w:hint="default"/>
+        </w:rPr>
+      </w:lvl>
+      <w:startOverride w:val="1"/>
+    </w:lvlOverride>
+    <w:lvlOverride w:ilvl="0">
+      <w:startOverride w:val="1"/>
+    </w:lvlOverride>
+    <w:lvlOverride w:ilvl="1">
+      <w:lvl w:ilvl="1">
+        <w:start w:val="1"/>
+        <w:numFmt w:val="decimal"/>
+        <w:lvlText w:val="%2."/>
+        <w:lvlJc w:val="left"/>
+        <w:pPr>
+          <w:tabs>
+            <w:tab w:val="num" w:pos="1080"/>
+          </w:tabs>
+          <w:ind w:left="1080" w:hanging="360"/>
+        </w:pPr>
+        <w:rPr>
+          <w:rFonts w:ascii="Calibri" w:hAnsi="Calibri" w:cs="OpenSymbol"/>
+        </w:rPr>
+      </w:lvl>
+    </w:lvlOverride>
+    <w:lvlOverride w:ilvl="1">
+      <w:startOverride w:val="1"/>
+    </w:lvlOverride>
+    <w:lvlOverride w:ilvl="2">
+      <w:lvl w:ilvl="2">
+        <w:start w:val="1"/>
+        <w:numFmt w:val="decimal"/>
+        <w:lvlText w:val="%3."/>
+        <w:lvlJc w:val="left"/>
+        <w:pPr>
+          <w:tabs>
+            <w:tab w:val="num" w:pos="1440"/>
+          </w:tabs>
+          <w:ind w:left="1440" w:hanging="360"/>
+        </w:pPr>
+        <w:rPr>
+          <w:rFonts w:ascii="Calibri" w:hAnsi="Calibri" w:cs="OpenSymbol"/>
+        </w:rPr>
+      </w:lvl>
+    </w:lvlOverride>
+    <w:lvlOverride w:ilvl="2">
+      <w:startOverride w:val="1"/>
+    </w:lvlOverride>
+    <w:lvlOverride w:ilvl="3">
+      <w:lvl w:ilvl="3">
+        <w:start w:val="1"/>
+        <w:numFmt w:val="decimal"/>
+        <w:lvlText w:val="%4."/>
+        <w:lvlJc w:val="left"/>
+        <w:pPr>
+          <w:tabs>
+            <w:tab w:val="num" w:pos="1800"/>
+          </w:tabs>
+          <w:ind w:left="1800" w:hanging="360"/>
+        </w:pPr>
+        <w:rPr>
+          <w:rFonts w:ascii="Calibri" w:hAnsi="Calibri" w:cs="Symbol"/>
+        </w:rPr>
+      </w:lvl>
+    </w:lvlOverride>
+    <w:lvlOverride w:ilvl="3">
+      <w:startOverride w:val="1"/>
+    </w:lvlOverride>
+    <w:lvlOverride w:ilvl="4">
+      <w:lvl w:ilvl="4">
+        <w:start w:val="1"/>
+        <w:numFmt w:val="decimal"/>
+        <w:lvlText w:val="%5."/>
+        <w:lvlJc w:val="left"/>
+        <w:pPr>
+          <w:tabs>
+            <w:tab w:val="num" w:pos="2160"/>
+          </w:tabs>
+          <w:ind w:left="2160" w:hanging="360"/>
+        </w:pPr>
+        <w:rPr>
+          <w:rFonts w:ascii="Calibri" w:hAnsi="Calibri" w:cs="OpenSymbol"/>
+        </w:rPr>
+      </w:lvl>
+    </w:lvlOverride>
+    <w:lvlOverride w:ilvl="4">
+      <w:startOverride w:val="1"/>
+    </w:lvlOverride>
+    <w:lvlOverride w:ilvl="5">
+      <w:lvl w:ilvl="5">
+        <w:start w:val="1"/>
+        <w:numFmt w:val="decimal"/>
+        <w:lvlText w:val="%6."/>
+        <w:lvlJc w:val="left"/>
+        <w:pPr>
+          <w:tabs>
+            <w:tab w:val="num" w:pos="2520"/>
+          </w:tabs>
+          <w:ind w:left="2520" w:hanging="360"/>
+        </w:pPr>
+        <w:rPr>
+          <w:rFonts w:ascii="Calibri" w:hAnsi="Calibri" w:cs="OpenSymbol"/>
+        </w:rPr>
+      </w:lvl>
+    </w:lvlOverride>
+    <w:lvlOverride w:ilvl="5">
+      <w:startOverride w:val="1"/>
+    </w:lvlOverride>
+    <w:lvlOverride w:ilvl="6">
+      <w:lvl w:ilvl="6">
+        <w:start w:val="1"/>
+        <w:numFmt w:val="decimal"/>
+        <w:lvlText w:val="%7."/>
+        <w:lvlJc w:val="left"/>
+        <w:pPr>
+          <w:tabs>
+            <w:tab w:val="num" w:pos="2880"/>
+          </w:tabs>
+          <w:ind w:left="2880" w:hanging="360"/>
+        </w:pPr>
+        <w:rPr>
+          <w:rFonts w:ascii="Calibri" w:hAnsi="Calibri" w:cs="Symbol"/>
+        </w:rPr>
+      </w:lvl>
+    </w:lvlOverride>
+    <w:lvlOverride w:ilvl="6">
+      <w:startOverride w:val="1"/>
+    </w:lvlOverride>
+    <w:lvlOverride w:ilvl="7">
+      <w:lvl w:ilvl="7">
+        <w:start w:val="1"/>
+        <w:numFmt w:val="decimal"/>
+        <w:lvlText w:val="%8."/>
+        <w:lvlJc w:val="left"/>
+        <w:pPr>
+          <w:tabs>
+            <w:tab w:val="num" w:pos="3240"/>
+          </w:tabs>
+          <w:ind w:left="3240" w:hanging="360"/>
+        </w:pPr>
+        <w:rPr>
+          <w:rFonts w:ascii="Calibri" w:hAnsi="Calibri" w:cs="OpenSymbol"/>
+        </w:rPr>
+      </w:lvl>
+    </w:lvlOverride>
+    <w:lvlOverride w:ilvl="7">
+      <w:startOverride w:val="1"/>
+    </w:lvlOverride>
+    <w:lvlOverride w:ilvl="8">
+      <w:lvl w:ilvl="8">
+        <w:start w:val="1"/>
+        <w:numFmt w:val="decimal"/>
+        <w:lvlText w:val="%9."/>
+        <w:lvlJc w:val="left"/>
+        <w:pPr>
+          <w:tabs>
+            <w:tab w:val="num" w:pos="3600"/>
+          </w:tabs>
+          <w:ind w:left="3600" w:hanging="360"/>
+        </w:pPr>
+        <w:rPr>
+          <w:rFonts w:ascii="Calibri" w:hAnsi="Calibri" w:cs="OpenSymbol"/>
+        </w:rPr>
+      </w:lvl>
+    </w:lvlOverride>
+  </w:num>
+  <w:num w:numId="14">
+    <w:abstractNumId w:val="9"/>
+    <w:lvlOverride w:ilvl="0">
+      <w:lvl w:ilvl="0">
+        <w:start w:val="1"/>
+        <w:numFmt w:val="bullet"/>
+        <w:lvlText w:val=""/>
+        <w:lvlJc w:val="left"/>
+        <w:pPr>
+          <w:tabs>
+            <w:tab w:val="num" w:pos="720"/>
+          </w:tabs>
+          <w:ind w:left="720" w:hanging="283"/>
+        </w:pPr>
+        <w:rPr>
+          <w:rFonts w:ascii="Symbol" w:hAnsi="Symbol" w:cs="Symbol" w:hint="default"/>
+        </w:rPr>
+      </w:lvl>
+      <w:startOverride w:val="1"/>
+    </w:lvlOverride>
+    <w:lvlOverride w:ilvl="0">
+      <w:startOverride w:val="1"/>
+    </w:lvlOverride>
+    <w:lvlOverride w:ilvl="1">
+      <w:lvl w:ilvl="1">
+        <w:start w:val="1"/>
+        <w:numFmt w:val="decimal"/>
+        <w:lvlText w:val="%2."/>
+        <w:lvlJc w:val="left"/>
+        <w:pPr>
+          <w:tabs>
+            <w:tab w:val="num" w:pos="1080"/>
+          </w:tabs>
+          <w:ind w:left="1080" w:hanging="360"/>
+        </w:pPr>
+        <w:rPr>
+          <w:rFonts w:ascii="Calibri" w:hAnsi="Calibri" w:cs="OpenSymbol"/>
+        </w:rPr>
+      </w:lvl>
+    </w:lvlOverride>
+    <w:lvlOverride w:ilvl="1">
+      <w:startOverride w:val="1"/>
+    </w:lvlOverride>
+    <w:lvlOverride w:ilvl="2">
+      <w:lvl w:ilvl="2">
+        <w:start w:val="1"/>
+        <w:numFmt w:val="decimal"/>
+        <w:lvlText w:val="%3."/>
+        <w:lvlJc w:val="left"/>
+        <w:pPr>
+          <w:tabs>
+            <w:tab w:val="num" w:pos="1440"/>
+          </w:tabs>
+          <w:ind w:left="1440" w:hanging="360"/>
+        </w:pPr>
+        <w:rPr>
+          <w:rFonts w:ascii="Calibri" w:hAnsi="Calibri" w:cs="OpenSymbol"/>
+        </w:rPr>
+      </w:lvl>
+    </w:lvlOverride>
+    <w:lvlOverride w:ilvl="2">
+      <w:startOverride w:val="1"/>
+    </w:lvlOverride>
+    <w:lvlOverride w:ilvl="3">
+      <w:lvl w:ilvl="3">
+        <w:start w:val="1"/>
+        <w:numFmt w:val="decimal"/>
+        <w:lvlText w:val="%4."/>
+        <w:lvlJc w:val="left"/>
+        <w:pPr>
+          <w:tabs>
+            <w:tab w:val="num" w:pos="1800"/>
+          </w:tabs>
+          <w:ind w:left="1800" w:hanging="360"/>
+        </w:pPr>
+        <w:rPr>
+          <w:rFonts w:ascii="Calibri" w:hAnsi="Calibri" w:cs="Symbol"/>
+        </w:rPr>
+      </w:lvl>
+    </w:lvlOverride>
+    <w:lvlOverride w:ilvl="3">
+      <w:startOverride w:val="1"/>
+    </w:lvlOverride>
+    <w:lvlOverride w:ilvl="4">
+      <w:lvl w:ilvl="4">
+        <w:start w:val="1"/>
+        <w:numFmt w:val="decimal"/>
+        <w:lvlText w:val="%5."/>
+        <w:lvlJc w:val="left"/>
+        <w:pPr>
+          <w:tabs>
+            <w:tab w:val="num" w:pos="2160"/>
+          </w:tabs>
+          <w:ind w:left="2160" w:hanging="360"/>
+        </w:pPr>
+        <w:rPr>
+          <w:rFonts w:ascii="Calibri" w:hAnsi="Calibri" w:cs="OpenSymbol"/>
+        </w:rPr>
+      </w:lvl>
+    </w:lvlOverride>
+    <w:lvlOverride w:ilvl="4">
+      <w:startOverride w:val="1"/>
+    </w:lvlOverride>
+    <w:lvlOverride w:ilvl="5">
+      <w:lvl w:ilvl="5">
+        <w:start w:val="1"/>
+        <w:numFmt w:val="decimal"/>
+        <w:lvlText w:val="%6."/>
+        <w:lvlJc w:val="left"/>
+        <w:pPr>
+          <w:tabs>
+            <w:tab w:val="num" w:pos="2520"/>
+          </w:tabs>
+          <w:ind w:left="2520" w:hanging="360"/>
+        </w:pPr>
+        <w:rPr>
+          <w:rFonts w:ascii="Calibri" w:hAnsi="Calibri" w:cs="OpenSymbol"/>
+        </w:rPr>
+      </w:lvl>
+    </w:lvlOverride>
+    <w:lvlOverride w:ilvl="5">
+      <w:startOverride w:val="1"/>
+    </w:lvlOverride>
+    <w:lvlOverride w:ilvl="6">
+      <w:lvl w:ilvl="6">
+        <w:start w:val="1"/>
+        <w:numFmt w:val="decimal"/>
+        <w:lvlText w:val="%7."/>
+        <w:lvlJc w:val="left"/>
+        <w:pPr>
+          <w:tabs>
+            <w:tab w:val="num" w:pos="2880"/>
+          </w:tabs>
+          <w:ind w:left="2880" w:hanging="360"/>
+        </w:pPr>
+        <w:rPr>
+          <w:rFonts w:ascii="Calibri" w:hAnsi="Calibri" w:cs="Symbol"/>
+        </w:rPr>
+      </w:lvl>
+    </w:lvlOverride>
+    <w:lvlOverride w:ilvl="6">
+      <w:startOverride w:val="1"/>
+    </w:lvlOverride>
+    <w:lvlOverride w:ilvl="7">
+      <w:lvl w:ilvl="7">
+        <w:start w:val="1"/>
+        <w:numFmt w:val="decimal"/>
+        <w:lvlText w:val="%8."/>
+        <w:lvlJc w:val="left"/>
+        <w:pPr>
+          <w:tabs>
+            <w:tab w:val="num" w:pos="3240"/>
+          </w:tabs>
+          <w:ind w:left="3240" w:hanging="360"/>
+        </w:pPr>
+        <w:rPr>
+          <w:rFonts w:ascii="Calibri" w:hAnsi="Calibri" w:cs="OpenSymbol"/>
+        </w:rPr>
+      </w:lvl>
+    </w:lvlOverride>
+    <w:lvlOverride w:ilvl="7">
+      <w:startOverride w:val="1"/>
+    </w:lvlOverride>
+    <w:lvlOverride w:ilvl="8">
+      <w:lvl w:ilvl="8">
+        <w:start w:val="1"/>
+        <w:numFmt w:val="decimal"/>
+        <w:lvlText w:val="%9."/>
+        <w:lvlJc w:val="left"/>
+        <w:pPr>
+          <w:tabs>
+            <w:tab w:val="num" w:pos="3600"/>
+          </w:tabs>
+          <w:ind w:left="3600" w:hanging="360"/>
+        </w:pPr>
+        <w:rPr>
+          <w:rFonts w:ascii="Calibri" w:hAnsi="Calibri" w:cs="OpenSymbol"/>
+        </w:rPr>
+      </w:lvl>
+    </w:lvlOverride>
+  </w:num>
+  <w:num w:numId="15">
+    <w:abstractNumId w:val="9"/>
+    <w:lvlOverride w:ilvl="0">
+      <w:lvl w:ilvl="0">
+        <w:start w:val="1"/>
+        <w:numFmt w:val="bullet"/>
+        <w:lvlText w:val=""/>
+        <w:lvlJc w:val="left"/>
+        <w:pPr>
+          <w:tabs>
+            <w:tab w:val="num" w:pos="720"/>
+          </w:tabs>
+          <w:ind w:left="720" w:hanging="283"/>
+        </w:pPr>
+        <w:rPr>
+          <w:rFonts w:ascii="Symbol" w:hAnsi="Symbol" w:cs="Symbol" w:hint="default"/>
+        </w:rPr>
+      </w:lvl>
+      <w:startOverride w:val="1"/>
+    </w:lvlOverride>
+    <w:lvlOverride w:ilvl="0">
+      <w:startOverride w:val="1"/>
+    </w:lvlOverride>
+    <w:lvlOverride w:ilvl="1">
+      <w:lvl w:ilvl="1">
+        <w:start w:val="1"/>
+        <w:numFmt w:val="decimal"/>
+        <w:lvlText w:val="%2."/>
+        <w:lvlJc w:val="left"/>
+        <w:pPr>
+          <w:tabs>
+            <w:tab w:val="num" w:pos="1080"/>
+          </w:tabs>
+          <w:ind w:left="1080" w:hanging="360"/>
+        </w:pPr>
+        <w:rPr>
+          <w:rFonts w:ascii="Calibri" w:hAnsi="Calibri" w:cs="OpenSymbol"/>
+        </w:rPr>
+      </w:lvl>
+    </w:lvlOverride>
+    <w:lvlOverride w:ilvl="1">
+      <w:startOverride w:val="1"/>
+    </w:lvlOverride>
+    <w:lvlOverride w:ilvl="2">
+      <w:lvl w:ilvl="2">
+        <w:start w:val="1"/>
+        <w:numFmt w:val="decimal"/>
+        <w:lvlText w:val="%3."/>
+        <w:lvlJc w:val="left"/>
+        <w:pPr>
+          <w:tabs>
+            <w:tab w:val="num" w:pos="1440"/>
+          </w:tabs>
+          <w:ind w:left="1440" w:hanging="360"/>
+        </w:pPr>
+        <w:rPr>
+          <w:rFonts w:ascii="Calibri" w:hAnsi="Calibri" w:cs="OpenSymbol"/>
+        </w:rPr>
+      </w:lvl>
+    </w:lvlOverride>
+    <w:lvlOverride w:ilvl="2">
+      <w:startOverride w:val="1"/>
+    </w:lvlOverride>
+    <w:lvlOverride w:ilvl="3">
+      <w:lvl w:ilvl="3">
+        <w:start w:val="1"/>
+        <w:numFmt w:val="decimal"/>
+        <w:lvlText w:val="%4."/>
+        <w:lvlJc w:val="left"/>
+        <w:pPr>
+          <w:tabs>
+            <w:tab w:val="num" w:pos="1800"/>
+          </w:tabs>
+          <w:ind w:left="1800" w:hanging="360"/>
+        </w:pPr>
+        <w:rPr>
+          <w:rFonts w:ascii="Calibri" w:hAnsi="Calibri" w:cs="Symbol"/>
+        </w:rPr>
+      </w:lvl>
+    </w:lvlOverride>
+    <w:lvlOverride w:ilvl="3">
+      <w:startOverride w:val="1"/>
+    </w:lvlOverride>
+    <w:lvlOverride w:ilvl="4">
+      <w:lvl w:ilvl="4">
+        <w:start w:val="1"/>
+        <w:numFmt w:val="decimal"/>
+        <w:lvlText w:val="%5."/>
+        <w:lvlJc w:val="left"/>
+        <w:pPr>
+          <w:tabs>
+            <w:tab w:val="num" w:pos="2160"/>
+          </w:tabs>
+          <w:ind w:left="2160" w:hanging="360"/>
+        </w:pPr>
+        <w:rPr>
+          <w:rFonts w:ascii="Calibri" w:hAnsi="Calibri" w:cs="OpenSymbol"/>
+        </w:rPr>
+      </w:lvl>
+    </w:lvlOverride>
+    <w:lvlOverride w:ilvl="4">
+      <w:startOverride w:val="1"/>
+    </w:lvlOverride>
+    <w:lvlOverride w:ilvl="5">
+      <w:lvl w:ilvl="5">
+        <w:start w:val="1"/>
+        <w:numFmt w:val="decimal"/>
+        <w:lvlText w:val="%6."/>
+        <w:lvlJc w:val="left"/>
+        <w:pPr>
+          <w:tabs>
+            <w:tab w:val="num" w:pos="2520"/>
+          </w:tabs>
+          <w:ind w:left="2520" w:hanging="360"/>
+        </w:pPr>
+        <w:rPr>
+          <w:rFonts w:ascii="Calibri" w:hAnsi="Calibri" w:cs="OpenSymbol"/>
+        </w:rPr>
+      </w:lvl>
+    </w:lvlOverride>
+    <w:lvlOverride w:ilvl="5">
+      <w:startOverride w:val="1"/>
+    </w:lvlOverride>
+    <w:lvlOverride w:ilvl="6">
+      <w:lvl w:ilvl="6">
+        <w:start w:val="1"/>
+        <w:numFmt w:val="decimal"/>
+        <w:lvlText w:val="%7."/>
+        <w:lvlJc w:val="left"/>
+        <w:pPr>
+          <w:tabs>
+            <w:tab w:val="num" w:pos="2880"/>
+          </w:tabs>
+          <w:ind w:left="2880" w:hanging="360"/>
+        </w:pPr>
+        <w:rPr>
+          <w:rFonts w:ascii="Calibri" w:hAnsi="Calibri" w:cs="Symbol"/>
+        </w:rPr>
+      </w:lvl>
+    </w:lvlOverride>
+    <w:lvlOverride w:ilvl="6">
+      <w:startOverride w:val="1"/>
+    </w:lvlOverride>
+    <w:lvlOverride w:ilvl="7">
+      <w:lvl w:ilvl="7">
+        <w:start w:val="1"/>
+        <w:numFmt w:val="decimal"/>
+        <w:lvlText w:val="%8."/>
+        <w:lvlJc w:val="left"/>
+        <w:pPr>
+          <w:tabs>
+            <w:tab w:val="num" w:pos="3240"/>
+          </w:tabs>
+          <w:ind w:left="3240" w:hanging="360"/>
+        </w:pPr>
+        <w:rPr>
+          <w:rFonts w:ascii="Calibri" w:hAnsi="Calibri" w:cs="OpenSymbol"/>
+        </w:rPr>
+      </w:lvl>
+    </w:lvlOverride>
+    <w:lvlOverride w:ilvl="7">
+      <w:startOverride w:val="1"/>
+    </w:lvlOverride>
+    <w:lvlOverride w:ilvl="8">
+      <w:lvl w:ilvl="8">
+        <w:start w:val="1"/>
+        <w:numFmt w:val="decimal"/>
+        <w:lvlText w:val="%9."/>
+        <w:lvlJc w:val="left"/>
+        <w:pPr>
+          <w:tabs>
+            <w:tab w:val="num" w:pos="3600"/>
+          </w:tabs>
+          <w:ind w:left="3600" w:hanging="360"/>
+        </w:pPr>
+        <w:rPr>
+          <w:rFonts w:ascii="Calibri" w:hAnsi="Calibri" w:cs="OpenSymbol"/>
+        </w:rPr>
+      </w:lvl>
+    </w:lvlOverride>
   </w:num>
 </w:numbering>
 </file>
@@ -4223,6 +4997,7 @@
     <w:qFormat/>
     <w:pPr>
       <w:widowControl w:val="false"/>
+      <w:suppressAutoHyphens w:val="true"/>
       <w:bidi w:val="0"/>
       <w:spacing w:before="0" w:after="80"/>
       <w:jc w:val="both"/>
@@ -4308,8 +5083,8 @@
       <w:lang w:eastAsia="en-US"/>
     </w:rPr>
   </w:style>
-  <w:style w:type="character" w:styleId="Bullets">
-    <w:name w:val="Bullets"/>
+  <w:style w:type="character" w:styleId="Bulletsuser">
+    <w:name w:val="Bullets (user)"/>
     <w:qFormat/>
     <w:rPr>
       <w:rFonts w:ascii="OpenSymbol" w:hAnsi="OpenSymbol" w:eastAsia="OpenSymbol" w:cs="OpenSymbol"/>
@@ -4326,6 +5101,20 @@
     <w:rPr>
       <w:b/>
       <w:bCs/>
+    </w:rPr>
+  </w:style>
+  <w:style w:type="character" w:styleId="Bullets">
+    <w:name w:val="Bullets"/>
+    <w:qFormat/>
+    <w:rPr>
+      <w:rFonts w:ascii="OpenSymbol" w:hAnsi="OpenSymbol" w:eastAsia="OpenSymbol" w:cs="OpenSymbol"/>
+    </w:rPr>
+  </w:style>
+  <w:style w:type="character" w:styleId="Hyperlink">
+    <w:name w:val="Hyperlink"/>
+    <w:rPr>
+      <w:color w:val="000080"/>
+      <w:u w:val="single"/>
     </w:rPr>
   </w:style>
   <w:style w:type="paragraph" w:styleId="Heading">
@@ -4432,10 +5221,39 @@
     <w:qFormat/>
     <w:pPr>
       <w:spacing w:before="0" w:after="80"/>
-      <w:ind w:start="720"/>
+      <w:ind w:left="720"/>
       <w:contextualSpacing/>
     </w:pPr>
     <w:rPr/>
+  </w:style>
+  <w:style w:type="paragraph" w:styleId="vodnsnmekLTUntertitel">
+    <w:name w:val="Úvodní snímek~LT~Untertitel"/>
+    <w:qFormat/>
+    <w:pPr>
+      <w:widowControl/>
+      <w:suppressAutoHyphens w:val="true"/>
+      <w:bidi w:val="0"/>
+      <w:spacing w:before="0" w:after="0"/>
+      <w:jc w:val="center"/>
+    </w:pPr>
+    <w:rPr>
+      <w:rFonts w:ascii="Noto Sans Devanagari" w:hAnsi="Noto Sans Devanagari" w:eastAsia="Noto Sans" w:cs="Calibri"/>
+      <w:b w:val="false"/>
+      <w:i w:val="false"/>
+      <w:caps w:val="false"/>
+      <w:smallCaps w:val="false"/>
+      <w:strike w:val="false"/>
+      <w:dstrike w:val="false"/>
+      <w:outline w:val="false"/>
+      <w:shadow w:val="false"/>
+      <w:color w:val="auto"/>
+      <w:kern w:val="2"/>
+      <w:sz w:val="64"/>
+      <w:szCs w:val="24"/>
+      <w:u w:val="none"/>
+      <w:em w:val="none"/>
+      <w:lang w:val="en-US" w:eastAsia="zh-CN" w:bidi="hi-IN"/>
+    </w:rPr>
   </w:style>
   <w:style w:type="table" w:default="1" w:styleId="6">
     <w:name w:val="Normal Table"/>

--- a/TAM-doc-VQueue.docx
+++ b/TAM-doc-VQueue.docx
@@ -1544,7 +1544,19 @@
         <w:rPr>
           <w:lang w:val="en-US"/>
         </w:rPr>
-        <w:t>Lucas : developing concept, Improved UI, Fixed navigation bugs, Fixed duplicate Instance Bug. presentation and docs</w:t>
+        <w:t xml:space="preserve">Lucas : developing concept, Improved UI, Fixed navigation bugs </w:t>
+      </w:r>
+      <w:r>
+        <w:rPr>
+          <w:lang w:val="en-US"/>
+        </w:rPr>
+        <w:t>and errors</w:t>
+      </w:r>
+      <w:r>
+        <w:rPr>
+          <w:lang w:val="en-US"/>
+        </w:rPr>
+        <w:t>, Fixed duplicate Instance Bug. presentation and docs</w:t>
       </w:r>
     </w:p>
     <w:p>
@@ -1576,7 +1588,25 @@
         <w:rPr>
           <w:lang w:val="en-US"/>
         </w:rPr>
-        <w:t>Krystof :  developing concept, presentation and docs, Executed project setup</w:t>
+        <w:t>Krystof :  developing concept, presentation and docs</w:t>
+      </w:r>
+      <w:r>
+        <w:rPr>
+          <w:lang w:val="en-US"/>
+        </w:rPr>
+        <w:t>,</w:t>
+      </w:r>
+      <w:r>
+        <w:rPr>
+          <w:lang w:val="en-US"/>
+        </w:rPr>
+        <w:t xml:space="preserve">Executed project setup, </w:t>
+      </w:r>
+      <w:r>
+        <w:rPr>
+          <w:lang w:val="en-US"/>
+        </w:rPr>
+        <w:t>Bug fixs</w:t>
       </w:r>
     </w:p>
     <w:p>
@@ -1590,7 +1620,43 @@
         <w:rPr>
           <w:lang w:val="en-US"/>
         </w:rPr>
-        <w:t>Kaung:  developing concept, Did some work to add support for the dark mode. Participated in Physical device testings</w:t>
+        <w:t xml:space="preserve">Kaung:  developing concept, </w:t>
+      </w:r>
+      <w:r>
+        <w:rPr>
+          <w:lang w:val="en-US"/>
+        </w:rPr>
+        <w:t xml:space="preserve">Participate in UI(some work for </w:t>
+      </w:r>
+      <w:r>
+        <w:rPr>
+          <w:lang w:val="en-US"/>
+        </w:rPr>
+        <w:t>dark mode</w:t>
+      </w:r>
+      <w:r>
+        <w:rPr>
+          <w:lang w:val="en-US"/>
+        </w:rPr>
+        <w:t>)</w:t>
+      </w:r>
+      <w:r>
+        <w:rPr>
+          <w:lang w:val="en-US"/>
+        </w:rPr>
+        <w:t>.</w:t>
+      </w:r>
+      <w:r>
+        <w:rPr>
+          <w:lang w:val="en-US"/>
+        </w:rPr>
+        <w:t>Bugs fix,</w:t>
+      </w:r>
+      <w:r>
+        <w:rPr>
+          <w:lang w:val="en-US"/>
+        </w:rPr>
+        <w:t xml:space="preserve"> Physical device testings</w:t>
       </w:r>
     </w:p>
     <w:p>
@@ -1943,47 +2009,8 @@
           <w:color w:val="000000"/>
           <w:lang w:val="en-US"/>
         </w:rPr>
-        <w:t>Programming: 80%</w:t>
-      </w:r>
-      <w:r>
-        <w:rPr>
-          <w:color w:val="000000"/>
-          <w:lang w:val="en-US"/>
-        </w:rPr>
-        <w:t xml:space="preserve"> </w:t>
-      </w:r>
-    </w:p>
-    <w:p>
-      <w:pPr>
-        <w:pStyle w:val="Normal"/>
-        <w:bidi w:val="0"/>
-        <w:ind w:left="426"/>
-        <w:rPr>
-          <w:color w:val="000000"/>
-        </w:rPr>
-      </w:pPr>
-      <w:r>
-        <w:rPr>
-          <w:color w:val="000000"/>
-          <w:lang w:val="en-US"/>
-        </w:rPr>
-        <w:t xml:space="preserve">All code is native so </w:t>
-      </w:r>
-      <w:r>
-        <w:rPr>
-          <w:color w:val="000000"/>
-        </w:rPr>
-        <w:t>speed and stability are good even on slow devices. The BLE logic can be generalized to be used in similar applications.   Communications are Insecure. So we give 80%</w:t>
-      </w:r>
-    </w:p>
-    <w:p>
-      <w:pPr>
-        <w:pStyle w:val="Normal"/>
-        <w:bidi w:val="0"/>
-        <w:rPr>
-          <w:color w:val="000000"/>
-        </w:rPr>
-      </w:pPr>
+        <w:t xml:space="preserve">Programming: </w:t>
+      </w:r>
       <w:r>
         <w:rPr>
           <w:rFonts w:ascii="Calibri" w:hAnsi="Calibri"/>
@@ -1991,40 +2018,8 @@
           <w:color w:val="000000"/>
           <w:lang w:val="en-US"/>
         </w:rPr>
-        <w:t>Usability of the Created Solution: 80%</w:t>
-      </w:r>
-      <w:r>
-        <w:rPr>
-          <w:color w:val="000000"/>
-          <w:lang w:val="en-US"/>
-        </w:rPr>
-        <w:t xml:space="preserve"> </w:t>
-      </w:r>
-    </w:p>
-    <w:p>
-      <w:pPr>
-        <w:pStyle w:val="Normal"/>
-        <w:bidi w:val="0"/>
-        <w:ind w:left="426"/>
-        <w:rPr>
-          <w:color w:val="000000"/>
-        </w:rPr>
-      </w:pPr>
-      <w:r>
-        <w:rPr>
-          <w:color w:val="000000"/>
-        </w:rPr>
-        <w:t>zero internet &amp; hardware requirement and no signup for both parties unlike online solutions. the Material 2.0 aesthetics are beautiful(subjective), Application is tiny(1.5MB) whether users are willing to download an app for a queue, remains to be seen...</w:t>
-      </w:r>
-    </w:p>
-    <w:p>
-      <w:pPr>
-        <w:pStyle w:val="Normal"/>
-        <w:bidi w:val="0"/>
-        <w:rPr>
-          <w:color w:val="000000"/>
-        </w:rPr>
-      </w:pPr>
+        <w:t>75</w:t>
+      </w:r>
       <w:r>
         <w:rPr>
           <w:rFonts w:ascii="Calibri" w:hAnsi="Calibri"/>
@@ -2032,7 +2027,7 @@
           <w:color w:val="000000"/>
           <w:lang w:val="en-US"/>
         </w:rPr>
-        <w:t>Use of Resources: 85%</w:t>
+        <w:t>%</w:t>
       </w:r>
       <w:r>
         <w:rPr>
@@ -2054,8 +2049,27 @@
       <w:r>
         <w:rPr>
           <w:color w:val="000000"/>
-        </w:rPr>
-        <w:t>We spent some time reading android documentation as there are few if not no examples of similar applications. Particularly BLE. There are no external libraries in the project except ofcourse Material UI, Which we also consulted with its guides to properly implement it.</w:t>
+          <w:lang w:val="en-US"/>
+        </w:rPr>
+        <w:t xml:space="preserve">All code is native so </w:t>
+      </w:r>
+      <w:r>
+        <w:rPr>
+          <w:color w:val="000000"/>
+        </w:rPr>
+        <w:t xml:space="preserve">speed and stability are good even on slow devices. The BLE logic can be generalized to be used in similar applications.   Communications are Insecure. So we give </w:t>
+      </w:r>
+      <w:r>
+        <w:rPr>
+          <w:color w:val="000000"/>
+        </w:rPr>
+        <w:t>75</w:t>
+      </w:r>
+      <w:r>
+        <w:rPr>
+          <w:color w:val="000000"/>
+        </w:rPr>
+        <w:t>%</w:t>
       </w:r>
     </w:p>
     <w:p>
@@ -2073,7 +2087,7 @@
           <w:color w:val="000000"/>
           <w:lang w:val="en-US"/>
         </w:rPr>
-        <w:t>Time Management: 70%</w:t>
+        <w:t>Usability of the Created Solution: 80%</w:t>
       </w:r>
       <w:r>
         <w:rPr>
@@ -2096,7 +2110,7 @@
         <w:rPr>
           <w:color w:val="000000"/>
         </w:rPr>
-        <w:t xml:space="preserve">Average. Project was completed not too fast to do any extra features or not too slow to have missing parts. Some rigorous tests on BLE across many kinds of devices would have been good for reliablilty. -30 for this. 70% </w:t>
+        <w:t>zero internet &amp; hardware requirement and no signup for both parties unlike online solutions. the Material 2.0 aesthetics are beautiful(subjective), Application is tiny(1.5MB) whether users are willing to download an app for a queue, remains to be seen...</w:t>
       </w:r>
     </w:p>
     <w:p>
@@ -2114,8 +2128,40 @@
           <w:color w:val="000000"/>
           <w:lang w:val="en-US"/>
         </w:rPr>
-        <w:t xml:space="preserve">Team Cooperation: </w:t>
-      </w:r>
+        <w:t>Use of Resources: 85%</w:t>
+      </w:r>
+      <w:r>
+        <w:rPr>
+          <w:color w:val="000000"/>
+          <w:lang w:val="en-US"/>
+        </w:rPr>
+        <w:t xml:space="preserve"> </w:t>
+      </w:r>
+    </w:p>
+    <w:p>
+      <w:pPr>
+        <w:pStyle w:val="Normal"/>
+        <w:bidi w:val="0"/>
+        <w:ind w:left="426"/>
+        <w:rPr>
+          <w:color w:val="000000"/>
+        </w:rPr>
+      </w:pPr>
+      <w:r>
+        <w:rPr>
+          <w:color w:val="000000"/>
+        </w:rPr>
+        <w:t>We spent some time reading android documentation as there are few if not no examples of similar applications. Particularly BLE. There are no external libraries in the project except ofcourse Material UI, Which we also consulted with its guides to properly implement it.</w:t>
+      </w:r>
+    </w:p>
+    <w:p>
+      <w:pPr>
+        <w:pStyle w:val="Normal"/>
+        <w:bidi w:val="0"/>
+        <w:rPr>
+          <w:color w:val="000000"/>
+        </w:rPr>
+      </w:pPr>
       <w:r>
         <w:rPr>
           <w:rFonts w:ascii="Calibri" w:hAnsi="Calibri"/>
@@ -2123,8 +2169,40 @@
           <w:color w:val="000000"/>
           <w:lang w:val="en-US"/>
         </w:rPr>
-        <w:t>50</w:t>
-      </w:r>
+        <w:t>Time Management: 70%</w:t>
+      </w:r>
+      <w:r>
+        <w:rPr>
+          <w:color w:val="000000"/>
+          <w:lang w:val="en-US"/>
+        </w:rPr>
+        <w:t xml:space="preserve"> </w:t>
+      </w:r>
+    </w:p>
+    <w:p>
+      <w:pPr>
+        <w:pStyle w:val="Normal"/>
+        <w:bidi w:val="0"/>
+        <w:ind w:left="426"/>
+        <w:rPr>
+          <w:color w:val="000000"/>
+        </w:rPr>
+      </w:pPr>
+      <w:r>
+        <w:rPr>
+          <w:color w:val="000000"/>
+        </w:rPr>
+        <w:t xml:space="preserve">Average. Project was completed not too fast to do any extra features or not too slow to have missing parts. Some rigorous tests on BLE across many kinds of devices would have been good for reliablilty. -30 for this. 70% </w:t>
+      </w:r>
+    </w:p>
+    <w:p>
+      <w:pPr>
+        <w:pStyle w:val="Normal"/>
+        <w:bidi w:val="0"/>
+        <w:rPr>
+          <w:color w:val="000000"/>
+        </w:rPr>
+      </w:pPr>
       <w:r>
         <w:rPr>
           <w:rFonts w:ascii="Calibri" w:hAnsi="Calibri"/>
@@ -2132,48 +2210,8 @@
           <w:color w:val="000000"/>
           <w:lang w:val="en-US"/>
         </w:rPr>
-        <w:t>%</w:t>
-      </w:r>
-      <w:r>
-        <w:rPr>
-          <w:color w:val="000000"/>
-          <w:lang w:val="en-US"/>
-        </w:rPr>
-        <w:t xml:space="preserve"> </w:t>
-      </w:r>
-    </w:p>
-    <w:p>
-      <w:pPr>
-        <w:pStyle w:val="Normal"/>
-        <w:bidi w:val="0"/>
-        <w:ind w:left="426"/>
-        <w:rPr>
-          <w:color w:val="000000"/>
-        </w:rPr>
-      </w:pPr>
-      <w:r>
-        <w:rPr>
-          <w:color w:val="000000"/>
-          <w:lang w:val="en-US"/>
-        </w:rPr>
-        <w:t xml:space="preserve">Not good. We used Git/Gitlab to collaborate and sync. </w:t>
-      </w:r>
-      <w:r>
-        <w:rPr>
-          <w:color w:val="000000"/>
-          <w:lang w:val="en-US"/>
-        </w:rPr>
-        <w:t>There were also a few meetings in person and online.</w:t>
-      </w:r>
-    </w:p>
-    <w:p>
-      <w:pPr>
-        <w:pStyle w:val="Normal"/>
-        <w:bidi w:val="0"/>
-        <w:rPr>
-          <w:color w:val="000000"/>
-        </w:rPr>
-      </w:pPr>
+        <w:t>Team Cooperation: 5</w:t>
+      </w:r>
       <w:r>
         <w:rPr>
           <w:rFonts w:ascii="Calibri" w:hAnsi="Calibri"/>
@@ -2181,6 +2219,71 @@
           <w:color w:val="000000"/>
           <w:lang w:val="en-US"/>
         </w:rPr>
+        <w:t>0</w:t>
+      </w:r>
+      <w:r>
+        <w:rPr>
+          <w:rFonts w:ascii="Calibri" w:hAnsi="Calibri"/>
+          <w:b/>
+          <w:color w:val="000000"/>
+          <w:lang w:val="en-US"/>
+        </w:rPr>
+        <w:t>%</w:t>
+      </w:r>
+      <w:r>
+        <w:rPr>
+          <w:color w:val="000000"/>
+          <w:lang w:val="en-US"/>
+        </w:rPr>
+        <w:t xml:space="preserve"> </w:t>
+      </w:r>
+    </w:p>
+    <w:p>
+      <w:pPr>
+        <w:pStyle w:val="Normal"/>
+        <w:bidi w:val="0"/>
+        <w:ind w:left="426"/>
+        <w:rPr>
+          <w:color w:val="000000"/>
+        </w:rPr>
+      </w:pPr>
+      <w:r>
+        <w:rPr>
+          <w:color w:val="000000"/>
+          <w:lang w:val="en-US"/>
+        </w:rPr>
+        <w:t xml:space="preserve">Not </w:t>
+      </w:r>
+      <w:r>
+        <w:rPr>
+          <w:color w:val="000000"/>
+          <w:lang w:val="en-US"/>
+        </w:rPr>
+        <w:t>great</w:t>
+      </w:r>
+      <w:r>
+        <w:rPr>
+          <w:color w:val="000000"/>
+          <w:lang w:val="en-US"/>
+        </w:rPr>
+        <w:t>. We used Git/Gitlab to collaborate and sync. There were also a few meetings in person and online.</w:t>
+      </w:r>
+    </w:p>
+    <w:p>
+      <w:pPr>
+        <w:pStyle w:val="Normal"/>
+        <w:bidi w:val="0"/>
+        <w:rPr>
+          <w:color w:val="000000"/>
+        </w:rPr>
+      </w:pPr>
+      <w:r>
+        <w:rPr>
+          <w:rFonts w:ascii="Calibri" w:hAnsi="Calibri"/>
+          <w:b/>
+          <w:color w:val="000000"/>
+          <w:lang w:val="en-US"/>
+        </w:rPr>
         <w:t>Chances of Publishing the App: 95%</w:t>
       </w:r>
     </w:p>
@@ -2213,19 +2316,7 @@
         <w:rPr>
           <w:color w:val="000000"/>
         </w:rPr>
-        <w:t>To verify</w:t>
-      </w:r>
-      <w:r>
-        <w:rPr>
-          <w:color w:val="000000"/>
-        </w:rPr>
-        <w:t xml:space="preserve">: published for testers </w:t>
-      </w:r>
-      <w:r>
-        <w:rPr>
-          <w:color w:val="000000"/>
-        </w:rPr>
-        <w:t xml:space="preserve">here </w:t>
+        <w:t xml:space="preserve">To verify: published for testers here </w:t>
       </w:r>
       <w:hyperlink r:id="rId5">
         <w:r>
@@ -2242,15 +2333,7 @@
           <w:color w:val="000000"/>
           <w:u w:val="none"/>
         </w:rPr>
-        <w:t xml:space="preserve"> </w:t>
-      </w:r>
-      <w:r>
-        <w:rPr>
-          <w:rStyle w:val="Hyperlink"/>
-          <w:color w:val="000000"/>
-          <w:u w:val="none"/>
-        </w:rPr>
-        <w:t xml:space="preserve">then </w:t>
+        <w:t xml:space="preserve"> then </w:t>
       </w:r>
       <w:hyperlink r:id="rId6">
         <w:r>
@@ -5083,8 +5166,8 @@
       <w:lang w:eastAsia="en-US"/>
     </w:rPr>
   </w:style>
-  <w:style w:type="character" w:styleId="Bulletsuser">
-    <w:name w:val="Bullets (user)"/>
+  <w:style w:type="character" w:styleId="Bullets">
+    <w:name w:val="Bullets"/>
     <w:qFormat/>
     <w:rPr>
       <w:rFonts w:ascii="OpenSymbol" w:hAnsi="OpenSymbol" w:eastAsia="OpenSymbol" w:cs="OpenSymbol"/>
@@ -5103,8 +5186,8 @@
       <w:bCs/>
     </w:rPr>
   </w:style>
-  <w:style w:type="character" w:styleId="Bullets">
-    <w:name w:val="Bullets"/>
+  <w:style w:type="character" w:styleId="Bulletsuser">
+    <w:name w:val="Bullets (user)"/>
     <w:qFormat/>
     <w:rPr>
       <w:rFonts w:ascii="OpenSymbol" w:hAnsi="OpenSymbol" w:eastAsia="OpenSymbol" w:cs="OpenSymbol"/>
